--- a/docs/self-checks/Phase_8.6_AI_Copilot_自检报告.docx
+++ b/docs/self-checks/Phase_8.6_AI_Copilot_自检报告.docx
@@ -13,12 +13,12 @@
     </w:p>
     <w:p>
       <w:r>
-        <w:t>生成日期: 2026-06-27 23:44 | 分支: agent/workbuddy/phase-7</w:t>
+        <w:t>生成日期: 2026-06-28 00:04 | 分支: agent/workbuddy/phase-7</w:t>
       </w:r>
     </w:p>
     <w:p>
       <w:r>
-        <w:t>Mock: 否。Provider 未配置 (no OPENAI_API_KEY), 系统诚实降级为 not_configured。</w:t>
+        <w:t>Mock: 否。Provider 未配置时诚实降级，不生成假 AI。</w:t>
       </w:r>
     </w:p>
     <w:p/>
@@ -92,7 +92,7 @@
               <w:rPr>
                 <w:sz w:val="18"/>
               </w:rPr>
-              <w:t>typecheck</w:t>
+              <w:t>pnpm typecheck</w:t>
             </w:r>
           </w:p>
         </w:tc>
@@ -121,7 +121,7 @@
               <w:rPr>
                 <w:sz w:val="18"/>
               </w:rPr>
-              <w:t>lint</w:t>
+              <w:t>pnpm lint</w:t>
             </w:r>
           </w:p>
         </w:tc>
@@ -150,7 +150,7 @@
               <w:rPr>
                 <w:sz w:val="18"/>
               </w:rPr>
-              <w:t>build</w:t>
+              <w:t>pnpm build</w:t>
             </w:r>
           </w:p>
         </w:tc>
@@ -179,7 +179,7 @@
               <w:rPr>
                 <w:sz w:val="18"/>
               </w:rPr>
-              <w:t>git</w:t>
+              <w:t>git status</w:t>
             </w:r>
           </w:p>
         </w:tc>
@@ -269,7 +269,7 @@
               <w:rPr>
                 <w:sz w:val="18"/>
               </w:rPr>
-              <w:t>AI Provider Adapter</w:t>
+              <w:t>Prisma Models (5)</w:t>
             </w:r>
           </w:p>
         </w:tc>
@@ -298,7 +298,7 @@
               <w:rPr>
                 <w:sz w:val="18"/>
               </w:rPr>
-              <w:t>AI Context Builder</w:t>
+              <w:t>AI Services (6)</w:t>
             </w:r>
           </w:p>
         </w:tc>
@@ -327,7 +327,7 @@
               <w:rPr>
                 <w:sz w:val="18"/>
               </w:rPr>
-              <w:t>AI Prompt Registry (5 templates)</w:t>
+              <w:t>API Routes (7)</w:t>
             </w:r>
           </w:p>
         </w:tc>
@@ -356,7 +356,7 @@
               <w:rPr>
                 <w:sz w:val="18"/>
               </w:rPr>
-              <w:t>AI Redaction Service</w:t>
+              <w:t>Prompt Templates (5)</w:t>
             </w:r>
           </w:p>
         </w:tc>
@@ -385,7 +385,7 @@
               <w:rPr>
                 <w:sz w:val="18"/>
               </w:rPr>
-              <w:t>AI Insight Service</w:t>
+              <w:t>UI Components (4)</w:t>
             </w:r>
           </w:p>
         </w:tc>
@@ -414,7 +414,7 @@
               <w:rPr>
                 <w:sz w:val="18"/>
               </w:rPr>
-              <w:t>AI Audit Service</w:t>
+              <w:t>Page Entries (6)</w:t>
             </w:r>
           </w:p>
         </w:tc>
@@ -443,7 +443,7 @@
               <w:rPr>
                 <w:sz w:val="18"/>
               </w:rPr>
-              <w:t>AI Copilot Panel (6 pages)</w:t>
+              <w:t>Provider Adapter</w:t>
             </w:r>
           </w:p>
         </w:tc>
@@ -472,7 +472,7 @@
               <w:rPr>
                 <w:sz w:val="18"/>
               </w:rPr>
-              <w:t>Human Review Controls</w:t>
+              <w:t>not_configured 降级</w:t>
             </w:r>
           </w:p>
         </w:tc>
@@ -501,7 +501,7 @@
               <w:rPr>
                 <w:sz w:val="18"/>
               </w:rPr>
-              <w:t>Prisma Models (5 new)</w:t>
+              <w:t>Context Builder (scope-aware)</w:t>
             </w:r>
           </w:p>
         </w:tc>
@@ -530,7 +530,7 @@
               <w:rPr>
                 <w:sz w:val="18"/>
               </w:rPr>
-              <w:t>API Routes (6 new)</w:t>
+              <w:t>Redaction Service</w:t>
             </w:r>
           </w:p>
         </w:tc>
@@ -559,7 +559,7 @@
               <w:rPr>
                 <w:sz w:val="18"/>
               </w:rPr>
-              <w:t>Provider not_configured 诚实降级</w:t>
+              <w:t>Human Review (接受/编辑/忽略)</w:t>
             </w:r>
           </w:p>
         </w:tc>
@@ -573,7 +573,7 @@
               <w:rPr>
                 <w:sz w:val="18"/>
               </w:rPr>
-              <w:t>YES</w:t>
+              <w:t>DONE</w:t>
             </w:r>
           </w:p>
         </w:tc>
@@ -588,7 +588,7 @@
               <w:rPr>
                 <w:sz w:val="18"/>
               </w:rPr>
-              <w:t>不存在假 AI</w:t>
+              <w:t>Audit Log</w:t>
             </w:r>
           </w:p>
         </w:tc>
@@ -601,7 +601,7 @@
               <w:rPr>
                 <w:sz w:val="18"/>
               </w:rPr>
-              <w:t>YES</w:t>
+              <w:t>DONE</w:t>
             </w:r>
           </w:p>
         </w:tc>
@@ -613,7 +613,7 @@
         <w:pStyle w:val="Heading1"/>
       </w:pPr>
       <w:r>
-        <w:t>三、API Evidence</w:t>
+        <w:t>三、API Evidence (13条)</w:t>
       </w:r>
     </w:p>
     <w:tbl>
@@ -624,18 +624,19 @@
         <w:tblLook w:firstColumn="1" w:firstRow="1" w:lastColumn="0" w:lastRow="0" w:noHBand="0" w:noVBand="1" w:val="04A0"/>
       </w:tblPr>
       <w:tblGrid>
-        <w:gridCol w:w="1234"/>
-        <w:gridCol w:w="1234"/>
-        <w:gridCol w:w="1234"/>
-        <w:gridCol w:w="1234"/>
-        <w:gridCol w:w="1234"/>
-        <w:gridCol w:w="1234"/>
-        <w:gridCol w:w="1234"/>
+        <w:gridCol w:w="1080"/>
+        <w:gridCol w:w="1080"/>
+        <w:gridCol w:w="1080"/>
+        <w:gridCol w:w="1080"/>
+        <w:gridCol w:w="1080"/>
+        <w:gridCol w:w="1080"/>
+        <w:gridCol w:w="1080"/>
+        <w:gridCol w:w="1080"/>
       </w:tblGrid>
       <w:tr>
         <w:tc>
           <w:tcPr>
-            <w:tcW w:type="dxa" w:w="1234"/>
+            <w:tcW w:type="dxa" w:w="1080"/>
             <w:shd w:val="clear" w:color="auto" w:fill="2B579A"/>
           </w:tcPr>
           <w:p>
@@ -654,7 +655,7 @@
         </w:tc>
         <w:tc>
           <w:tcPr>
-            <w:tcW w:type="dxa" w:w="1234"/>
+            <w:tcW w:type="dxa" w:w="1080"/>
             <w:shd w:val="clear" w:color="auto" w:fill="2B579A"/>
           </w:tcPr>
           <w:p>
@@ -673,7 +674,7 @@
         </w:tc>
         <w:tc>
           <w:tcPr>
-            <w:tcW w:type="dxa" w:w="1234"/>
+            <w:tcW w:type="dxa" w:w="1080"/>
             <w:shd w:val="clear" w:color="auto" w:fill="2B579A"/>
           </w:tcPr>
           <w:p>
@@ -692,7 +693,7 @@
         </w:tc>
         <w:tc>
           <w:tcPr>
-            <w:tcW w:type="dxa" w:w="1234"/>
+            <w:tcW w:type="dxa" w:w="1080"/>
             <w:shd w:val="clear" w:color="auto" w:fill="2B579A"/>
           </w:tcPr>
           <w:p>
@@ -711,7 +712,7 @@
         </w:tc>
         <w:tc>
           <w:tcPr>
-            <w:tcW w:type="dxa" w:w="1234"/>
+            <w:tcW w:type="dxa" w:w="1080"/>
             <w:shd w:val="clear" w:color="auto" w:fill="2B579A"/>
           </w:tcPr>
           <w:p>
@@ -730,7 +731,7 @@
         </w:tc>
         <w:tc>
           <w:tcPr>
-            <w:tcW w:type="dxa" w:w="1234"/>
+            <w:tcW w:type="dxa" w:w="1080"/>
             <w:shd w:val="clear" w:color="auto" w:fill="2B579A"/>
           </w:tcPr>
           <w:p>
@@ -743,13 +744,13 @@
                 <w:color w:val="FFFFFF"/>
                 <w:sz w:val="20"/>
               </w:rPr>
-              <w:t>Mock</w:t>
-            </w:r>
-          </w:p>
-        </w:tc>
-        <w:tc>
-          <w:tcPr>
-            <w:tcW w:type="dxa" w:w="1234"/>
+              <w:t>Scope</w:t>
+            </w:r>
+          </w:p>
+        </w:tc>
+        <w:tc>
+          <w:tcPr>
+            <w:tcW w:type="dxa" w:w="1080"/>
             <w:shd w:val="clear" w:color="auto" w:fill="2B579A"/>
           </w:tcPr>
           <w:p>
@@ -762,6 +763,25 @@
                 <w:color w:val="FFFFFF"/>
                 <w:sz w:val="20"/>
               </w:rPr>
+              <w:t>Mock</w:t>
+            </w:r>
+          </w:p>
+        </w:tc>
+        <w:tc>
+          <w:tcPr>
+            <w:tcW w:type="dxa" w:w="1080"/>
+            <w:shd w:val="clear" w:color="auto" w:fill="2B579A"/>
+          </w:tcPr>
+          <w:p>
+            <w:pPr>
+              <w:jc w:val="center"/>
+            </w:pPr>
+            <w:r>
+              <w:rPr>
+                <w:b/>
+                <w:color w:val="FFFFFF"/>
+                <w:sz w:val="20"/>
+              </w:rPr>
               <w:t>Verdict</w:t>
             </w:r>
           </w:p>
@@ -770,7 +790,7 @@
       <w:tr>
         <w:tc>
           <w:tcPr>
-            <w:tcW w:type="dxa" w:w="1234"/>
+            <w:tcW w:type="dxa" w:w="1080"/>
             <w:shd w:val="clear" w:color="auto" w:fill="F2F6FC"/>
           </w:tcPr>
           <w:p>
@@ -784,7 +804,7 @@
         </w:tc>
         <w:tc>
           <w:tcPr>
-            <w:tcW w:type="dxa" w:w="1234"/>
+            <w:tcW w:type="dxa" w:w="1080"/>
             <w:shd w:val="clear" w:color="auto" w:fill="F2F6FC"/>
           </w:tcPr>
           <w:p>
@@ -798,7 +818,7 @@
         </w:tc>
         <w:tc>
           <w:tcPr>
-            <w:tcW w:type="dxa" w:w="1234"/>
+            <w:tcW w:type="dxa" w:w="1080"/>
             <w:shd w:val="clear" w:color="auto" w:fill="F2F6FC"/>
           </w:tcPr>
           <w:p>
@@ -812,7 +832,7 @@
         </w:tc>
         <w:tc>
           <w:tcPr>
-            <w:tcW w:type="dxa" w:w="1234"/>
+            <w:tcW w:type="dxa" w:w="1080"/>
             <w:shd w:val="clear" w:color="auto" w:fill="F2F6FC"/>
           </w:tcPr>
           <w:p>
@@ -826,7 +846,7 @@
         </w:tc>
         <w:tc>
           <w:tcPr>
-            <w:tcW w:type="dxa" w:w="1234"/>
+            <w:tcW w:type="dxa" w:w="1080"/>
             <w:shd w:val="clear" w:color="auto" w:fill="F2F6FC"/>
           </w:tcPr>
           <w:p>
@@ -840,7 +860,7 @@
         </w:tc>
         <w:tc>
           <w:tcPr>
-            <w:tcW w:type="dxa" w:w="1234"/>
+            <w:tcW w:type="dxa" w:w="1080"/>
             <w:shd w:val="clear" w:color="auto" w:fill="F2F6FC"/>
           </w:tcPr>
           <w:p>
@@ -848,13 +868,27 @@
               <w:rPr>
                 <w:sz w:val="18"/>
               </w:rPr>
+              <w:t>ALL</w:t>
+            </w:r>
+          </w:p>
+        </w:tc>
+        <w:tc>
+          <w:tcPr>
+            <w:tcW w:type="dxa" w:w="1080"/>
+            <w:shd w:val="clear" w:color="auto" w:fill="F2F6FC"/>
+          </w:tcPr>
+          <w:p>
+            <w:r>
+              <w:rPr>
+                <w:sz w:val="18"/>
+              </w:rPr>
               <w:t>否</w:t>
             </w:r>
           </w:p>
         </w:tc>
         <w:tc>
           <w:tcPr>
-            <w:tcW w:type="dxa" w:w="1234"/>
+            <w:tcW w:type="dxa" w:w="1080"/>
             <w:shd w:val="clear" w:color="auto" w:fill="F2F6FC"/>
           </w:tcPr>
           <w:p>
@@ -870,7 +904,7 @@
       <w:tr>
         <w:tc>
           <w:tcPr>
-            <w:tcW w:type="dxa" w:w="1234"/>
+            <w:tcW w:type="dxa" w:w="1080"/>
           </w:tcPr>
           <w:p>
             <w:r>
@@ -883,7 +917,7 @@
         </w:tc>
         <w:tc>
           <w:tcPr>
-            <w:tcW w:type="dxa" w:w="1234"/>
+            <w:tcW w:type="dxa" w:w="1080"/>
           </w:tcPr>
           <w:p>
             <w:r>
@@ -896,7 +930,7 @@
         </w:tc>
         <w:tc>
           <w:tcPr>
-            <w:tcW w:type="dxa" w:w="1234"/>
+            <w:tcW w:type="dxa" w:w="1080"/>
           </w:tcPr>
           <w:p>
             <w:r>
@@ -909,7 +943,7 @@
         </w:tc>
         <w:tc>
           <w:tcPr>
-            <w:tcW w:type="dxa" w:w="1234"/>
+            <w:tcW w:type="dxa" w:w="1080"/>
           </w:tcPr>
           <w:p>
             <w:r>
@@ -922,7 +956,7 @@
         </w:tc>
         <w:tc>
           <w:tcPr>
-            <w:tcW w:type="dxa" w:w="1234"/>
+            <w:tcW w:type="dxa" w:w="1080"/>
           </w:tcPr>
           <w:p>
             <w:r>
@@ -935,7 +969,20 @@
         </w:tc>
         <w:tc>
           <w:tcPr>
-            <w:tcW w:type="dxa" w:w="1234"/>
+            <w:tcW w:type="dxa" w:w="1080"/>
+          </w:tcPr>
+          <w:p>
+            <w:r>
+              <w:rPr>
+                <w:sz w:val="18"/>
+              </w:rPr>
+              <w:t>ALL</w:t>
+            </w:r>
+          </w:p>
+        </w:tc>
+        <w:tc>
+          <w:tcPr>
+            <w:tcW w:type="dxa" w:w="1080"/>
           </w:tcPr>
           <w:p>
             <w:r>
@@ -948,7 +995,7 @@
         </w:tc>
         <w:tc>
           <w:tcPr>
-            <w:tcW w:type="dxa" w:w="1234"/>
+            <w:tcW w:type="dxa" w:w="1080"/>
           </w:tcPr>
           <w:p>
             <w:r>
@@ -963,7 +1010,7 @@
       <w:tr>
         <w:tc>
           <w:tcPr>
-            <w:tcW w:type="dxa" w:w="1234"/>
+            <w:tcW w:type="dxa" w:w="1080"/>
             <w:shd w:val="clear" w:color="auto" w:fill="F2F6FC"/>
           </w:tcPr>
           <w:p>
@@ -977,7 +1024,7 @@
         </w:tc>
         <w:tc>
           <w:tcPr>
-            <w:tcW w:type="dxa" w:w="1234"/>
+            <w:tcW w:type="dxa" w:w="1080"/>
             <w:shd w:val="clear" w:color="auto" w:fill="F2F6FC"/>
           </w:tcPr>
           <w:p>
@@ -991,7 +1038,7 @@
         </w:tc>
         <w:tc>
           <w:tcPr>
-            <w:tcW w:type="dxa" w:w="1234"/>
+            <w:tcW w:type="dxa" w:w="1080"/>
             <w:shd w:val="clear" w:color="auto" w:fill="F2F6FC"/>
           </w:tcPr>
           <w:p>
@@ -1005,7 +1052,7 @@
         </w:tc>
         <w:tc>
           <w:tcPr>
-            <w:tcW w:type="dxa" w:w="1234"/>
+            <w:tcW w:type="dxa" w:w="1080"/>
             <w:shd w:val="clear" w:color="auto" w:fill="F2F6FC"/>
           </w:tcPr>
           <w:p>
@@ -1019,7 +1066,7 @@
         </w:tc>
         <w:tc>
           <w:tcPr>
-            <w:tcW w:type="dxa" w:w="1234"/>
+            <w:tcW w:type="dxa" w:w="1080"/>
             <w:shd w:val="clear" w:color="auto" w:fill="F2F6FC"/>
           </w:tcPr>
           <w:p>
@@ -1033,7 +1080,7 @@
         </w:tc>
         <w:tc>
           <w:tcPr>
-            <w:tcW w:type="dxa" w:w="1234"/>
+            <w:tcW w:type="dxa" w:w="1080"/>
             <w:shd w:val="clear" w:color="auto" w:fill="F2F6FC"/>
           </w:tcPr>
           <w:p>
@@ -1041,13 +1088,27 @@
               <w:rPr>
                 <w:sz w:val="18"/>
               </w:rPr>
+              <w:t>ALL</w:t>
+            </w:r>
+          </w:p>
+        </w:tc>
+        <w:tc>
+          <w:tcPr>
+            <w:tcW w:type="dxa" w:w="1080"/>
+            <w:shd w:val="clear" w:color="auto" w:fill="F2F6FC"/>
+          </w:tcPr>
+          <w:p>
+            <w:r>
+              <w:rPr>
+                <w:sz w:val="18"/>
+              </w:rPr>
               <w:t>否</w:t>
             </w:r>
           </w:p>
         </w:tc>
         <w:tc>
           <w:tcPr>
-            <w:tcW w:type="dxa" w:w="1234"/>
+            <w:tcW w:type="dxa" w:w="1080"/>
             <w:shd w:val="clear" w:color="auto" w:fill="F2F6FC"/>
           </w:tcPr>
           <w:p>
@@ -1063,7 +1124,7 @@
       <w:tr>
         <w:tc>
           <w:tcPr>
-            <w:tcW w:type="dxa" w:w="1234"/>
+            <w:tcW w:type="dxa" w:w="1080"/>
           </w:tcPr>
           <w:p>
             <w:r>
@@ -1076,7 +1137,7 @@
         </w:tc>
         <w:tc>
           <w:tcPr>
-            <w:tcW w:type="dxa" w:w="1234"/>
+            <w:tcW w:type="dxa" w:w="1080"/>
           </w:tcPr>
           <w:p>
             <w:r>
@@ -1089,7 +1150,7 @@
         </w:tc>
         <w:tc>
           <w:tcPr>
-            <w:tcW w:type="dxa" w:w="1234"/>
+            <w:tcW w:type="dxa" w:w="1080"/>
           </w:tcPr>
           <w:p>
             <w:r>
@@ -1102,7 +1163,7 @@
         </w:tc>
         <w:tc>
           <w:tcPr>
-            <w:tcW w:type="dxa" w:w="1234"/>
+            <w:tcW w:type="dxa" w:w="1080"/>
           </w:tcPr>
           <w:p>
             <w:r>
@@ -1115,7 +1176,7 @@
         </w:tc>
         <w:tc>
           <w:tcPr>
-            <w:tcW w:type="dxa" w:w="1234"/>
+            <w:tcW w:type="dxa" w:w="1080"/>
           </w:tcPr>
           <w:p>
             <w:r>
@@ -1128,7 +1189,20 @@
         </w:tc>
         <w:tc>
           <w:tcPr>
-            <w:tcW w:type="dxa" w:w="1234"/>
+            <w:tcW w:type="dxa" w:w="1080"/>
+          </w:tcPr>
+          <w:p>
+            <w:r>
+              <w:rPr>
+                <w:sz w:val="18"/>
+              </w:rPr>
+              <w:t>ALL</w:t>
+            </w:r>
+          </w:p>
+        </w:tc>
+        <w:tc>
+          <w:tcPr>
+            <w:tcW w:type="dxa" w:w="1080"/>
           </w:tcPr>
           <w:p>
             <w:r>
@@ -1141,7 +1215,7 @@
         </w:tc>
         <w:tc>
           <w:tcPr>
-            <w:tcW w:type="dxa" w:w="1234"/>
+            <w:tcW w:type="dxa" w:w="1080"/>
           </w:tcPr>
           <w:p>
             <w:r>
@@ -1156,7 +1230,7 @@
       <w:tr>
         <w:tc>
           <w:tcPr>
-            <w:tcW w:type="dxa" w:w="1234"/>
+            <w:tcW w:type="dxa" w:w="1080"/>
             <w:shd w:val="clear" w:color="auto" w:fill="F2F6FC"/>
           </w:tcPr>
           <w:p>
@@ -1170,7 +1244,7 @@
         </w:tc>
         <w:tc>
           <w:tcPr>
-            <w:tcW w:type="dxa" w:w="1234"/>
+            <w:tcW w:type="dxa" w:w="1080"/>
             <w:shd w:val="clear" w:color="auto" w:fill="F2F6FC"/>
           </w:tcPr>
           <w:p>
@@ -1184,7 +1258,7 @@
         </w:tc>
         <w:tc>
           <w:tcPr>
-            <w:tcW w:type="dxa" w:w="1234"/>
+            <w:tcW w:type="dxa" w:w="1080"/>
             <w:shd w:val="clear" w:color="auto" w:fill="F2F6FC"/>
           </w:tcPr>
           <w:p>
@@ -1198,7 +1272,7 @@
         </w:tc>
         <w:tc>
           <w:tcPr>
-            <w:tcW w:type="dxa" w:w="1234"/>
+            <w:tcW w:type="dxa" w:w="1080"/>
             <w:shd w:val="clear" w:color="auto" w:fill="F2F6FC"/>
           </w:tcPr>
           <w:p>
@@ -1212,7 +1286,7 @@
         </w:tc>
         <w:tc>
           <w:tcPr>
-            <w:tcW w:type="dxa" w:w="1234"/>
+            <w:tcW w:type="dxa" w:w="1080"/>
             <w:shd w:val="clear" w:color="auto" w:fill="F2F6FC"/>
           </w:tcPr>
           <w:p>
@@ -1226,7 +1300,7 @@
         </w:tc>
         <w:tc>
           <w:tcPr>
-            <w:tcW w:type="dxa" w:w="1234"/>
+            <w:tcW w:type="dxa" w:w="1080"/>
             <w:shd w:val="clear" w:color="auto" w:fill="F2F6FC"/>
           </w:tcPr>
           <w:p>
@@ -1234,13 +1308,27 @@
               <w:rPr>
                 <w:sz w:val="18"/>
               </w:rPr>
+              <w:t>ALL</w:t>
+            </w:r>
+          </w:p>
+        </w:tc>
+        <w:tc>
+          <w:tcPr>
+            <w:tcW w:type="dxa" w:w="1080"/>
+            <w:shd w:val="clear" w:color="auto" w:fill="F2F6FC"/>
+          </w:tcPr>
+          <w:p>
+            <w:r>
+              <w:rPr>
+                <w:sz w:val="18"/>
+              </w:rPr>
               <w:t>否</w:t>
             </w:r>
           </w:p>
         </w:tc>
         <w:tc>
           <w:tcPr>
-            <w:tcW w:type="dxa" w:w="1234"/>
+            <w:tcW w:type="dxa" w:w="1080"/>
             <w:shd w:val="clear" w:color="auto" w:fill="F2F6FC"/>
           </w:tcPr>
           <w:p>
@@ -1256,7 +1344,7 @@
       <w:tr>
         <w:tc>
           <w:tcPr>
-            <w:tcW w:type="dxa" w:w="1234"/>
+            <w:tcW w:type="dxa" w:w="1080"/>
           </w:tcPr>
           <w:p>
             <w:r>
@@ -1269,7 +1357,7 @@
         </w:tc>
         <w:tc>
           <w:tcPr>
-            <w:tcW w:type="dxa" w:w="1234"/>
+            <w:tcW w:type="dxa" w:w="1080"/>
           </w:tcPr>
           <w:p>
             <w:r>
@@ -1282,7 +1370,7 @@
         </w:tc>
         <w:tc>
           <w:tcPr>
-            <w:tcW w:type="dxa" w:w="1234"/>
+            <w:tcW w:type="dxa" w:w="1080"/>
           </w:tcPr>
           <w:p>
             <w:r>
@@ -1295,7 +1383,7 @@
         </w:tc>
         <w:tc>
           <w:tcPr>
-            <w:tcW w:type="dxa" w:w="1234"/>
+            <w:tcW w:type="dxa" w:w="1080"/>
           </w:tcPr>
           <w:p>
             <w:r>
@@ -1308,20 +1396,33 @@
         </w:tc>
         <w:tc>
           <w:tcPr>
-            <w:tcW w:type="dxa" w:w="1234"/>
-          </w:tcPr>
-          <w:p>
-            <w:r>
-              <w:rPr>
-                <w:sz w:val="18"/>
-              </w:rPr>
-              <w:t>denied</w:t>
-            </w:r>
-          </w:p>
-        </w:tc>
-        <w:tc>
-          <w:tcPr>
-            <w:tcW w:type="dxa" w:w="1234"/>
+            <w:tcW w:type="dxa" w:w="1080"/>
+          </w:tcPr>
+          <w:p>
+            <w:r>
+              <w:rPr>
+                <w:sz w:val="18"/>
+              </w:rPr>
+              <w:t>DENY</w:t>
+            </w:r>
+          </w:p>
+        </w:tc>
+        <w:tc>
+          <w:tcPr>
+            <w:tcW w:type="dxa" w:w="1080"/>
+          </w:tcPr>
+          <w:p>
+            <w:r>
+              <w:rPr>
+                <w:sz w:val="18"/>
+              </w:rPr>
+              <w:t>DENY</w:t>
+            </w:r>
+          </w:p>
+        </w:tc>
+        <w:tc>
+          <w:tcPr>
+            <w:tcW w:type="dxa" w:w="1080"/>
           </w:tcPr>
           <w:p>
             <w:r>
@@ -1334,7 +1435,7 @@
         </w:tc>
         <w:tc>
           <w:tcPr>
-            <w:tcW w:type="dxa" w:w="1234"/>
+            <w:tcW w:type="dxa" w:w="1080"/>
           </w:tcPr>
           <w:p>
             <w:r>
@@ -1349,7 +1450,7 @@
       <w:tr>
         <w:tc>
           <w:tcPr>
-            <w:tcW w:type="dxa" w:w="1234"/>
+            <w:tcW w:type="dxa" w:w="1080"/>
             <w:shd w:val="clear" w:color="auto" w:fill="F2F6FC"/>
           </w:tcPr>
           <w:p>
@@ -1363,7 +1464,7 @@
         </w:tc>
         <w:tc>
           <w:tcPr>
-            <w:tcW w:type="dxa" w:w="1234"/>
+            <w:tcW w:type="dxa" w:w="1080"/>
             <w:shd w:val="clear" w:color="auto" w:fill="F2F6FC"/>
           </w:tcPr>
           <w:p>
@@ -1377,7 +1478,7 @@
         </w:tc>
         <w:tc>
           <w:tcPr>
-            <w:tcW w:type="dxa" w:w="1234"/>
+            <w:tcW w:type="dxa" w:w="1080"/>
             <w:shd w:val="clear" w:color="auto" w:fill="F2F6FC"/>
           </w:tcPr>
           <w:p>
@@ -1385,13 +1486,13 @@
               <w:rPr>
                 <w:sz w:val="18"/>
               </w:rPr>
-              <w:t>POST /api/ai/copilot (unauthorized)</w:t>
-            </w:r>
-          </w:p>
-        </w:tc>
-        <w:tc>
-          <w:tcPr>
-            <w:tcW w:type="dxa" w:w="1234"/>
+              <w:t>POST /api/ai/copilot (candidate unauthorized)</w:t>
+            </w:r>
+          </w:p>
+        </w:tc>
+        <w:tc>
+          <w:tcPr>
+            <w:tcW w:type="dxa" w:w="1080"/>
             <w:shd w:val="clear" w:color="auto" w:fill="F2F6FC"/>
           </w:tcPr>
           <w:p>
@@ -1399,13 +1500,13 @@
               <w:rPr>
                 <w:sz w:val="18"/>
               </w:rPr>
-              <w:t>403/404</w:t>
-            </w:r>
-          </w:p>
-        </w:tc>
-        <w:tc>
-          <w:tcPr>
-            <w:tcW w:type="dxa" w:w="1234"/>
+              <w:t>403</w:t>
+            </w:r>
+          </w:p>
+        </w:tc>
+        <w:tc>
+          <w:tcPr>
+            <w:tcW w:type="dxa" w:w="1080"/>
             <w:shd w:val="clear" w:color="auto" w:fill="F2F6FC"/>
           </w:tcPr>
           <w:p>
@@ -1413,13 +1514,13 @@
               <w:rPr>
                 <w:sz w:val="18"/>
               </w:rPr>
-              <w:t>denied</w:t>
-            </w:r>
-          </w:p>
-        </w:tc>
-        <w:tc>
-          <w:tcPr>
-            <w:tcW w:type="dxa" w:w="1234"/>
+              <w:t>DENY</w:t>
+            </w:r>
+          </w:p>
+        </w:tc>
+        <w:tc>
+          <w:tcPr>
+            <w:tcW w:type="dxa" w:w="1080"/>
             <w:shd w:val="clear" w:color="auto" w:fill="F2F6FC"/>
           </w:tcPr>
           <w:p>
@@ -1427,13 +1528,27 @@
               <w:rPr>
                 <w:sz w:val="18"/>
               </w:rPr>
+              <w:t>DENY</w:t>
+            </w:r>
+          </w:p>
+        </w:tc>
+        <w:tc>
+          <w:tcPr>
+            <w:tcW w:type="dxa" w:w="1080"/>
+            <w:shd w:val="clear" w:color="auto" w:fill="F2F6FC"/>
+          </w:tcPr>
+          <w:p>
+            <w:r>
+              <w:rPr>
+                <w:sz w:val="18"/>
+              </w:rPr>
               <w:t>否</w:t>
             </w:r>
           </w:p>
         </w:tc>
         <w:tc>
           <w:tcPr>
-            <w:tcW w:type="dxa" w:w="1234"/>
+            <w:tcW w:type="dxa" w:w="1080"/>
             <w:shd w:val="clear" w:color="auto" w:fill="F2F6FC"/>
           </w:tcPr>
           <w:p>
@@ -1449,7 +1564,7 @@
       <w:tr>
         <w:tc>
           <w:tcPr>
-            <w:tcW w:type="dxa" w:w="1234"/>
+            <w:tcW w:type="dxa" w:w="1080"/>
           </w:tcPr>
           <w:p>
             <w:r>
@@ -1462,7 +1577,7 @@
         </w:tc>
         <w:tc>
           <w:tcPr>
-            <w:tcW w:type="dxa" w:w="1234"/>
+            <w:tcW w:type="dxa" w:w="1080"/>
           </w:tcPr>
           <w:p>
             <w:r>
@@ -1475,7 +1590,7 @@
         </w:tc>
         <w:tc>
           <w:tcPr>
-            <w:tcW w:type="dxa" w:w="1234"/>
+            <w:tcW w:type="dxa" w:w="1080"/>
           </w:tcPr>
           <w:p>
             <w:r>
@@ -1488,20 +1603,20 @@
         </w:tc>
         <w:tc>
           <w:tcPr>
-            <w:tcW w:type="dxa" w:w="1234"/>
-          </w:tcPr>
-          <w:p>
-            <w:r>
-              <w:rPr>
-                <w:sz w:val="18"/>
-              </w:rPr>
-              <w:t>200</w:t>
-            </w:r>
-          </w:p>
-        </w:tc>
-        <w:tc>
-          <w:tcPr>
-            <w:tcW w:type="dxa" w:w="1234"/>
+            <w:tcW w:type="dxa" w:w="1080"/>
+          </w:tcPr>
+          <w:p>
+            <w:r>
+              <w:rPr>
+                <w:sz w:val="18"/>
+              </w:rPr>
+              <w:t>201</w:t>
+            </w:r>
+          </w:p>
+        </w:tc>
+        <w:tc>
+          <w:tcPr>
+            <w:tcW w:type="dxa" w:w="1080"/>
           </w:tcPr>
           <w:p>
             <w:r>
@@ -1514,7 +1629,20 @@
         </w:tc>
         <w:tc>
           <w:tcPr>
-            <w:tcW w:type="dxa" w:w="1234"/>
+            <w:tcW w:type="dxa" w:w="1080"/>
+          </w:tcPr>
+          <w:p>
+            <w:r>
+              <w:rPr>
+                <w:sz w:val="18"/>
+              </w:rPr>
+              <w:t>ALL</w:t>
+            </w:r>
+          </w:p>
+        </w:tc>
+        <w:tc>
+          <w:tcPr>
+            <w:tcW w:type="dxa" w:w="1080"/>
           </w:tcPr>
           <w:p>
             <w:r>
@@ -1527,7 +1655,7 @@
         </w:tc>
         <w:tc>
           <w:tcPr>
-            <w:tcW w:type="dxa" w:w="1234"/>
+            <w:tcW w:type="dxa" w:w="1080"/>
           </w:tcPr>
           <w:p>
             <w:r>
@@ -1542,7 +1670,7 @@
       <w:tr>
         <w:tc>
           <w:tcPr>
-            <w:tcW w:type="dxa" w:w="1234"/>
+            <w:tcW w:type="dxa" w:w="1080"/>
             <w:shd w:val="clear" w:color="auto" w:fill="F2F6FC"/>
           </w:tcPr>
           <w:p>
@@ -1556,7 +1684,7 @@
         </w:tc>
         <w:tc>
           <w:tcPr>
-            <w:tcW w:type="dxa" w:w="1234"/>
+            <w:tcW w:type="dxa" w:w="1080"/>
             <w:shd w:val="clear" w:color="auto" w:fill="F2F6FC"/>
           </w:tcPr>
           <w:p>
@@ -1570,7 +1698,7 @@
         </w:tc>
         <w:tc>
           <w:tcPr>
-            <w:tcW w:type="dxa" w:w="1234"/>
+            <w:tcW w:type="dxa" w:w="1080"/>
             <w:shd w:val="clear" w:color="auto" w:fill="F2F6FC"/>
           </w:tcPr>
           <w:p>
@@ -1578,13 +1706,13 @@
               <w:rPr>
                 <w:sz w:val="18"/>
               </w:rPr>
-              <w:t>PATCH /api/ai/insights/:id/review</w:t>
-            </w:r>
-          </w:p>
-        </w:tc>
-        <w:tc>
-          <w:tcPr>
-            <w:tcW w:type="dxa" w:w="1234"/>
+              <w:t>PATCH /api/ai/insights/:id/review (accepted)</w:t>
+            </w:r>
+          </w:p>
+        </w:tc>
+        <w:tc>
+          <w:tcPr>
+            <w:tcW w:type="dxa" w:w="1080"/>
             <w:shd w:val="clear" w:color="auto" w:fill="F2F6FC"/>
           </w:tcPr>
           <w:p>
@@ -1598,7 +1726,7 @@
         </w:tc>
         <w:tc>
           <w:tcPr>
-            <w:tcW w:type="dxa" w:w="1234"/>
+            <w:tcW w:type="dxa" w:w="1080"/>
             <w:shd w:val="clear" w:color="auto" w:fill="F2F6FC"/>
           </w:tcPr>
           <w:p>
@@ -1606,13 +1734,13 @@
               <w:rPr>
                 <w:sz w:val="18"/>
               </w:rPr>
-              <w:t>accepted</w:t>
-            </w:r>
-          </w:p>
-        </w:tc>
-        <w:tc>
-          <w:tcPr>
-            <w:tcW w:type="dxa" w:w="1234"/>
+              <w:t>OK</w:t>
+            </w:r>
+          </w:p>
+        </w:tc>
+        <w:tc>
+          <w:tcPr>
+            <w:tcW w:type="dxa" w:w="1080"/>
             <w:shd w:val="clear" w:color="auto" w:fill="F2F6FC"/>
           </w:tcPr>
           <w:p>
@@ -1620,13 +1748,27 @@
               <w:rPr>
                 <w:sz w:val="18"/>
               </w:rPr>
+              <w:t>ALL</w:t>
+            </w:r>
+          </w:p>
+        </w:tc>
+        <w:tc>
+          <w:tcPr>
+            <w:tcW w:type="dxa" w:w="1080"/>
+            <w:shd w:val="clear" w:color="auto" w:fill="F2F6FC"/>
+          </w:tcPr>
+          <w:p>
+            <w:r>
+              <w:rPr>
+                <w:sz w:val="18"/>
+              </w:rPr>
               <w:t>否</w:t>
             </w:r>
           </w:p>
         </w:tc>
         <w:tc>
           <w:tcPr>
-            <w:tcW w:type="dxa" w:w="1234"/>
+            <w:tcW w:type="dxa" w:w="1080"/>
             <w:shd w:val="clear" w:color="auto" w:fill="F2F6FC"/>
           </w:tcPr>
           <w:p>
@@ -1642,7 +1784,7 @@
       <w:tr>
         <w:tc>
           <w:tcPr>
-            <w:tcW w:type="dxa" w:w="1234"/>
+            <w:tcW w:type="dxa" w:w="1080"/>
           </w:tcPr>
           <w:p>
             <w:r>
@@ -1655,7 +1797,115 @@
         </w:tc>
         <w:tc>
           <w:tcPr>
-            <w:tcW w:type="dxa" w:w="1234"/>
+            <w:tcW w:type="dxa" w:w="1080"/>
+          </w:tcPr>
+          <w:p>
+            <w:r>
+              <w:rPr>
+                <w:sz w:val="18"/>
+              </w:rPr>
+              <w:t>interviewer</w:t>
+            </w:r>
+          </w:p>
+        </w:tc>
+        <w:tc>
+          <w:tcPr>
+            <w:tcW w:type="dxa" w:w="1080"/>
+          </w:tcPr>
+          <w:p>
+            <w:r>
+              <w:rPr>
+                <w:sz w:val="18"/>
+              </w:rPr>
+              <w:t>PATCH /api/ai/insights/:id/review (unauthorized)</w:t>
+            </w:r>
+          </w:p>
+        </w:tc>
+        <w:tc>
+          <w:tcPr>
+            <w:tcW w:type="dxa" w:w="1080"/>
+          </w:tcPr>
+          <w:p>
+            <w:r>
+              <w:rPr>
+                <w:sz w:val="18"/>
+              </w:rPr>
+              <w:t>403</w:t>
+            </w:r>
+          </w:p>
+        </w:tc>
+        <w:tc>
+          <w:tcPr>
+            <w:tcW w:type="dxa" w:w="1080"/>
+          </w:tcPr>
+          <w:p>
+            <w:r>
+              <w:rPr>
+                <w:sz w:val="18"/>
+              </w:rPr>
+              <w:t>DENY</w:t>
+            </w:r>
+          </w:p>
+        </w:tc>
+        <w:tc>
+          <w:tcPr>
+            <w:tcW w:type="dxa" w:w="1080"/>
+          </w:tcPr>
+          <w:p>
+            <w:r>
+              <w:rPr>
+                <w:sz w:val="18"/>
+              </w:rPr>
+              <w:t>DENY</w:t>
+            </w:r>
+          </w:p>
+        </w:tc>
+        <w:tc>
+          <w:tcPr>
+            <w:tcW w:type="dxa" w:w="1080"/>
+          </w:tcPr>
+          <w:p>
+            <w:r>
+              <w:rPr>
+                <w:sz w:val="18"/>
+              </w:rPr>
+              <w:t>否</w:t>
+            </w:r>
+          </w:p>
+        </w:tc>
+        <w:tc>
+          <w:tcPr>
+            <w:tcW w:type="dxa" w:w="1080"/>
+          </w:tcPr>
+          <w:p>
+            <w:r>
+              <w:rPr>
+                <w:sz w:val="18"/>
+              </w:rPr>
+              <w:t>PASS</w:t>
+            </w:r>
+          </w:p>
+        </w:tc>
+      </w:tr>
+      <w:tr>
+        <w:tc>
+          <w:tcPr>
+            <w:tcW w:type="dxa" w:w="1080"/>
+            <w:shd w:val="clear" w:color="auto" w:fill="F2F6FC"/>
+          </w:tcPr>
+          <w:p>
+            <w:r>
+              <w:rPr>
+                <w:sz w:val="18"/>
+              </w:rPr>
+              <w:t>11</w:t>
+            </w:r>
+          </w:p>
+        </w:tc>
+        <w:tc>
+          <w:tcPr>
+            <w:tcW w:type="dxa" w:w="1080"/>
+            <w:shd w:val="clear" w:color="auto" w:fill="F2F6FC"/>
           </w:tcPr>
           <w:p>
             <w:r>
@@ -1668,7 +1918,119 @@
         </w:tc>
         <w:tc>
           <w:tcPr>
-            <w:tcW w:type="dxa" w:w="1234"/>
+            <w:tcW w:type="dxa" w:w="1080"/>
+            <w:shd w:val="clear" w:color="auto" w:fill="F2F6FC"/>
+          </w:tcPr>
+          <w:p>
+            <w:r>
+              <w:rPr>
+                <w:sz w:val="18"/>
+              </w:rPr>
+              <w:t>GET /api/ai/insights</w:t>
+            </w:r>
+          </w:p>
+        </w:tc>
+        <w:tc>
+          <w:tcPr>
+            <w:tcW w:type="dxa" w:w="1080"/>
+            <w:shd w:val="clear" w:color="auto" w:fill="F2F6FC"/>
+          </w:tcPr>
+          <w:p>
+            <w:r>
+              <w:rPr>
+                <w:sz w:val="18"/>
+              </w:rPr>
+              <w:t>200</w:t>
+            </w:r>
+          </w:p>
+        </w:tc>
+        <w:tc>
+          <w:tcPr>
+            <w:tcW w:type="dxa" w:w="1080"/>
+            <w:shd w:val="clear" w:color="auto" w:fill="F2F6FC"/>
+          </w:tcPr>
+          <w:p>
+            <w:r>
+              <w:rPr>
+                <w:sz w:val="18"/>
+              </w:rPr>
+              <w:t>List</w:t>
+            </w:r>
+          </w:p>
+        </w:tc>
+        <w:tc>
+          <w:tcPr>
+            <w:tcW w:type="dxa" w:w="1080"/>
+            <w:shd w:val="clear" w:color="auto" w:fill="F2F6FC"/>
+          </w:tcPr>
+          <w:p>
+            <w:r>
+              <w:rPr>
+                <w:sz w:val="18"/>
+              </w:rPr>
+              <w:t>ALL</w:t>
+            </w:r>
+          </w:p>
+        </w:tc>
+        <w:tc>
+          <w:tcPr>
+            <w:tcW w:type="dxa" w:w="1080"/>
+            <w:shd w:val="clear" w:color="auto" w:fill="F2F6FC"/>
+          </w:tcPr>
+          <w:p>
+            <w:r>
+              <w:rPr>
+                <w:sz w:val="18"/>
+              </w:rPr>
+              <w:t>否</w:t>
+            </w:r>
+          </w:p>
+        </w:tc>
+        <w:tc>
+          <w:tcPr>
+            <w:tcW w:type="dxa" w:w="1080"/>
+            <w:shd w:val="clear" w:color="auto" w:fill="F2F6FC"/>
+          </w:tcPr>
+          <w:p>
+            <w:r>
+              <w:rPr>
+                <w:sz w:val="18"/>
+              </w:rPr>
+              <w:t>PASS</w:t>
+            </w:r>
+          </w:p>
+        </w:tc>
+      </w:tr>
+      <w:tr>
+        <w:tc>
+          <w:tcPr>
+            <w:tcW w:type="dxa" w:w="1080"/>
+          </w:tcPr>
+          <w:p>
+            <w:r>
+              <w:rPr>
+                <w:sz w:val="18"/>
+              </w:rPr>
+              <w:t>12</w:t>
+            </w:r>
+          </w:p>
+        </w:tc>
+        <w:tc>
+          <w:tcPr>
+            <w:tcW w:type="dxa" w:w="1080"/>
+          </w:tcPr>
+          <w:p>
+            <w:r>
+              <w:rPr>
+                <w:sz w:val="18"/>
+              </w:rPr>
+              <w:t>admin</w:t>
+            </w:r>
+          </w:p>
+        </w:tc>
+        <w:tc>
+          <w:tcPr>
+            <w:tcW w:type="dxa" w:w="1080"/>
           </w:tcPr>
           <w:p>
             <w:r>
@@ -1681,7 +2043,7 @@
         </w:tc>
         <w:tc>
           <w:tcPr>
-            <w:tcW w:type="dxa" w:w="1234"/>
+            <w:tcW w:type="dxa" w:w="1080"/>
           </w:tcPr>
           <w:p>
             <w:r>
@@ -1694,20 +2056,33 @@
         </w:tc>
         <w:tc>
           <w:tcPr>
-            <w:tcW w:type="dxa" w:w="1234"/>
-          </w:tcPr>
-          <w:p>
-            <w:r>
-              <w:rPr>
-                <w:sz w:val="18"/>
-              </w:rPr>
-              <w:t>logs</w:t>
-            </w:r>
-          </w:p>
-        </w:tc>
-        <w:tc>
-          <w:tcPr>
-            <w:tcW w:type="dxa" w:w="1234"/>
+            <w:tcW w:type="dxa" w:w="1080"/>
+          </w:tcPr>
+          <w:p>
+            <w:r>
+              <w:rPr>
+                <w:sz w:val="18"/>
+              </w:rPr>
+              <w:t>List</w:t>
+            </w:r>
+          </w:p>
+        </w:tc>
+        <w:tc>
+          <w:tcPr>
+            <w:tcW w:type="dxa" w:w="1080"/>
+          </w:tcPr>
+          <w:p>
+            <w:r>
+              <w:rPr>
+                <w:sz w:val="18"/>
+              </w:rPr>
+              <w:t>ALL</w:t>
+            </w:r>
+          </w:p>
+        </w:tc>
+        <w:tc>
+          <w:tcPr>
+            <w:tcW w:type="dxa" w:w="1080"/>
           </w:tcPr>
           <w:p>
             <w:r>
@@ -1720,7 +2095,121 @@
         </w:tc>
         <w:tc>
           <w:tcPr>
-            <w:tcW w:type="dxa" w:w="1234"/>
+            <w:tcW w:type="dxa" w:w="1080"/>
+          </w:tcPr>
+          <w:p>
+            <w:r>
+              <w:rPr>
+                <w:sz w:val="18"/>
+              </w:rPr>
+              <w:t>PASS</w:t>
+            </w:r>
+          </w:p>
+        </w:tc>
+      </w:tr>
+      <w:tr>
+        <w:tc>
+          <w:tcPr>
+            <w:tcW w:type="dxa" w:w="1080"/>
+            <w:shd w:val="clear" w:color="auto" w:fill="F2F6FC"/>
+          </w:tcPr>
+          <w:p>
+            <w:r>
+              <w:rPr>
+                <w:sz w:val="18"/>
+              </w:rPr>
+              <w:t>13</w:t>
+            </w:r>
+          </w:p>
+        </w:tc>
+        <w:tc>
+          <w:tcPr>
+            <w:tcW w:type="dxa" w:w="1080"/>
+            <w:shd w:val="clear" w:color="auto" w:fill="F2F6FC"/>
+          </w:tcPr>
+          <w:p>
+            <w:r>
+              <w:rPr>
+                <w:sz w:val="18"/>
+              </w:rPr>
+              <w:t>admin</w:t>
+            </w:r>
+          </w:p>
+        </w:tc>
+        <w:tc>
+          <w:tcPr>
+            <w:tcW w:type="dxa" w:w="1080"/>
+            <w:shd w:val="clear" w:color="auto" w:fill="F2F6FC"/>
+          </w:tcPr>
+          <w:p>
+            <w:r>
+              <w:rPr>
+                <w:sz w:val="18"/>
+              </w:rPr>
+              <w:t>POST /api/ai/copilot (provider timeout)</w:t>
+            </w:r>
+          </w:p>
+        </w:tc>
+        <w:tc>
+          <w:tcPr>
+            <w:tcW w:type="dxa" w:w="1080"/>
+            <w:shd w:val="clear" w:color="auto" w:fill="F2F6FC"/>
+          </w:tcPr>
+          <w:p>
+            <w:r>
+              <w:rPr>
+                <w:sz w:val="18"/>
+              </w:rPr>
+              <w:t>500</w:t>
+            </w:r>
+          </w:p>
+        </w:tc>
+        <w:tc>
+          <w:tcPr>
+            <w:tcW w:type="dxa" w:w="1080"/>
+            <w:shd w:val="clear" w:color="auto" w:fill="F2F6FC"/>
+          </w:tcPr>
+          <w:p>
+            <w:r>
+              <w:rPr>
+                <w:sz w:val="18"/>
+              </w:rPr>
+              <w:t>Clean error</w:t>
+            </w:r>
+          </w:p>
+        </w:tc>
+        <w:tc>
+          <w:tcPr>
+            <w:tcW w:type="dxa" w:w="1080"/>
+            <w:shd w:val="clear" w:color="auto" w:fill="F2F6FC"/>
+          </w:tcPr>
+          <w:p>
+            <w:r>
+              <w:rPr>
+                <w:sz w:val="18"/>
+              </w:rPr>
+              <w:t>ALL</w:t>
+            </w:r>
+          </w:p>
+        </w:tc>
+        <w:tc>
+          <w:tcPr>
+            <w:tcW w:type="dxa" w:w="1080"/>
+            <w:shd w:val="clear" w:color="auto" w:fill="F2F6FC"/>
+          </w:tcPr>
+          <w:p>
+            <w:r>
+              <w:rPr>
+                <w:sz w:val="18"/>
+              </w:rPr>
+              <w:t>否</w:t>
+            </w:r>
+          </w:p>
+        </w:tc>
+        <w:tc>
+          <w:tcPr>
+            <w:tcW w:type="dxa" w:w="1080"/>
+            <w:shd w:val="clear" w:color="auto" w:fill="F2F6FC"/>
           </w:tcPr>
           <w:p>
             <w:r>
@@ -1739,7 +2228,2409 @@
         <w:pStyle w:val="Heading1"/>
       </w:pPr>
       <w:r>
-        <w:t>四、截图证据 (14 张)</w:t>
+        <w:t>四、Permission Evidence (9条)</w:t>
+      </w:r>
+    </w:p>
+    <w:tbl>
+      <w:tblPr>
+        <w:tblStyle w:val="TableGrid"/>
+        <w:tblW w:type="auto" w:w="0"/>
+        <w:jc w:val="center"/>
+        <w:tblLook w:firstColumn="1" w:firstRow="1" w:lastColumn="0" w:lastRow="0" w:noHBand="0" w:noVBand="1" w:val="04A0"/>
+      </w:tblPr>
+      <w:tblGrid>
+        <w:gridCol w:w="1440"/>
+        <w:gridCol w:w="1440"/>
+        <w:gridCol w:w="1440"/>
+        <w:gridCol w:w="1440"/>
+        <w:gridCol w:w="1440"/>
+        <w:gridCol w:w="1440"/>
+      </w:tblGrid>
+      <w:tr>
+        <w:tc>
+          <w:tcPr>
+            <w:tcW w:type="dxa" w:w="1440"/>
+            <w:shd w:val="clear" w:color="auto" w:fill="2B579A"/>
+          </w:tcPr>
+          <w:p>
+            <w:pPr>
+              <w:jc w:val="center"/>
+            </w:pPr>
+            <w:r>
+              <w:rPr>
+                <w:b/>
+                <w:color w:val="FFFFFF"/>
+                <w:sz w:val="20"/>
+              </w:rPr>
+              <w:t>#</w:t>
+            </w:r>
+          </w:p>
+        </w:tc>
+        <w:tc>
+          <w:tcPr>
+            <w:tcW w:type="dxa" w:w="1440"/>
+            <w:shd w:val="clear" w:color="auto" w:fill="2B579A"/>
+          </w:tcPr>
+          <w:p>
+            <w:pPr>
+              <w:jc w:val="center"/>
+            </w:pPr>
+            <w:r>
+              <w:rPr>
+                <w:b/>
+                <w:color w:val="FFFFFF"/>
+                <w:sz w:val="20"/>
+              </w:rPr>
+              <w:t>Role</w:t>
+            </w:r>
+          </w:p>
+        </w:tc>
+        <w:tc>
+          <w:tcPr>
+            <w:tcW w:type="dxa" w:w="1440"/>
+            <w:shd w:val="clear" w:color="auto" w:fill="2B579A"/>
+          </w:tcPr>
+          <w:p>
+            <w:pPr>
+              <w:jc w:val="center"/>
+            </w:pPr>
+            <w:r>
+              <w:rPr>
+                <w:b/>
+                <w:color w:val="FFFFFF"/>
+                <w:sz w:val="20"/>
+              </w:rPr>
+              <w:t>Scope</w:t>
+            </w:r>
+          </w:p>
+        </w:tc>
+        <w:tc>
+          <w:tcPr>
+            <w:tcW w:type="dxa" w:w="1440"/>
+            <w:shd w:val="clear" w:color="auto" w:fill="2B579A"/>
+          </w:tcPr>
+          <w:p>
+            <w:pPr>
+              <w:jc w:val="center"/>
+            </w:pPr>
+            <w:r>
+              <w:rPr>
+                <w:b/>
+                <w:color w:val="FFFFFF"/>
+                <w:sz w:val="20"/>
+              </w:rPr>
+              <w:t>HTTP</w:t>
+            </w:r>
+          </w:p>
+        </w:tc>
+        <w:tc>
+          <w:tcPr>
+            <w:tcW w:type="dxa" w:w="1440"/>
+            <w:shd w:val="clear" w:color="auto" w:fill="2B579A"/>
+          </w:tcPr>
+          <w:p>
+            <w:pPr>
+              <w:jc w:val="center"/>
+            </w:pPr>
+            <w:r>
+              <w:rPr>
+                <w:b/>
+                <w:color w:val="FFFFFF"/>
+                <w:sz w:val="20"/>
+              </w:rPr>
+              <w:t>越权</w:t>
+            </w:r>
+          </w:p>
+        </w:tc>
+        <w:tc>
+          <w:tcPr>
+            <w:tcW w:type="dxa" w:w="1440"/>
+            <w:shd w:val="clear" w:color="auto" w:fill="2B579A"/>
+          </w:tcPr>
+          <w:p>
+            <w:pPr>
+              <w:jc w:val="center"/>
+            </w:pPr>
+            <w:r>
+              <w:rPr>
+                <w:b/>
+                <w:color w:val="FFFFFF"/>
+                <w:sz w:val="20"/>
+              </w:rPr>
+              <w:t>Verdict</w:t>
+            </w:r>
+          </w:p>
+        </w:tc>
+      </w:tr>
+      <w:tr>
+        <w:tc>
+          <w:tcPr>
+            <w:tcW w:type="dxa" w:w="1440"/>
+            <w:shd w:val="clear" w:color="auto" w:fill="F2F6FC"/>
+          </w:tcPr>
+          <w:p>
+            <w:r>
+              <w:rPr>
+                <w:sz w:val="18"/>
+              </w:rPr>
+              <w:t>1</w:t>
+            </w:r>
+          </w:p>
+        </w:tc>
+        <w:tc>
+          <w:tcPr>
+            <w:tcW w:type="dxa" w:w="1440"/>
+            <w:shd w:val="clear" w:color="auto" w:fill="F2F6FC"/>
+          </w:tcPr>
+          <w:p>
+            <w:r>
+              <w:rPr>
+                <w:sz w:val="18"/>
+              </w:rPr>
+              <w:t>admin</w:t>
+            </w:r>
+          </w:p>
+        </w:tc>
+        <w:tc>
+          <w:tcPr>
+            <w:tcW w:type="dxa" w:w="1440"/>
+            <w:shd w:val="clear" w:color="auto" w:fill="F2F6FC"/>
+          </w:tcPr>
+          <w:p>
+            <w:r>
+              <w:rPr>
+                <w:sz w:val="18"/>
+              </w:rPr>
+              <w:t>ALL</w:t>
+            </w:r>
+          </w:p>
+        </w:tc>
+        <w:tc>
+          <w:tcPr>
+            <w:tcW w:type="dxa" w:w="1440"/>
+            <w:shd w:val="clear" w:color="auto" w:fill="F2F6FC"/>
+          </w:tcPr>
+          <w:p>
+            <w:r>
+              <w:rPr>
+                <w:sz w:val="18"/>
+              </w:rPr>
+              <w:t>200</w:t>
+            </w:r>
+          </w:p>
+        </w:tc>
+        <w:tc>
+          <w:tcPr>
+            <w:tcW w:type="dxa" w:w="1440"/>
+            <w:shd w:val="clear" w:color="auto" w:fill="F2F6FC"/>
+          </w:tcPr>
+          <w:p>
+            <w:r>
+              <w:rPr>
+                <w:sz w:val="18"/>
+              </w:rPr>
+              <w:t>否</w:t>
+            </w:r>
+          </w:p>
+        </w:tc>
+        <w:tc>
+          <w:tcPr>
+            <w:tcW w:type="dxa" w:w="1440"/>
+            <w:shd w:val="clear" w:color="auto" w:fill="F2F6FC"/>
+          </w:tcPr>
+          <w:p>
+            <w:r>
+              <w:rPr>
+                <w:sz w:val="18"/>
+              </w:rPr>
+              <w:t>PASS</w:t>
+            </w:r>
+          </w:p>
+        </w:tc>
+      </w:tr>
+      <w:tr>
+        <w:tc>
+          <w:tcPr>
+            <w:tcW w:type="dxa" w:w="1440"/>
+          </w:tcPr>
+          <w:p>
+            <w:r>
+              <w:rPr>
+                <w:sz w:val="18"/>
+              </w:rPr>
+              <w:t>2</w:t>
+            </w:r>
+          </w:p>
+        </w:tc>
+        <w:tc>
+          <w:tcPr>
+            <w:tcW w:type="dxa" w:w="1440"/>
+          </w:tcPr>
+          <w:p>
+            <w:r>
+              <w:rPr>
+                <w:sz w:val="18"/>
+              </w:rPr>
+              <w:t>recruiter</w:t>
+            </w:r>
+          </w:p>
+        </w:tc>
+        <w:tc>
+          <w:tcPr>
+            <w:tcW w:type="dxa" w:w="1440"/>
+          </w:tcPr>
+          <w:p>
+            <w:r>
+              <w:rPr>
+                <w:sz w:val="18"/>
+              </w:rPr>
+              <w:t>OWNED</w:t>
+            </w:r>
+          </w:p>
+        </w:tc>
+        <w:tc>
+          <w:tcPr>
+            <w:tcW w:type="dxa" w:w="1440"/>
+          </w:tcPr>
+          <w:p>
+            <w:r>
+              <w:rPr>
+                <w:sz w:val="18"/>
+              </w:rPr>
+              <w:t>200</w:t>
+            </w:r>
+          </w:p>
+        </w:tc>
+        <w:tc>
+          <w:tcPr>
+            <w:tcW w:type="dxa" w:w="1440"/>
+          </w:tcPr>
+          <w:p>
+            <w:r>
+              <w:rPr>
+                <w:sz w:val="18"/>
+              </w:rPr>
+              <w:t>否</w:t>
+            </w:r>
+          </w:p>
+        </w:tc>
+        <w:tc>
+          <w:tcPr>
+            <w:tcW w:type="dxa" w:w="1440"/>
+          </w:tcPr>
+          <w:p>
+            <w:r>
+              <w:rPr>
+                <w:sz w:val="18"/>
+              </w:rPr>
+              <w:t>PASS</w:t>
+            </w:r>
+          </w:p>
+        </w:tc>
+      </w:tr>
+      <w:tr>
+        <w:tc>
+          <w:tcPr>
+            <w:tcW w:type="dxa" w:w="1440"/>
+            <w:shd w:val="clear" w:color="auto" w:fill="F2F6FC"/>
+          </w:tcPr>
+          <w:p>
+            <w:r>
+              <w:rPr>
+                <w:sz w:val="18"/>
+              </w:rPr>
+              <w:t>3</w:t>
+            </w:r>
+          </w:p>
+        </w:tc>
+        <w:tc>
+          <w:tcPr>
+            <w:tcW w:type="dxa" w:w="1440"/>
+            <w:shd w:val="clear" w:color="auto" w:fill="F2F6FC"/>
+          </w:tcPr>
+          <w:p>
+            <w:r>
+              <w:rPr>
+                <w:sz w:val="18"/>
+              </w:rPr>
+              <w:t>business_owner</w:t>
+            </w:r>
+          </w:p>
+        </w:tc>
+        <w:tc>
+          <w:tcPr>
+            <w:tcW w:type="dxa" w:w="1440"/>
+            <w:shd w:val="clear" w:color="auto" w:fill="F2F6FC"/>
+          </w:tcPr>
+          <w:p>
+            <w:r>
+              <w:rPr>
+                <w:sz w:val="18"/>
+              </w:rPr>
+              <w:t>RELATED</w:t>
+            </w:r>
+          </w:p>
+        </w:tc>
+        <w:tc>
+          <w:tcPr>
+            <w:tcW w:type="dxa" w:w="1440"/>
+            <w:shd w:val="clear" w:color="auto" w:fill="F2F6FC"/>
+          </w:tcPr>
+          <w:p>
+            <w:r>
+              <w:rPr>
+                <w:sz w:val="18"/>
+              </w:rPr>
+              <w:t>200</w:t>
+            </w:r>
+          </w:p>
+        </w:tc>
+        <w:tc>
+          <w:tcPr>
+            <w:tcW w:type="dxa" w:w="1440"/>
+            <w:shd w:val="clear" w:color="auto" w:fill="F2F6FC"/>
+          </w:tcPr>
+          <w:p>
+            <w:r>
+              <w:rPr>
+                <w:sz w:val="18"/>
+              </w:rPr>
+              <w:t>否</w:t>
+            </w:r>
+          </w:p>
+        </w:tc>
+        <w:tc>
+          <w:tcPr>
+            <w:tcW w:type="dxa" w:w="1440"/>
+            <w:shd w:val="clear" w:color="auto" w:fill="F2F6FC"/>
+          </w:tcPr>
+          <w:p>
+            <w:r>
+              <w:rPr>
+                <w:sz w:val="18"/>
+              </w:rPr>
+              <w:t>PASS</w:t>
+            </w:r>
+          </w:p>
+        </w:tc>
+      </w:tr>
+      <w:tr>
+        <w:tc>
+          <w:tcPr>
+            <w:tcW w:type="dxa" w:w="1440"/>
+          </w:tcPr>
+          <w:p>
+            <w:r>
+              <w:rPr>
+                <w:sz w:val="18"/>
+              </w:rPr>
+              <w:t>4</w:t>
+            </w:r>
+          </w:p>
+        </w:tc>
+        <w:tc>
+          <w:tcPr>
+            <w:tcW w:type="dxa" w:w="1440"/>
+          </w:tcPr>
+          <w:p>
+            <w:r>
+              <w:rPr>
+                <w:sz w:val="18"/>
+              </w:rPr>
+              <w:t>interviewer(own interview)</w:t>
+            </w:r>
+          </w:p>
+        </w:tc>
+        <w:tc>
+          <w:tcPr>
+            <w:tcW w:type="dxa" w:w="1440"/>
+          </w:tcPr>
+          <w:p>
+            <w:r>
+              <w:rPr>
+                <w:sz w:val="18"/>
+              </w:rPr>
+              <w:t>INTERVIEWER</w:t>
+            </w:r>
+          </w:p>
+        </w:tc>
+        <w:tc>
+          <w:tcPr>
+            <w:tcW w:type="dxa" w:w="1440"/>
+          </w:tcPr>
+          <w:p>
+            <w:r>
+              <w:rPr>
+                <w:sz w:val="18"/>
+              </w:rPr>
+              <w:t>200</w:t>
+            </w:r>
+          </w:p>
+        </w:tc>
+        <w:tc>
+          <w:tcPr>
+            <w:tcW w:type="dxa" w:w="1440"/>
+          </w:tcPr>
+          <w:p>
+            <w:r>
+              <w:rPr>
+                <w:sz w:val="18"/>
+              </w:rPr>
+              <w:t>否</w:t>
+            </w:r>
+          </w:p>
+        </w:tc>
+        <w:tc>
+          <w:tcPr>
+            <w:tcW w:type="dxa" w:w="1440"/>
+          </w:tcPr>
+          <w:p>
+            <w:r>
+              <w:rPr>
+                <w:sz w:val="18"/>
+              </w:rPr>
+              <w:t>PASS</w:t>
+            </w:r>
+          </w:p>
+        </w:tc>
+      </w:tr>
+      <w:tr>
+        <w:tc>
+          <w:tcPr>
+            <w:tcW w:type="dxa" w:w="1440"/>
+            <w:shd w:val="clear" w:color="auto" w:fill="F2F6FC"/>
+          </w:tcPr>
+          <w:p>
+            <w:r>
+              <w:rPr>
+                <w:sz w:val="18"/>
+              </w:rPr>
+              <w:t>5</w:t>
+            </w:r>
+          </w:p>
+        </w:tc>
+        <w:tc>
+          <w:tcPr>
+            <w:tcW w:type="dxa" w:w="1440"/>
+            <w:shd w:val="clear" w:color="auto" w:fill="F2F6FC"/>
+          </w:tcPr>
+          <w:p>
+            <w:r>
+              <w:rPr>
+                <w:sz w:val="18"/>
+              </w:rPr>
+              <w:t>interviewer(offer_risk)</w:t>
+            </w:r>
+          </w:p>
+        </w:tc>
+        <w:tc>
+          <w:tcPr>
+            <w:tcW w:type="dxa" w:w="1440"/>
+            <w:shd w:val="clear" w:color="auto" w:fill="F2F6FC"/>
+          </w:tcPr>
+          <w:p>
+            <w:r>
+              <w:rPr>
+                <w:sz w:val="18"/>
+              </w:rPr>
+              <w:t>DENY</w:t>
+            </w:r>
+          </w:p>
+        </w:tc>
+        <w:tc>
+          <w:tcPr>
+            <w:tcW w:type="dxa" w:w="1440"/>
+            <w:shd w:val="clear" w:color="auto" w:fill="F2F6FC"/>
+          </w:tcPr>
+          <w:p>
+            <w:r>
+              <w:rPr>
+                <w:sz w:val="18"/>
+              </w:rPr>
+              <w:t>403</w:t>
+            </w:r>
+          </w:p>
+        </w:tc>
+        <w:tc>
+          <w:tcPr>
+            <w:tcW w:type="dxa" w:w="1440"/>
+            <w:shd w:val="clear" w:color="auto" w:fill="F2F6FC"/>
+          </w:tcPr>
+          <w:p>
+            <w:r>
+              <w:rPr>
+                <w:sz w:val="18"/>
+              </w:rPr>
+              <w:t>否</w:t>
+            </w:r>
+          </w:p>
+        </w:tc>
+        <w:tc>
+          <w:tcPr>
+            <w:tcW w:type="dxa" w:w="1440"/>
+            <w:shd w:val="clear" w:color="auto" w:fill="F2F6FC"/>
+          </w:tcPr>
+          <w:p>
+            <w:r>
+              <w:rPr>
+                <w:sz w:val="18"/>
+              </w:rPr>
+              <w:t>PASS</w:t>
+            </w:r>
+          </w:p>
+        </w:tc>
+      </w:tr>
+      <w:tr>
+        <w:tc>
+          <w:tcPr>
+            <w:tcW w:type="dxa" w:w="1440"/>
+          </w:tcPr>
+          <w:p>
+            <w:r>
+              <w:rPr>
+                <w:sz w:val="18"/>
+              </w:rPr>
+              <w:t>6</w:t>
+            </w:r>
+          </w:p>
+        </w:tc>
+        <w:tc>
+          <w:tcPr>
+            <w:tcW w:type="dxa" w:w="1440"/>
+          </w:tcPr>
+          <w:p>
+            <w:r>
+              <w:rPr>
+                <w:sz w:val="18"/>
+              </w:rPr>
+              <w:t>interviewer(unauthorized candidate)</w:t>
+            </w:r>
+          </w:p>
+        </w:tc>
+        <w:tc>
+          <w:tcPr>
+            <w:tcW w:type="dxa" w:w="1440"/>
+          </w:tcPr>
+          <w:p>
+            <w:r>
+              <w:rPr>
+                <w:sz w:val="18"/>
+              </w:rPr>
+              <w:t>DENY</w:t>
+            </w:r>
+          </w:p>
+        </w:tc>
+        <w:tc>
+          <w:tcPr>
+            <w:tcW w:type="dxa" w:w="1440"/>
+          </w:tcPr>
+          <w:p>
+            <w:r>
+              <w:rPr>
+                <w:sz w:val="18"/>
+              </w:rPr>
+              <w:t>403</w:t>
+            </w:r>
+          </w:p>
+        </w:tc>
+        <w:tc>
+          <w:tcPr>
+            <w:tcW w:type="dxa" w:w="1440"/>
+          </w:tcPr>
+          <w:p>
+            <w:r>
+              <w:rPr>
+                <w:sz w:val="18"/>
+              </w:rPr>
+              <w:t>否</w:t>
+            </w:r>
+          </w:p>
+        </w:tc>
+        <w:tc>
+          <w:tcPr>
+            <w:tcW w:type="dxa" w:w="1440"/>
+          </w:tcPr>
+          <w:p>
+            <w:r>
+              <w:rPr>
+                <w:sz w:val="18"/>
+              </w:rPr>
+              <w:t>PASS</w:t>
+            </w:r>
+          </w:p>
+        </w:tc>
+      </w:tr>
+      <w:tr>
+        <w:tc>
+          <w:tcPr>
+            <w:tcW w:type="dxa" w:w="1440"/>
+            <w:shd w:val="clear" w:color="auto" w:fill="F2F6FC"/>
+          </w:tcPr>
+          <w:p>
+            <w:r>
+              <w:rPr>
+                <w:sz w:val="18"/>
+              </w:rPr>
+              <w:t>7</w:t>
+            </w:r>
+          </w:p>
+        </w:tc>
+        <w:tc>
+          <w:tcPr>
+            <w:tcW w:type="dxa" w:w="1440"/>
+            <w:shd w:val="clear" w:color="auto" w:fill="F2F6FC"/>
+          </w:tcPr>
+          <w:p>
+            <w:r>
+              <w:rPr>
+                <w:sz w:val="18"/>
+              </w:rPr>
+              <w:t>interviewer(review unauthorized)</w:t>
+            </w:r>
+          </w:p>
+        </w:tc>
+        <w:tc>
+          <w:tcPr>
+            <w:tcW w:type="dxa" w:w="1440"/>
+            <w:shd w:val="clear" w:color="auto" w:fill="F2F6FC"/>
+          </w:tcPr>
+          <w:p>
+            <w:r>
+              <w:rPr>
+                <w:sz w:val="18"/>
+              </w:rPr>
+              <w:t>DENY</w:t>
+            </w:r>
+          </w:p>
+        </w:tc>
+        <w:tc>
+          <w:tcPr>
+            <w:tcW w:type="dxa" w:w="1440"/>
+            <w:shd w:val="clear" w:color="auto" w:fill="F2F6FC"/>
+          </w:tcPr>
+          <w:p>
+            <w:r>
+              <w:rPr>
+                <w:sz w:val="18"/>
+              </w:rPr>
+              <w:t>403</w:t>
+            </w:r>
+          </w:p>
+        </w:tc>
+        <w:tc>
+          <w:tcPr>
+            <w:tcW w:type="dxa" w:w="1440"/>
+            <w:shd w:val="clear" w:color="auto" w:fill="F2F6FC"/>
+          </w:tcPr>
+          <w:p>
+            <w:r>
+              <w:rPr>
+                <w:sz w:val="18"/>
+              </w:rPr>
+              <w:t>否</w:t>
+            </w:r>
+          </w:p>
+        </w:tc>
+        <w:tc>
+          <w:tcPr>
+            <w:tcW w:type="dxa" w:w="1440"/>
+            <w:shd w:val="clear" w:color="auto" w:fill="F2F6FC"/>
+          </w:tcPr>
+          <w:p>
+            <w:r>
+              <w:rPr>
+                <w:sz w:val="18"/>
+              </w:rPr>
+              <w:t>PASS</w:t>
+            </w:r>
+          </w:p>
+        </w:tc>
+      </w:tr>
+      <w:tr>
+        <w:tc>
+          <w:tcPr>
+            <w:tcW w:type="dxa" w:w="1440"/>
+          </w:tcPr>
+          <w:p>
+            <w:r>
+              <w:rPr>
+                <w:sz w:val="18"/>
+              </w:rPr>
+              <w:t>8</w:t>
+            </w:r>
+          </w:p>
+        </w:tc>
+        <w:tc>
+          <w:tcPr>
+            <w:tcW w:type="dxa" w:w="1440"/>
+          </w:tcPr>
+          <w:p>
+            <w:r>
+              <w:rPr>
+                <w:sz w:val="18"/>
+              </w:rPr>
+              <w:t>existing but unauthorized</w:t>
+            </w:r>
+          </w:p>
+        </w:tc>
+        <w:tc>
+          <w:tcPr>
+            <w:tcW w:type="dxa" w:w="1440"/>
+          </w:tcPr>
+          <w:p>
+            <w:r>
+              <w:rPr>
+                <w:sz w:val="18"/>
+              </w:rPr>
+              <w:t>DENY</w:t>
+            </w:r>
+          </w:p>
+        </w:tc>
+        <w:tc>
+          <w:tcPr>
+            <w:tcW w:type="dxa" w:w="1440"/>
+          </w:tcPr>
+          <w:p>
+            <w:r>
+              <w:rPr>
+                <w:sz w:val="18"/>
+              </w:rPr>
+              <w:t>403</w:t>
+            </w:r>
+          </w:p>
+        </w:tc>
+        <w:tc>
+          <w:tcPr>
+            <w:tcW w:type="dxa" w:w="1440"/>
+          </w:tcPr>
+          <w:p>
+            <w:r>
+              <w:rPr>
+                <w:sz w:val="18"/>
+              </w:rPr>
+              <w:t>否</w:t>
+            </w:r>
+          </w:p>
+        </w:tc>
+        <w:tc>
+          <w:tcPr>
+            <w:tcW w:type="dxa" w:w="1440"/>
+          </w:tcPr>
+          <w:p>
+            <w:r>
+              <w:rPr>
+                <w:sz w:val="18"/>
+              </w:rPr>
+              <w:t>PASS</w:t>
+            </w:r>
+          </w:p>
+        </w:tc>
+      </w:tr>
+      <w:tr>
+        <w:tc>
+          <w:tcPr>
+            <w:tcW w:type="dxa" w:w="1440"/>
+            <w:shd w:val="clear" w:color="auto" w:fill="F2F6FC"/>
+          </w:tcPr>
+          <w:p>
+            <w:r>
+              <w:rPr>
+                <w:sz w:val="18"/>
+              </w:rPr>
+              <w:t>9</w:t>
+            </w:r>
+          </w:p>
+        </w:tc>
+        <w:tc>
+          <w:tcPr>
+            <w:tcW w:type="dxa" w:w="1440"/>
+            <w:shd w:val="clear" w:color="auto" w:fill="F2F6FC"/>
+          </w:tcPr>
+          <w:p>
+            <w:r>
+              <w:rPr>
+                <w:sz w:val="18"/>
+              </w:rPr>
+              <w:t>not_configured</w:t>
+            </w:r>
+          </w:p>
+        </w:tc>
+        <w:tc>
+          <w:tcPr>
+            <w:tcW w:type="dxa" w:w="1440"/>
+            <w:shd w:val="clear" w:color="auto" w:fill="F2F6FC"/>
+          </w:tcPr>
+          <w:p>
+            <w:r>
+              <w:rPr>
+                <w:sz w:val="18"/>
+              </w:rPr>
+              <w:t>ALL</w:t>
+            </w:r>
+          </w:p>
+        </w:tc>
+        <w:tc>
+          <w:tcPr>
+            <w:tcW w:type="dxa" w:w="1440"/>
+            <w:shd w:val="clear" w:color="auto" w:fill="F2F6FC"/>
+          </w:tcPr>
+          <w:p>
+            <w:r>
+              <w:rPr>
+                <w:sz w:val="18"/>
+              </w:rPr>
+              <w:t>200</w:t>
+            </w:r>
+          </w:p>
+        </w:tc>
+        <w:tc>
+          <w:tcPr>
+            <w:tcW w:type="dxa" w:w="1440"/>
+            <w:shd w:val="clear" w:color="auto" w:fill="F2F6FC"/>
+          </w:tcPr>
+          <w:p>
+            <w:r>
+              <w:rPr>
+                <w:sz w:val="18"/>
+              </w:rPr>
+              <w:t>否</w:t>
+            </w:r>
+          </w:p>
+        </w:tc>
+        <w:tc>
+          <w:tcPr>
+            <w:tcW w:type="dxa" w:w="1440"/>
+            <w:shd w:val="clear" w:color="auto" w:fill="F2F6FC"/>
+          </w:tcPr>
+          <w:p>
+            <w:r>
+              <w:rPr>
+                <w:sz w:val="18"/>
+              </w:rPr>
+              <w:t>PASS</w:t>
+            </w:r>
+          </w:p>
+        </w:tc>
+      </w:tr>
+    </w:tbl>
+    <w:p/>
+    <w:p>
+      <w:pPr>
+        <w:pStyle w:val="Heading1"/>
+      </w:pPr>
+      <w:r>
+        <w:t>五、DOM 验证 (25项)</w:t>
+      </w:r>
+    </w:p>
+    <w:tbl>
+      <w:tblPr>
+        <w:tblStyle w:val="TableGrid"/>
+        <w:tblW w:type="auto" w:w="0"/>
+        <w:jc w:val="center"/>
+        <w:tblLook w:firstColumn="1" w:firstRow="1" w:lastColumn="0" w:lastRow="0" w:noHBand="0" w:noVBand="1" w:val="04A0"/>
+      </w:tblPr>
+      <w:tblGrid>
+        <w:gridCol w:w="2160"/>
+        <w:gridCol w:w="2160"/>
+        <w:gridCol w:w="2160"/>
+        <w:gridCol w:w="2160"/>
+      </w:tblGrid>
+      <w:tr>
+        <w:tc>
+          <w:tcPr>
+            <w:tcW w:type="dxa" w:w="2160"/>
+            <w:shd w:val="clear" w:color="auto" w:fill="2B579A"/>
+          </w:tcPr>
+          <w:p>
+            <w:pPr>
+              <w:jc w:val="center"/>
+            </w:pPr>
+            <w:r>
+              <w:rPr>
+                <w:b/>
+                <w:color w:val="FFFFFF"/>
+                <w:sz w:val="20"/>
+              </w:rPr>
+              <w:t>验证项</w:t>
+            </w:r>
+          </w:p>
+        </w:tc>
+        <w:tc>
+          <w:tcPr>
+            <w:tcW w:type="dxa" w:w="2160"/>
+            <w:shd w:val="clear" w:color="auto" w:fill="2B579A"/>
+          </w:tcPr>
+          <w:p>
+            <w:pPr>
+              <w:jc w:val="center"/>
+            </w:pPr>
+            <w:r>
+              <w:rPr>
+                <w:b/>
+                <w:color w:val="FFFFFF"/>
+                <w:sz w:val="20"/>
+              </w:rPr>
+              <w:t>预期</w:t>
+            </w:r>
+          </w:p>
+        </w:tc>
+        <w:tc>
+          <w:tcPr>
+            <w:tcW w:type="dxa" w:w="2160"/>
+            <w:shd w:val="clear" w:color="auto" w:fill="2B579A"/>
+          </w:tcPr>
+          <w:p>
+            <w:pPr>
+              <w:jc w:val="center"/>
+            </w:pPr>
+            <w:r>
+              <w:rPr>
+                <w:b/>
+                <w:color w:val="FFFFFF"/>
+                <w:sz w:val="20"/>
+              </w:rPr>
+              <w:t>实际</w:t>
+            </w:r>
+          </w:p>
+        </w:tc>
+        <w:tc>
+          <w:tcPr>
+            <w:tcW w:type="dxa" w:w="2160"/>
+            <w:shd w:val="clear" w:color="auto" w:fill="2B579A"/>
+          </w:tcPr>
+          <w:p>
+            <w:pPr>
+              <w:jc w:val="center"/>
+            </w:pPr>
+            <w:r>
+              <w:rPr>
+                <w:b/>
+                <w:color w:val="FFFFFF"/>
+                <w:sz w:val="20"/>
+              </w:rPr>
+              <w:t>通过</w:t>
+            </w:r>
+          </w:p>
+        </w:tc>
+      </w:tr>
+      <w:tr>
+        <w:tc>
+          <w:tcPr>
+            <w:tcW w:type="dxa" w:w="2160"/>
+            <w:shd w:val="clear" w:color="auto" w:fill="F2F6FC"/>
+          </w:tcPr>
+          <w:p>
+            <w:r>
+              <w:rPr>
+                <w:sz w:val="18"/>
+              </w:rPr>
+              <w:t>AI 助手</w:t>
+            </w:r>
+          </w:p>
+        </w:tc>
+        <w:tc>
+          <w:tcPr>
+            <w:tcW w:type="dxa" w:w="2160"/>
+            <w:shd w:val="clear" w:color="auto" w:fill="F2F6FC"/>
+          </w:tcPr>
+          <w:p>
+            <w:r>
+              <w:rPr>
+                <w:sz w:val="18"/>
+              </w:rPr>
+              <w:t>TRUE</w:t>
+            </w:r>
+          </w:p>
+        </w:tc>
+        <w:tc>
+          <w:tcPr>
+            <w:tcW w:type="dxa" w:w="2160"/>
+            <w:shd w:val="clear" w:color="auto" w:fill="F2F6FC"/>
+          </w:tcPr>
+          <w:p>
+            <w:r>
+              <w:rPr>
+                <w:sz w:val="18"/>
+              </w:rPr>
+              <w:t>TRUE</w:t>
+            </w:r>
+          </w:p>
+        </w:tc>
+        <w:tc>
+          <w:tcPr>
+            <w:tcW w:type="dxa" w:w="2160"/>
+            <w:shd w:val="clear" w:color="auto" w:fill="F2F6FC"/>
+          </w:tcPr>
+          <w:p>
+            <w:r>
+              <w:rPr>
+                <w:sz w:val="18"/>
+              </w:rPr>
+              <w:t>PASS</w:t>
+            </w:r>
+          </w:p>
+        </w:tc>
+      </w:tr>
+      <w:tr>
+        <w:tc>
+          <w:tcPr>
+            <w:tcW w:type="dxa" w:w="2160"/>
+          </w:tcPr>
+          <w:p>
+            <w:r>
+              <w:rPr>
+                <w:sz w:val="18"/>
+              </w:rPr>
+              <w:t>AI 辅助建议，仅供参考</w:t>
+            </w:r>
+          </w:p>
+        </w:tc>
+        <w:tc>
+          <w:tcPr>
+            <w:tcW w:type="dxa" w:w="2160"/>
+          </w:tcPr>
+          <w:p>
+            <w:r>
+              <w:rPr>
+                <w:sz w:val="18"/>
+              </w:rPr>
+              <w:t>TRUE</w:t>
+            </w:r>
+          </w:p>
+        </w:tc>
+        <w:tc>
+          <w:tcPr>
+            <w:tcW w:type="dxa" w:w="2160"/>
+          </w:tcPr>
+          <w:p>
+            <w:r>
+              <w:rPr>
+                <w:sz w:val="18"/>
+              </w:rPr>
+              <w:t>TRUE</w:t>
+            </w:r>
+          </w:p>
+        </w:tc>
+        <w:tc>
+          <w:tcPr>
+            <w:tcW w:type="dxa" w:w="2160"/>
+          </w:tcPr>
+          <w:p>
+            <w:r>
+              <w:rPr>
+                <w:sz w:val="18"/>
+              </w:rPr>
+              <w:t>PASS</w:t>
+            </w:r>
+          </w:p>
+        </w:tc>
+      </w:tr>
+      <w:tr>
+        <w:tc>
+          <w:tcPr>
+            <w:tcW w:type="dxa" w:w="2160"/>
+            <w:shd w:val="clear" w:color="auto" w:fill="F2F6FC"/>
+          </w:tcPr>
+          <w:p>
+            <w:r>
+              <w:rPr>
+                <w:sz w:val="18"/>
+              </w:rPr>
+              <w:t>provider</w:t>
+            </w:r>
+          </w:p>
+        </w:tc>
+        <w:tc>
+          <w:tcPr>
+            <w:tcW w:type="dxa" w:w="2160"/>
+            <w:shd w:val="clear" w:color="auto" w:fill="F2F6FC"/>
+          </w:tcPr>
+          <w:p>
+            <w:r>
+              <w:rPr>
+                <w:sz w:val="18"/>
+              </w:rPr>
+              <w:t>TRUE</w:t>
+            </w:r>
+          </w:p>
+        </w:tc>
+        <w:tc>
+          <w:tcPr>
+            <w:tcW w:type="dxa" w:w="2160"/>
+            <w:shd w:val="clear" w:color="auto" w:fill="F2F6FC"/>
+          </w:tcPr>
+          <w:p>
+            <w:r>
+              <w:rPr>
+                <w:sz w:val="18"/>
+              </w:rPr>
+              <w:t>TRUE</w:t>
+            </w:r>
+          </w:p>
+        </w:tc>
+        <w:tc>
+          <w:tcPr>
+            <w:tcW w:type="dxa" w:w="2160"/>
+            <w:shd w:val="clear" w:color="auto" w:fill="F2F6FC"/>
+          </w:tcPr>
+          <w:p>
+            <w:r>
+              <w:rPr>
+                <w:sz w:val="18"/>
+              </w:rPr>
+              <w:t>PASS</w:t>
+            </w:r>
+          </w:p>
+        </w:tc>
+      </w:tr>
+      <w:tr>
+        <w:tc>
+          <w:tcPr>
+            <w:tcW w:type="dxa" w:w="2160"/>
+          </w:tcPr>
+          <w:p>
+            <w:r>
+              <w:rPr>
+                <w:sz w:val="18"/>
+              </w:rPr>
+              <w:t>promptVersion</w:t>
+            </w:r>
+          </w:p>
+        </w:tc>
+        <w:tc>
+          <w:tcPr>
+            <w:tcW w:type="dxa" w:w="2160"/>
+          </w:tcPr>
+          <w:p>
+            <w:r>
+              <w:rPr>
+                <w:sz w:val="18"/>
+              </w:rPr>
+              <w:t>TRUE</w:t>
+            </w:r>
+          </w:p>
+        </w:tc>
+        <w:tc>
+          <w:tcPr>
+            <w:tcW w:type="dxa" w:w="2160"/>
+          </w:tcPr>
+          <w:p>
+            <w:r>
+              <w:rPr>
+                <w:sz w:val="18"/>
+              </w:rPr>
+              <w:t>TRUE</w:t>
+            </w:r>
+          </w:p>
+        </w:tc>
+        <w:tc>
+          <w:tcPr>
+            <w:tcW w:type="dxa" w:w="2160"/>
+          </w:tcPr>
+          <w:p>
+            <w:r>
+              <w:rPr>
+                <w:sz w:val="18"/>
+              </w:rPr>
+              <w:t>PASS</w:t>
+            </w:r>
+          </w:p>
+        </w:tc>
+      </w:tr>
+      <w:tr>
+        <w:tc>
+          <w:tcPr>
+            <w:tcW w:type="dxa" w:w="2160"/>
+            <w:shd w:val="clear" w:color="auto" w:fill="F2F6FC"/>
+          </w:tcPr>
+          <w:p>
+            <w:r>
+              <w:rPr>
+                <w:sz w:val="18"/>
+              </w:rPr>
+              <w:t>evidence</w:t>
+            </w:r>
+          </w:p>
+        </w:tc>
+        <w:tc>
+          <w:tcPr>
+            <w:tcW w:type="dxa" w:w="2160"/>
+            <w:shd w:val="clear" w:color="auto" w:fill="F2F6FC"/>
+          </w:tcPr>
+          <w:p>
+            <w:r>
+              <w:rPr>
+                <w:sz w:val="18"/>
+              </w:rPr>
+              <w:t>TRUE</w:t>
+            </w:r>
+          </w:p>
+        </w:tc>
+        <w:tc>
+          <w:tcPr>
+            <w:tcW w:type="dxa" w:w="2160"/>
+            <w:shd w:val="clear" w:color="auto" w:fill="F2F6FC"/>
+          </w:tcPr>
+          <w:p>
+            <w:r>
+              <w:rPr>
+                <w:sz w:val="18"/>
+              </w:rPr>
+              <w:t>TRUE</w:t>
+            </w:r>
+          </w:p>
+        </w:tc>
+        <w:tc>
+          <w:tcPr>
+            <w:tcW w:type="dxa" w:w="2160"/>
+            <w:shd w:val="clear" w:color="auto" w:fill="F2F6FC"/>
+          </w:tcPr>
+          <w:p>
+            <w:r>
+              <w:rPr>
+                <w:sz w:val="18"/>
+              </w:rPr>
+              <w:t>PASS</w:t>
+            </w:r>
+          </w:p>
+        </w:tc>
+      </w:tr>
+      <w:tr>
+        <w:tc>
+          <w:tcPr>
+            <w:tcW w:type="dxa" w:w="2160"/>
+          </w:tcPr>
+          <w:p>
+            <w:r>
+              <w:rPr>
+                <w:sz w:val="18"/>
+              </w:rPr>
+              <w:t>suggestedAction</w:t>
+            </w:r>
+          </w:p>
+        </w:tc>
+        <w:tc>
+          <w:tcPr>
+            <w:tcW w:type="dxa" w:w="2160"/>
+          </w:tcPr>
+          <w:p>
+            <w:r>
+              <w:rPr>
+                <w:sz w:val="18"/>
+              </w:rPr>
+              <w:t>TRUE</w:t>
+            </w:r>
+          </w:p>
+        </w:tc>
+        <w:tc>
+          <w:tcPr>
+            <w:tcW w:type="dxa" w:w="2160"/>
+          </w:tcPr>
+          <w:p>
+            <w:r>
+              <w:rPr>
+                <w:sz w:val="18"/>
+              </w:rPr>
+              <w:t>TRUE</w:t>
+            </w:r>
+          </w:p>
+        </w:tc>
+        <w:tc>
+          <w:tcPr>
+            <w:tcW w:type="dxa" w:w="2160"/>
+          </w:tcPr>
+          <w:p>
+            <w:r>
+              <w:rPr>
+                <w:sz w:val="18"/>
+              </w:rPr>
+              <w:t>PASS</w:t>
+            </w:r>
+          </w:p>
+        </w:tc>
+      </w:tr>
+      <w:tr>
+        <w:tc>
+          <w:tcPr>
+            <w:tcW w:type="dxa" w:w="2160"/>
+            <w:shd w:val="clear" w:color="auto" w:fill="F2F6FC"/>
+          </w:tcPr>
+          <w:p>
+            <w:r>
+              <w:rPr>
+                <w:sz w:val="18"/>
+              </w:rPr>
+              <w:t>humanReviewStatus</w:t>
+            </w:r>
+          </w:p>
+        </w:tc>
+        <w:tc>
+          <w:tcPr>
+            <w:tcW w:type="dxa" w:w="2160"/>
+            <w:shd w:val="clear" w:color="auto" w:fill="F2F6FC"/>
+          </w:tcPr>
+          <w:p>
+            <w:r>
+              <w:rPr>
+                <w:sz w:val="18"/>
+              </w:rPr>
+              <w:t>TRUE</w:t>
+            </w:r>
+          </w:p>
+        </w:tc>
+        <w:tc>
+          <w:tcPr>
+            <w:tcW w:type="dxa" w:w="2160"/>
+            <w:shd w:val="clear" w:color="auto" w:fill="F2F6FC"/>
+          </w:tcPr>
+          <w:p>
+            <w:r>
+              <w:rPr>
+                <w:sz w:val="18"/>
+              </w:rPr>
+              <w:t>TRUE</w:t>
+            </w:r>
+          </w:p>
+        </w:tc>
+        <w:tc>
+          <w:tcPr>
+            <w:tcW w:type="dxa" w:w="2160"/>
+            <w:shd w:val="clear" w:color="auto" w:fill="F2F6FC"/>
+          </w:tcPr>
+          <w:p>
+            <w:r>
+              <w:rPr>
+                <w:sz w:val="18"/>
+              </w:rPr>
+              <w:t>PASS</w:t>
+            </w:r>
+          </w:p>
+        </w:tc>
+      </w:tr>
+      <w:tr>
+        <w:tc>
+          <w:tcPr>
+            <w:tcW w:type="dxa" w:w="2160"/>
+          </w:tcPr>
+          <w:p>
+            <w:r>
+              <w:rPr>
+                <w:sz w:val="18"/>
+              </w:rPr>
+              <w:t>接受</w:t>
+            </w:r>
+          </w:p>
+        </w:tc>
+        <w:tc>
+          <w:tcPr>
+            <w:tcW w:type="dxa" w:w="2160"/>
+          </w:tcPr>
+          <w:p>
+            <w:r>
+              <w:rPr>
+                <w:sz w:val="18"/>
+              </w:rPr>
+              <w:t>TRUE</w:t>
+            </w:r>
+          </w:p>
+        </w:tc>
+        <w:tc>
+          <w:tcPr>
+            <w:tcW w:type="dxa" w:w="2160"/>
+          </w:tcPr>
+          <w:p>
+            <w:r>
+              <w:rPr>
+                <w:sz w:val="18"/>
+              </w:rPr>
+              <w:t>TRUE</w:t>
+            </w:r>
+          </w:p>
+        </w:tc>
+        <w:tc>
+          <w:tcPr>
+            <w:tcW w:type="dxa" w:w="2160"/>
+          </w:tcPr>
+          <w:p>
+            <w:r>
+              <w:rPr>
+                <w:sz w:val="18"/>
+              </w:rPr>
+              <w:t>PASS</w:t>
+            </w:r>
+          </w:p>
+        </w:tc>
+      </w:tr>
+      <w:tr>
+        <w:tc>
+          <w:tcPr>
+            <w:tcW w:type="dxa" w:w="2160"/>
+            <w:shd w:val="clear" w:color="auto" w:fill="F2F6FC"/>
+          </w:tcPr>
+          <w:p>
+            <w:r>
+              <w:rPr>
+                <w:sz w:val="18"/>
+              </w:rPr>
+              <w:t>编辑</w:t>
+            </w:r>
+          </w:p>
+        </w:tc>
+        <w:tc>
+          <w:tcPr>
+            <w:tcW w:type="dxa" w:w="2160"/>
+            <w:shd w:val="clear" w:color="auto" w:fill="F2F6FC"/>
+          </w:tcPr>
+          <w:p>
+            <w:r>
+              <w:rPr>
+                <w:sz w:val="18"/>
+              </w:rPr>
+              <w:t>TRUE</w:t>
+            </w:r>
+          </w:p>
+        </w:tc>
+        <w:tc>
+          <w:tcPr>
+            <w:tcW w:type="dxa" w:w="2160"/>
+            <w:shd w:val="clear" w:color="auto" w:fill="F2F6FC"/>
+          </w:tcPr>
+          <w:p>
+            <w:r>
+              <w:rPr>
+                <w:sz w:val="18"/>
+              </w:rPr>
+              <w:t>TRUE</w:t>
+            </w:r>
+          </w:p>
+        </w:tc>
+        <w:tc>
+          <w:tcPr>
+            <w:tcW w:type="dxa" w:w="2160"/>
+            <w:shd w:val="clear" w:color="auto" w:fill="F2F6FC"/>
+          </w:tcPr>
+          <w:p>
+            <w:r>
+              <w:rPr>
+                <w:sz w:val="18"/>
+              </w:rPr>
+              <w:t>PASS</w:t>
+            </w:r>
+          </w:p>
+        </w:tc>
+      </w:tr>
+      <w:tr>
+        <w:tc>
+          <w:tcPr>
+            <w:tcW w:type="dxa" w:w="2160"/>
+          </w:tcPr>
+          <w:p>
+            <w:r>
+              <w:rPr>
+                <w:sz w:val="18"/>
+              </w:rPr>
+              <w:t>忽略</w:t>
+            </w:r>
+          </w:p>
+        </w:tc>
+        <w:tc>
+          <w:tcPr>
+            <w:tcW w:type="dxa" w:w="2160"/>
+          </w:tcPr>
+          <w:p>
+            <w:r>
+              <w:rPr>
+                <w:sz w:val="18"/>
+              </w:rPr>
+              <w:t>TRUE</w:t>
+            </w:r>
+          </w:p>
+        </w:tc>
+        <w:tc>
+          <w:tcPr>
+            <w:tcW w:type="dxa" w:w="2160"/>
+          </w:tcPr>
+          <w:p>
+            <w:r>
+              <w:rPr>
+                <w:sz w:val="18"/>
+              </w:rPr>
+              <w:t>TRUE</w:t>
+            </w:r>
+          </w:p>
+        </w:tc>
+        <w:tc>
+          <w:tcPr>
+            <w:tcW w:type="dxa" w:w="2160"/>
+          </w:tcPr>
+          <w:p>
+            <w:r>
+              <w:rPr>
+                <w:sz w:val="18"/>
+              </w:rPr>
+              <w:t>PASS</w:t>
+            </w:r>
+          </w:p>
+        </w:tc>
+      </w:tr>
+      <w:tr>
+        <w:tc>
+          <w:tcPr>
+            <w:tcW w:type="dxa" w:w="2160"/>
+            <w:shd w:val="clear" w:color="auto" w:fill="F2F6FC"/>
+          </w:tcPr>
+          <w:p>
+            <w:r>
+              <w:rPr>
+                <w:sz w:val="18"/>
+              </w:rPr>
+              <w:t>AI 决策</w:t>
+            </w:r>
+          </w:p>
+        </w:tc>
+        <w:tc>
+          <w:tcPr>
+            <w:tcW w:type="dxa" w:w="2160"/>
+            <w:shd w:val="clear" w:color="auto" w:fill="F2F6FC"/>
+          </w:tcPr>
+          <w:p>
+            <w:r>
+              <w:rPr>
+                <w:sz w:val="18"/>
+              </w:rPr>
+              <w:t>FALSE</w:t>
+            </w:r>
+          </w:p>
+        </w:tc>
+        <w:tc>
+          <w:tcPr>
+            <w:tcW w:type="dxa" w:w="2160"/>
+            <w:shd w:val="clear" w:color="auto" w:fill="F2F6FC"/>
+          </w:tcPr>
+          <w:p>
+            <w:r>
+              <w:rPr>
+                <w:sz w:val="18"/>
+              </w:rPr>
+              <w:t>FALSE</w:t>
+            </w:r>
+          </w:p>
+        </w:tc>
+        <w:tc>
+          <w:tcPr>
+            <w:tcW w:type="dxa" w:w="2160"/>
+            <w:shd w:val="clear" w:color="auto" w:fill="F2F6FC"/>
+          </w:tcPr>
+          <w:p>
+            <w:r>
+              <w:rPr>
+                <w:sz w:val="18"/>
+              </w:rPr>
+              <w:t>PASS</w:t>
+            </w:r>
+          </w:p>
+        </w:tc>
+      </w:tr>
+      <w:tr>
+        <w:tc>
+          <w:tcPr>
+            <w:tcW w:type="dxa" w:w="2160"/>
+          </w:tcPr>
+          <w:p>
+            <w:r>
+              <w:rPr>
+                <w:sz w:val="18"/>
+              </w:rPr>
+              <w:t>AI 自动淘汰</w:t>
+            </w:r>
+          </w:p>
+        </w:tc>
+        <w:tc>
+          <w:tcPr>
+            <w:tcW w:type="dxa" w:w="2160"/>
+          </w:tcPr>
+          <w:p>
+            <w:r>
+              <w:rPr>
+                <w:sz w:val="18"/>
+              </w:rPr>
+              <w:t>FALSE</w:t>
+            </w:r>
+          </w:p>
+        </w:tc>
+        <w:tc>
+          <w:tcPr>
+            <w:tcW w:type="dxa" w:w="2160"/>
+          </w:tcPr>
+          <w:p>
+            <w:r>
+              <w:rPr>
+                <w:sz w:val="18"/>
+              </w:rPr>
+              <w:t>FALSE</w:t>
+            </w:r>
+          </w:p>
+        </w:tc>
+        <w:tc>
+          <w:tcPr>
+            <w:tcW w:type="dxa" w:w="2160"/>
+          </w:tcPr>
+          <w:p>
+            <w:r>
+              <w:rPr>
+                <w:sz w:val="18"/>
+              </w:rPr>
+              <w:t>PASS</w:t>
+            </w:r>
+          </w:p>
+        </w:tc>
+      </w:tr>
+      <w:tr>
+        <w:tc>
+          <w:tcPr>
+            <w:tcW w:type="dxa" w:w="2160"/>
+            <w:shd w:val="clear" w:color="auto" w:fill="F2F6FC"/>
+          </w:tcPr>
+          <w:p>
+            <w:r>
+              <w:rPr>
+                <w:sz w:val="18"/>
+              </w:rPr>
+              <w:t>AI 自动录用</w:t>
+            </w:r>
+          </w:p>
+        </w:tc>
+        <w:tc>
+          <w:tcPr>
+            <w:tcW w:type="dxa" w:w="2160"/>
+            <w:shd w:val="clear" w:color="auto" w:fill="F2F6FC"/>
+          </w:tcPr>
+          <w:p>
+            <w:r>
+              <w:rPr>
+                <w:sz w:val="18"/>
+              </w:rPr>
+              <w:t>FALSE</w:t>
+            </w:r>
+          </w:p>
+        </w:tc>
+        <w:tc>
+          <w:tcPr>
+            <w:tcW w:type="dxa" w:w="2160"/>
+            <w:shd w:val="clear" w:color="auto" w:fill="F2F6FC"/>
+          </w:tcPr>
+          <w:p>
+            <w:r>
+              <w:rPr>
+                <w:sz w:val="18"/>
+              </w:rPr>
+              <w:t>FALSE</w:t>
+            </w:r>
+          </w:p>
+        </w:tc>
+        <w:tc>
+          <w:tcPr>
+            <w:tcW w:type="dxa" w:w="2160"/>
+            <w:shd w:val="clear" w:color="auto" w:fill="F2F6FC"/>
+          </w:tcPr>
+          <w:p>
+            <w:r>
+              <w:rPr>
+                <w:sz w:val="18"/>
+              </w:rPr>
+              <w:t>PASS</w:t>
+            </w:r>
+          </w:p>
+        </w:tc>
+      </w:tr>
+      <w:tr>
+        <w:tc>
+          <w:tcPr>
+            <w:tcW w:type="dxa" w:w="2160"/>
+          </w:tcPr>
+          <w:p>
+            <w:r>
+              <w:rPr>
+                <w:sz w:val="18"/>
+              </w:rPr>
+              <w:t>自动发 Offer</w:t>
+            </w:r>
+          </w:p>
+        </w:tc>
+        <w:tc>
+          <w:tcPr>
+            <w:tcW w:type="dxa" w:w="2160"/>
+          </w:tcPr>
+          <w:p>
+            <w:r>
+              <w:rPr>
+                <w:sz w:val="18"/>
+              </w:rPr>
+              <w:t>FALSE</w:t>
+            </w:r>
+          </w:p>
+        </w:tc>
+        <w:tc>
+          <w:tcPr>
+            <w:tcW w:type="dxa" w:w="2160"/>
+          </w:tcPr>
+          <w:p>
+            <w:r>
+              <w:rPr>
+                <w:sz w:val="18"/>
+              </w:rPr>
+              <w:t>FALSE</w:t>
+            </w:r>
+          </w:p>
+        </w:tc>
+        <w:tc>
+          <w:tcPr>
+            <w:tcW w:type="dxa" w:w="2160"/>
+          </w:tcPr>
+          <w:p>
+            <w:r>
+              <w:rPr>
+                <w:sz w:val="18"/>
+              </w:rPr>
+              <w:t>PASS</w:t>
+            </w:r>
+          </w:p>
+        </w:tc>
+      </w:tr>
+      <w:tr>
+        <w:tc>
+          <w:tcPr>
+            <w:tcW w:type="dxa" w:w="2160"/>
+            <w:shd w:val="clear" w:color="auto" w:fill="F2F6FC"/>
+          </w:tcPr>
+          <w:p>
+            <w:r>
+              <w:rPr>
+                <w:sz w:val="18"/>
+              </w:rPr>
+              <w:t>一键通过</w:t>
+            </w:r>
+          </w:p>
+        </w:tc>
+        <w:tc>
+          <w:tcPr>
+            <w:tcW w:type="dxa" w:w="2160"/>
+            <w:shd w:val="clear" w:color="auto" w:fill="F2F6FC"/>
+          </w:tcPr>
+          <w:p>
+            <w:r>
+              <w:rPr>
+                <w:sz w:val="18"/>
+              </w:rPr>
+              <w:t>FALSE</w:t>
+            </w:r>
+          </w:p>
+        </w:tc>
+        <w:tc>
+          <w:tcPr>
+            <w:tcW w:type="dxa" w:w="2160"/>
+            <w:shd w:val="clear" w:color="auto" w:fill="F2F6FC"/>
+          </w:tcPr>
+          <w:p>
+            <w:r>
+              <w:rPr>
+                <w:sz w:val="18"/>
+              </w:rPr>
+              <w:t>FALSE</w:t>
+            </w:r>
+          </w:p>
+        </w:tc>
+        <w:tc>
+          <w:tcPr>
+            <w:tcW w:type="dxa" w:w="2160"/>
+            <w:shd w:val="clear" w:color="auto" w:fill="F2F6FC"/>
+          </w:tcPr>
+          <w:p>
+            <w:r>
+              <w:rPr>
+                <w:sz w:val="18"/>
+              </w:rPr>
+              <w:t>PASS</w:t>
+            </w:r>
+          </w:p>
+        </w:tc>
+      </w:tr>
+      <w:tr>
+        <w:tc>
+          <w:tcPr>
+            <w:tcW w:type="dxa" w:w="2160"/>
+          </w:tcPr>
+          <w:p>
+            <w:r>
+              <w:rPr>
+                <w:sz w:val="18"/>
+              </w:rPr>
+              <w:t>一键淘汰</w:t>
+            </w:r>
+          </w:p>
+        </w:tc>
+        <w:tc>
+          <w:tcPr>
+            <w:tcW w:type="dxa" w:w="2160"/>
+          </w:tcPr>
+          <w:p>
+            <w:r>
+              <w:rPr>
+                <w:sz w:val="18"/>
+              </w:rPr>
+              <w:t>FALSE</w:t>
+            </w:r>
+          </w:p>
+        </w:tc>
+        <w:tc>
+          <w:tcPr>
+            <w:tcW w:type="dxa" w:w="2160"/>
+          </w:tcPr>
+          <w:p>
+            <w:r>
+              <w:rPr>
+                <w:sz w:val="18"/>
+              </w:rPr>
+              <w:t>FALSE</w:t>
+            </w:r>
+          </w:p>
+        </w:tc>
+        <w:tc>
+          <w:tcPr>
+            <w:tcW w:type="dxa" w:w="2160"/>
+          </w:tcPr>
+          <w:p>
+            <w:r>
+              <w:rPr>
+                <w:sz w:val="18"/>
+              </w:rPr>
+              <w:t>PASS</w:t>
+            </w:r>
+          </w:p>
+        </w:tc>
+      </w:tr>
+      <w:tr>
+        <w:tc>
+          <w:tcPr>
+            <w:tcW w:type="dxa" w:w="2160"/>
+            <w:shd w:val="clear" w:color="auto" w:fill="F2F6FC"/>
+          </w:tcPr>
+          <w:p>
+            <w:r>
+              <w:rPr>
+                <w:sz w:val="18"/>
+              </w:rPr>
+              <w:t>手机号</w:t>
+            </w:r>
+          </w:p>
+        </w:tc>
+        <w:tc>
+          <w:tcPr>
+            <w:tcW w:type="dxa" w:w="2160"/>
+            <w:shd w:val="clear" w:color="auto" w:fill="F2F6FC"/>
+          </w:tcPr>
+          <w:p>
+            <w:r>
+              <w:rPr>
+                <w:sz w:val="18"/>
+              </w:rPr>
+              <w:t>FALSE</w:t>
+            </w:r>
+          </w:p>
+        </w:tc>
+        <w:tc>
+          <w:tcPr>
+            <w:tcW w:type="dxa" w:w="2160"/>
+            <w:shd w:val="clear" w:color="auto" w:fill="F2F6FC"/>
+          </w:tcPr>
+          <w:p>
+            <w:r>
+              <w:rPr>
+                <w:sz w:val="18"/>
+              </w:rPr>
+              <w:t>FALSE</w:t>
+            </w:r>
+          </w:p>
+        </w:tc>
+        <w:tc>
+          <w:tcPr>
+            <w:tcW w:type="dxa" w:w="2160"/>
+            <w:shd w:val="clear" w:color="auto" w:fill="F2F6FC"/>
+          </w:tcPr>
+          <w:p>
+            <w:r>
+              <w:rPr>
+                <w:sz w:val="18"/>
+              </w:rPr>
+              <w:t>PASS</w:t>
+            </w:r>
+          </w:p>
+        </w:tc>
+      </w:tr>
+      <w:tr>
+        <w:tc>
+          <w:tcPr>
+            <w:tcW w:type="dxa" w:w="2160"/>
+          </w:tcPr>
+          <w:p>
+            <w:r>
+              <w:rPr>
+                <w:sz w:val="18"/>
+              </w:rPr>
+              <w:t>邮箱(非eslint)</w:t>
+            </w:r>
+          </w:p>
+        </w:tc>
+        <w:tc>
+          <w:tcPr>
+            <w:tcW w:type="dxa" w:w="2160"/>
+          </w:tcPr>
+          <w:p>
+            <w:r>
+              <w:rPr>
+                <w:sz w:val="18"/>
+              </w:rPr>
+              <w:t>FALSE</w:t>
+            </w:r>
+          </w:p>
+        </w:tc>
+        <w:tc>
+          <w:tcPr>
+            <w:tcW w:type="dxa" w:w="2160"/>
+          </w:tcPr>
+          <w:p>
+            <w:r>
+              <w:rPr>
+                <w:sz w:val="18"/>
+              </w:rPr>
+              <w:t>FALSE</w:t>
+            </w:r>
+          </w:p>
+        </w:tc>
+        <w:tc>
+          <w:tcPr>
+            <w:tcW w:type="dxa" w:w="2160"/>
+          </w:tcPr>
+          <w:p>
+            <w:r>
+              <w:rPr>
+                <w:sz w:val="18"/>
+              </w:rPr>
+              <w:t>PASS</w:t>
+            </w:r>
+          </w:p>
+        </w:tc>
+      </w:tr>
+      <w:tr>
+        <w:tc>
+          <w:tcPr>
+            <w:tcW w:type="dxa" w:w="2160"/>
+            <w:shd w:val="clear" w:color="auto" w:fill="F2F6FC"/>
+          </w:tcPr>
+          <w:p>
+            <w:r>
+              <w:rPr>
+                <w:sz w:val="18"/>
+              </w:rPr>
+              <w:t>身份证</w:t>
+            </w:r>
+          </w:p>
+        </w:tc>
+        <w:tc>
+          <w:tcPr>
+            <w:tcW w:type="dxa" w:w="2160"/>
+            <w:shd w:val="clear" w:color="auto" w:fill="F2F6FC"/>
+          </w:tcPr>
+          <w:p>
+            <w:r>
+              <w:rPr>
+                <w:sz w:val="18"/>
+              </w:rPr>
+              <w:t>FALSE</w:t>
+            </w:r>
+          </w:p>
+        </w:tc>
+        <w:tc>
+          <w:tcPr>
+            <w:tcW w:type="dxa" w:w="2160"/>
+            <w:shd w:val="clear" w:color="auto" w:fill="F2F6FC"/>
+          </w:tcPr>
+          <w:p>
+            <w:r>
+              <w:rPr>
+                <w:sz w:val="18"/>
+              </w:rPr>
+              <w:t>FALSE</w:t>
+            </w:r>
+          </w:p>
+        </w:tc>
+        <w:tc>
+          <w:tcPr>
+            <w:tcW w:type="dxa" w:w="2160"/>
+            <w:shd w:val="clear" w:color="auto" w:fill="F2F6FC"/>
+          </w:tcPr>
+          <w:p>
+            <w:r>
+              <w:rPr>
+                <w:sz w:val="18"/>
+              </w:rPr>
+              <w:t>PASS</w:t>
+            </w:r>
+          </w:p>
+        </w:tc>
+      </w:tr>
+      <w:tr>
+        <w:tc>
+          <w:tcPr>
+            <w:tcW w:type="dxa" w:w="2160"/>
+          </w:tcPr>
+          <w:p>
+            <w:r>
+              <w:rPr>
+                <w:sz w:val="18"/>
+              </w:rPr>
+              <w:t>详细薪资</w:t>
+            </w:r>
+          </w:p>
+        </w:tc>
+        <w:tc>
+          <w:tcPr>
+            <w:tcW w:type="dxa" w:w="2160"/>
+          </w:tcPr>
+          <w:p>
+            <w:r>
+              <w:rPr>
+                <w:sz w:val="18"/>
+              </w:rPr>
+              <w:t>FALSE</w:t>
+            </w:r>
+          </w:p>
+        </w:tc>
+        <w:tc>
+          <w:tcPr>
+            <w:tcW w:type="dxa" w:w="2160"/>
+          </w:tcPr>
+          <w:p>
+            <w:r>
+              <w:rPr>
+                <w:sz w:val="18"/>
+              </w:rPr>
+              <w:t>FALSE</w:t>
+            </w:r>
+          </w:p>
+        </w:tc>
+        <w:tc>
+          <w:tcPr>
+            <w:tcW w:type="dxa" w:w="2160"/>
+          </w:tcPr>
+          <w:p>
+            <w:r>
+              <w:rPr>
+                <w:sz w:val="18"/>
+              </w:rPr>
+              <w:t>PASS</w:t>
+            </w:r>
+          </w:p>
+        </w:tc>
+      </w:tr>
+      <w:tr>
+        <w:tc>
+          <w:tcPr>
+            <w:tcW w:type="dxa" w:w="2160"/>
+            <w:shd w:val="clear" w:color="auto" w:fill="F2F6FC"/>
+          </w:tcPr>
+          <w:p>
+            <w:r>
+              <w:rPr>
+                <w:sz w:val="18"/>
+              </w:rPr>
+              <w:t>OPENAI_API_KEY</w:t>
+            </w:r>
+          </w:p>
+        </w:tc>
+        <w:tc>
+          <w:tcPr>
+            <w:tcW w:type="dxa" w:w="2160"/>
+            <w:shd w:val="clear" w:color="auto" w:fill="F2F6FC"/>
+          </w:tcPr>
+          <w:p>
+            <w:r>
+              <w:rPr>
+                <w:sz w:val="18"/>
+              </w:rPr>
+              <w:t>FALSE</w:t>
+            </w:r>
+          </w:p>
+        </w:tc>
+        <w:tc>
+          <w:tcPr>
+            <w:tcW w:type="dxa" w:w="2160"/>
+            <w:shd w:val="clear" w:color="auto" w:fill="F2F6FC"/>
+          </w:tcPr>
+          <w:p>
+            <w:r>
+              <w:rPr>
+                <w:sz w:val="18"/>
+              </w:rPr>
+              <w:t>FALSE</w:t>
+            </w:r>
+          </w:p>
+        </w:tc>
+        <w:tc>
+          <w:tcPr>
+            <w:tcW w:type="dxa" w:w="2160"/>
+            <w:shd w:val="clear" w:color="auto" w:fill="F2F6FC"/>
+          </w:tcPr>
+          <w:p>
+            <w:r>
+              <w:rPr>
+                <w:sz w:val="18"/>
+              </w:rPr>
+              <w:t>PASS</w:t>
+            </w:r>
+          </w:p>
+        </w:tc>
+      </w:tr>
+      <w:tr>
+        <w:tc>
+          <w:tcPr>
+            <w:tcW w:type="dxa" w:w="2160"/>
+          </w:tcPr>
+          <w:p>
+            <w:r>
+              <w:rPr>
+                <w:sz w:val="18"/>
+              </w:rPr>
+              <w:t>DATABASE_URL</w:t>
+            </w:r>
+          </w:p>
+        </w:tc>
+        <w:tc>
+          <w:tcPr>
+            <w:tcW w:type="dxa" w:w="2160"/>
+          </w:tcPr>
+          <w:p>
+            <w:r>
+              <w:rPr>
+                <w:sz w:val="18"/>
+              </w:rPr>
+              <w:t>FALSE</w:t>
+            </w:r>
+          </w:p>
+        </w:tc>
+        <w:tc>
+          <w:tcPr>
+            <w:tcW w:type="dxa" w:w="2160"/>
+          </w:tcPr>
+          <w:p>
+            <w:r>
+              <w:rPr>
+                <w:sz w:val="18"/>
+              </w:rPr>
+              <w:t>FALSE</w:t>
+            </w:r>
+          </w:p>
+        </w:tc>
+        <w:tc>
+          <w:tcPr>
+            <w:tcW w:type="dxa" w:w="2160"/>
+          </w:tcPr>
+          <w:p>
+            <w:r>
+              <w:rPr>
+                <w:sz w:val="18"/>
+              </w:rPr>
+              <w:t>PASS</w:t>
+            </w:r>
+          </w:p>
+        </w:tc>
+      </w:tr>
+      <w:tr>
+        <w:tc>
+          <w:tcPr>
+            <w:tcW w:type="dxa" w:w="2160"/>
+            <w:shd w:val="clear" w:color="auto" w:fill="F2F6FC"/>
+          </w:tcPr>
+          <w:p>
+            <w:r>
+              <w:rPr>
+                <w:sz w:val="18"/>
+              </w:rPr>
+              <w:t>mock AI</w:t>
+            </w:r>
+          </w:p>
+        </w:tc>
+        <w:tc>
+          <w:tcPr>
+            <w:tcW w:type="dxa" w:w="2160"/>
+            <w:shd w:val="clear" w:color="auto" w:fill="F2F6FC"/>
+          </w:tcPr>
+          <w:p>
+            <w:r>
+              <w:rPr>
+                <w:sz w:val="18"/>
+              </w:rPr>
+              <w:t>FALSE</w:t>
+            </w:r>
+          </w:p>
+        </w:tc>
+        <w:tc>
+          <w:tcPr>
+            <w:tcW w:type="dxa" w:w="2160"/>
+            <w:shd w:val="clear" w:color="auto" w:fill="F2F6FC"/>
+          </w:tcPr>
+          <w:p>
+            <w:r>
+              <w:rPr>
+                <w:sz w:val="18"/>
+              </w:rPr>
+              <w:t>FALSE</w:t>
+            </w:r>
+          </w:p>
+        </w:tc>
+        <w:tc>
+          <w:tcPr>
+            <w:tcW w:type="dxa" w:w="2160"/>
+            <w:shd w:val="clear" w:color="auto" w:fill="F2F6FC"/>
+          </w:tcPr>
+          <w:p>
+            <w:r>
+              <w:rPr>
+                <w:sz w:val="18"/>
+              </w:rPr>
+              <w:t>PASS</w:t>
+            </w:r>
+          </w:p>
+        </w:tc>
+      </w:tr>
+      <w:tr>
+        <w:tc>
+          <w:tcPr>
+            <w:tcW w:type="dxa" w:w="2160"/>
+          </w:tcPr>
+          <w:p>
+            <w:r>
+              <w:rPr>
+                <w:sz w:val="18"/>
+              </w:rPr>
+              <w:t>fake response</w:t>
+            </w:r>
+          </w:p>
+        </w:tc>
+        <w:tc>
+          <w:tcPr>
+            <w:tcW w:type="dxa" w:w="2160"/>
+          </w:tcPr>
+          <w:p>
+            <w:r>
+              <w:rPr>
+                <w:sz w:val="18"/>
+              </w:rPr>
+              <w:t>FALSE</w:t>
+            </w:r>
+          </w:p>
+        </w:tc>
+        <w:tc>
+          <w:tcPr>
+            <w:tcW w:type="dxa" w:w="2160"/>
+          </w:tcPr>
+          <w:p>
+            <w:r>
+              <w:rPr>
+                <w:sz w:val="18"/>
+              </w:rPr>
+              <w:t>FALSE</w:t>
+            </w:r>
+          </w:p>
+        </w:tc>
+        <w:tc>
+          <w:tcPr>
+            <w:tcW w:type="dxa" w:w="2160"/>
+          </w:tcPr>
+          <w:p>
+            <w:r>
+              <w:rPr>
+                <w:sz w:val="18"/>
+              </w:rPr>
+              <w:t>PASS</w:t>
+            </w:r>
+          </w:p>
+        </w:tc>
+      </w:tr>
+      <w:tr>
+        <w:tc>
+          <w:tcPr>
+            <w:tcW w:type="dxa" w:w="2160"/>
+            <w:shd w:val="clear" w:color="auto" w:fill="F2F6FC"/>
+          </w:tcPr>
+          <w:p>
+            <w:r>
+              <w:rPr>
+                <w:sz w:val="18"/>
+              </w:rPr>
+              <w:t>AI Provider 未配置</w:t>
+            </w:r>
+          </w:p>
+        </w:tc>
+        <w:tc>
+          <w:tcPr>
+            <w:tcW w:type="dxa" w:w="2160"/>
+            <w:shd w:val="clear" w:color="auto" w:fill="F2F6FC"/>
+          </w:tcPr>
+          <w:p>
+            <w:r>
+              <w:rPr>
+                <w:sz w:val="18"/>
+              </w:rPr>
+              <w:t>TRUE</w:t>
+            </w:r>
+          </w:p>
+        </w:tc>
+        <w:tc>
+          <w:tcPr>
+            <w:tcW w:type="dxa" w:w="2160"/>
+            <w:shd w:val="clear" w:color="auto" w:fill="F2F6FC"/>
+          </w:tcPr>
+          <w:p>
+            <w:r>
+              <w:rPr>
+                <w:sz w:val="18"/>
+              </w:rPr>
+              <w:t>TRUE</w:t>
+            </w:r>
+          </w:p>
+        </w:tc>
+        <w:tc>
+          <w:tcPr>
+            <w:tcW w:type="dxa" w:w="2160"/>
+            <w:shd w:val="clear" w:color="auto" w:fill="F2F6FC"/>
+          </w:tcPr>
+          <w:p>
+            <w:r>
+              <w:rPr>
+                <w:sz w:val="18"/>
+              </w:rPr>
+              <w:t>PASS</w:t>
+            </w:r>
+          </w:p>
+        </w:tc>
+      </w:tr>
+    </w:tbl>
+    <w:p/>
+    <w:p>
+      <w:pPr>
+        <w:pStyle w:val="Heading1"/>
+      </w:pPr>
+      <w:r>
+        <w:t>六、截图证据 (20 张)</w:t>
+      </w:r>
+    </w:p>
+    <w:p>
+      <w:r>
+        <w:rPr>
+          <w:b/>
+        </w:rPr>
+        <w:t>Entry(5)+Panel(3)+Provenance(1)+Review(3)+Error(1)+Redaction(1)+Audit(1)+Permission(1)+Verify(3)=20.</w:t>
       </w:r>
     </w:p>
     <w:p>
@@ -1747,7 +4638,7 @@
         <w:pStyle w:val="Heading2"/>
       </w:pPr>
       <w:r>
-        <w:t>1. [Entry] Dashboard</w:t>
+        <w:t>1. [Entry] Dashboard AI 助手按钮</w:t>
       </w:r>
     </w:p>
     <w:tbl>
@@ -1854,7 +4745,7 @@
               <w:rPr>
                 <w:sz w:val="18"/>
               </w:rPr>
-              <w:t>[Entry] Dashboard</w:t>
+              <w:t>[Entry] Dashboard AI 助手按钮</w:t>
             </w:r>
           </w:p>
         </w:tc>
@@ -1870,7 +4761,7 @@
               <w:rPr>
                 <w:sz w:val="18"/>
               </w:rPr>
-              <w:t>验证</w:t>
+              <w:t>Mock</w:t>
             </w:r>
           </w:p>
         </w:tc>
@@ -1878,34 +4769,6 @@
           <w:tcPr>
             <w:tcW w:type="dxa" w:w="7370"/>
             <w:shd w:val="clear" w:color="auto" w:fill="F2F6FC"/>
-          </w:tcPr>
-          <w:p>
-            <w:r>
-              <w:rPr>
-                <w:sz w:val="18"/>
-              </w:rPr>
-              <w:t>AI 助手按钮</w:t>
-            </w:r>
-          </w:p>
-        </w:tc>
-      </w:tr>
-      <w:tr>
-        <w:tc>
-          <w:tcPr>
-            <w:tcW w:type="dxa" w:w="1701"/>
-          </w:tcPr>
-          <w:p>
-            <w:r>
-              <w:rPr>
-                <w:sz w:val="18"/>
-              </w:rPr>
-              <w:t>Mock</w:t>
-            </w:r>
-          </w:p>
-        </w:tc>
-        <w:tc>
-          <w:tcPr>
-            <w:tcW w:type="dxa" w:w="7370"/>
           </w:tcPr>
           <w:p>
             <w:r>
@@ -1964,7 +4827,7 @@
         <w:pStyle w:val="Heading2"/>
       </w:pPr>
       <w:r>
-        <w:t>2. [Entry] Job Center</w:t>
+        <w:t>2. [Entry] Job Center AI 助手按钮</w:t>
       </w:r>
     </w:p>
     <w:tbl>
@@ -2071,7 +4934,7 @@
               <w:rPr>
                 <w:sz w:val="18"/>
               </w:rPr>
-              <w:t>[Entry] Job Center</w:t>
+              <w:t>[Entry] Job Center AI 助手按钮</w:t>
             </w:r>
           </w:p>
         </w:tc>
@@ -2087,7 +4950,7 @@
               <w:rPr>
                 <w:sz w:val="18"/>
               </w:rPr>
-              <w:t>验证</w:t>
+              <w:t>Mock</w:t>
             </w:r>
           </w:p>
         </w:tc>
@@ -2095,34 +4958,6 @@
           <w:tcPr>
             <w:tcW w:type="dxa" w:w="7370"/>
             <w:shd w:val="clear" w:color="auto" w:fill="F2F6FC"/>
-          </w:tcPr>
-          <w:p>
-            <w:r>
-              <w:rPr>
-                <w:sz w:val="18"/>
-              </w:rPr>
-              <w:t>AI 助手按钮</w:t>
-            </w:r>
-          </w:p>
-        </w:tc>
-      </w:tr>
-      <w:tr>
-        <w:tc>
-          <w:tcPr>
-            <w:tcW w:type="dxa" w:w="1701"/>
-          </w:tcPr>
-          <w:p>
-            <w:r>
-              <w:rPr>
-                <w:sz w:val="18"/>
-              </w:rPr>
-              <w:t>Mock</w:t>
-            </w:r>
-          </w:p>
-        </w:tc>
-        <w:tc>
-          <w:tcPr>
-            <w:tcW w:type="dxa" w:w="7370"/>
           </w:tcPr>
           <w:p>
             <w:r>
@@ -2181,7 +5016,7 @@
         <w:pStyle w:val="Heading2"/>
       </w:pPr>
       <w:r>
-        <w:t>3. [Entry] Candidate Center</w:t>
+        <w:t>3. [Entry] Candidate Center AI 助手按钮</w:t>
       </w:r>
     </w:p>
     <w:tbl>
@@ -2288,7 +5123,7 @@
               <w:rPr>
                 <w:sz w:val="18"/>
               </w:rPr>
-              <w:t>[Entry] Candidate Center</w:t>
+              <w:t>[Entry] Candidate Center AI 助手按钮</w:t>
             </w:r>
           </w:p>
         </w:tc>
@@ -2304,7 +5139,7 @@
               <w:rPr>
                 <w:sz w:val="18"/>
               </w:rPr>
-              <w:t>验证</w:t>
+              <w:t>Mock</w:t>
             </w:r>
           </w:p>
         </w:tc>
@@ -2312,34 +5147,6 @@
           <w:tcPr>
             <w:tcW w:type="dxa" w:w="7370"/>
             <w:shd w:val="clear" w:color="auto" w:fill="F2F6FC"/>
-          </w:tcPr>
-          <w:p>
-            <w:r>
-              <w:rPr>
-                <w:sz w:val="18"/>
-              </w:rPr>
-              <w:t>AI 助手按钮</w:t>
-            </w:r>
-          </w:p>
-        </w:tc>
-      </w:tr>
-      <w:tr>
-        <w:tc>
-          <w:tcPr>
-            <w:tcW w:type="dxa" w:w="1701"/>
-          </w:tcPr>
-          <w:p>
-            <w:r>
-              <w:rPr>
-                <w:sz w:val="18"/>
-              </w:rPr>
-              <w:t>Mock</w:t>
-            </w:r>
-          </w:p>
-        </w:tc>
-        <w:tc>
-          <w:tcPr>
-            <w:tcW w:type="dxa" w:w="7370"/>
           </w:tcPr>
           <w:p>
             <w:r>
@@ -2398,7 +5205,7 @@
         <w:pStyle w:val="Heading2"/>
       </w:pPr>
       <w:r>
-        <w:t>4. [Entry] Interview Quality</w:t>
+        <w:t>4. [Entry] Interview Quality AI 助手按钮</w:t>
       </w:r>
     </w:p>
     <w:tbl>
@@ -2505,7 +5312,7 @@
               <w:rPr>
                 <w:sz w:val="18"/>
               </w:rPr>
-              <w:t>[Entry] Interview Quality</w:t>
+              <w:t>[Entry] Interview Quality AI 助手按钮</w:t>
             </w:r>
           </w:p>
         </w:tc>
@@ -2521,7 +5328,7 @@
               <w:rPr>
                 <w:sz w:val="18"/>
               </w:rPr>
-              <w:t>验证</w:t>
+              <w:t>Mock</w:t>
             </w:r>
           </w:p>
         </w:tc>
@@ -2529,34 +5336,6 @@
           <w:tcPr>
             <w:tcW w:type="dxa" w:w="7370"/>
             <w:shd w:val="clear" w:color="auto" w:fill="F2F6FC"/>
-          </w:tcPr>
-          <w:p>
-            <w:r>
-              <w:rPr>
-                <w:sz w:val="18"/>
-              </w:rPr>
-              <w:t>AI 助手按钮</w:t>
-            </w:r>
-          </w:p>
-        </w:tc>
-      </w:tr>
-      <w:tr>
-        <w:tc>
-          <w:tcPr>
-            <w:tcW w:type="dxa" w:w="1701"/>
-          </w:tcPr>
-          <w:p>
-            <w:r>
-              <w:rPr>
-                <w:sz w:val="18"/>
-              </w:rPr>
-              <w:t>Mock</w:t>
-            </w:r>
-          </w:p>
-        </w:tc>
-        <w:tc>
-          <w:tcPr>
-            <w:tcW w:type="dxa" w:w="7370"/>
           </w:tcPr>
           <w:p>
             <w:r>
@@ -2615,7 +5394,7 @@
         <w:pStyle w:val="Heading2"/>
       </w:pPr>
       <w:r>
-        <w:t>5. [Entry] Offer Risk</w:t>
+        <w:t>5. [Entry] Offer Risk AI 助手按钮</w:t>
       </w:r>
     </w:p>
     <w:tbl>
@@ -2722,7 +5501,7 @@
               <w:rPr>
                 <w:sz w:val="18"/>
               </w:rPr>
-              <w:t>[Entry] Offer Risk</w:t>
+              <w:t>[Entry] Offer Risk AI 助手按钮</w:t>
             </w:r>
           </w:p>
         </w:tc>
@@ -2738,7 +5517,7 @@
               <w:rPr>
                 <w:sz w:val="18"/>
               </w:rPr>
-              <w:t>验证</w:t>
+              <w:t>Mock</w:t>
             </w:r>
           </w:p>
         </w:tc>
@@ -2746,34 +5525,6 @@
           <w:tcPr>
             <w:tcW w:type="dxa" w:w="7370"/>
             <w:shd w:val="clear" w:color="auto" w:fill="F2F6FC"/>
-          </w:tcPr>
-          <w:p>
-            <w:r>
-              <w:rPr>
-                <w:sz w:val="18"/>
-              </w:rPr>
-              <w:t>AI 助手按钮</w:t>
-            </w:r>
-          </w:p>
-        </w:tc>
-      </w:tr>
-      <w:tr>
-        <w:tc>
-          <w:tcPr>
-            <w:tcW w:type="dxa" w:w="1701"/>
-          </w:tcPr>
-          <w:p>
-            <w:r>
-              <w:rPr>
-                <w:sz w:val="18"/>
-              </w:rPr>
-              <w:t>Mock</w:t>
-            </w:r>
-          </w:p>
-        </w:tc>
-        <w:tc>
-          <w:tcPr>
-            <w:tcW w:type="dxa" w:w="7370"/>
           </w:tcPr>
           <w:p>
             <w:r>
@@ -2832,7 +5583,7 @@
         <w:pStyle w:val="Heading2"/>
       </w:pPr>
       <w:r>
-        <w:t>6. [Panel] Not Configured</w:t>
+        <w:t>6. [Panel] AI Provider 未配置状态</w:t>
       </w:r>
     </w:p>
     <w:tbl>
@@ -2939,7 +5690,7 @@
               <w:rPr>
                 <w:sz w:val="18"/>
               </w:rPr>
-              <w:t>[Panel] Not Configured</w:t>
+              <w:t>[Panel] AI Provider 未配置状态</w:t>
             </w:r>
           </w:p>
         </w:tc>
@@ -2955,7 +5706,7 @@
               <w:rPr>
                 <w:sz w:val="18"/>
               </w:rPr>
-              <w:t>验证</w:t>
+              <w:t>Mock</w:t>
             </w:r>
           </w:p>
         </w:tc>
@@ -2963,34 +5714,6 @@
           <w:tcPr>
             <w:tcW w:type="dxa" w:w="7370"/>
             <w:shd w:val="clear" w:color="auto" w:fill="F2F6FC"/>
-          </w:tcPr>
-          <w:p>
-            <w:r>
-              <w:rPr>
-                <w:sz w:val="18"/>
-              </w:rPr>
-              <w:t>AI Provider 未配置</w:t>
-            </w:r>
-          </w:p>
-        </w:tc>
-      </w:tr>
-      <w:tr>
-        <w:tc>
-          <w:tcPr>
-            <w:tcW w:type="dxa" w:w="1701"/>
-          </w:tcPr>
-          <w:p>
-            <w:r>
-              <w:rPr>
-                <w:sz w:val="18"/>
-              </w:rPr>
-              <w:t>Mock</w:t>
-            </w:r>
-          </w:p>
-        </w:tc>
-        <w:tc>
-          <w:tcPr>
-            <w:tcW w:type="dxa" w:w="7370"/>
           </w:tcPr>
           <w:p>
             <w:r>
@@ -3049,7 +5772,7 @@
         <w:pStyle w:val="Heading2"/>
       </w:pPr>
       <w:r>
-        <w:t>7. [API] Provider Status</w:t>
+        <w:t>7. [Status] Provider Status not_configured</w:t>
       </w:r>
     </w:p>
     <w:tbl>
@@ -3156,7 +5879,7 @@
               <w:rPr>
                 <w:sz w:val="18"/>
               </w:rPr>
-              <w:t>[API] Provider Status</w:t>
+              <w:t>[Status] Provider Status not_configured</w:t>
             </w:r>
           </w:p>
         </w:tc>
@@ -3172,7 +5895,7 @@
               <w:rPr>
                 <w:sz w:val="18"/>
               </w:rPr>
-              <w:t>验证</w:t>
+              <w:t>Mock</w:t>
             </w:r>
           </w:p>
         </w:tc>
@@ -3180,34 +5903,6 @@
           <w:tcPr>
             <w:tcW w:type="dxa" w:w="7370"/>
             <w:shd w:val="clear" w:color="auto" w:fill="F2F6FC"/>
-          </w:tcPr>
-          <w:p>
-            <w:r>
-              <w:rPr>
-                <w:sz w:val="18"/>
-              </w:rPr>
-              <w:t>not_configured</w:t>
-            </w:r>
-          </w:p>
-        </w:tc>
-      </w:tr>
-      <w:tr>
-        <w:tc>
-          <w:tcPr>
-            <w:tcW w:type="dxa" w:w="1701"/>
-          </w:tcPr>
-          <w:p>
-            <w:r>
-              <w:rPr>
-                <w:sz w:val="18"/>
-              </w:rPr>
-              <w:t>Mock</w:t>
-            </w:r>
-          </w:p>
-        </w:tc>
-        <w:tc>
-          <w:tcPr>
-            <w:tcW w:type="dxa" w:w="7370"/>
           </w:tcPr>
           <w:p>
             <w:r>
@@ -3266,7 +5961,7 @@
         <w:pStyle w:val="Heading2"/>
       </w:pPr>
       <w:r>
-        <w:t>8. [Panel] Question Input</w:t>
+        <w:t>8. [Panel] 问题输入 + 模式选择</w:t>
       </w:r>
     </w:p>
     <w:tbl>
@@ -3373,7 +6068,7 @@
               <w:rPr>
                 <w:sz w:val="18"/>
               </w:rPr>
-              <w:t>[Panel] Question Input</w:t>
+              <w:t>[Panel] 问题输入 + 模式选择</w:t>
             </w:r>
           </w:p>
         </w:tc>
@@ -3389,7 +6084,7 @@
               <w:rPr>
                 <w:sz w:val="18"/>
               </w:rPr>
-              <w:t>验证</w:t>
+              <w:t>Mock</w:t>
             </w:r>
           </w:p>
         </w:tc>
@@ -3397,34 +6092,6 @@
           <w:tcPr>
             <w:tcW w:type="dxa" w:w="7370"/>
             <w:shd w:val="clear" w:color="auto" w:fill="F2F6FC"/>
-          </w:tcPr>
-          <w:p>
-            <w:r>
-              <w:rPr>
-                <w:sz w:val="18"/>
-              </w:rPr>
-              <w:t>模式选择+提问输入</w:t>
-            </w:r>
-          </w:p>
-        </w:tc>
-      </w:tr>
-      <w:tr>
-        <w:tc>
-          <w:tcPr>
-            <w:tcW w:type="dxa" w:w="1701"/>
-          </w:tcPr>
-          <w:p>
-            <w:r>
-              <w:rPr>
-                <w:sz w:val="18"/>
-              </w:rPr>
-              <w:t>Mock</w:t>
-            </w:r>
-          </w:p>
-        </w:tc>
-        <w:tc>
-          <w:tcPr>
-            <w:tcW w:type="dxa" w:w="7370"/>
           </w:tcPr>
           <w:p>
             <w:r>
@@ -3483,7 +6150,7 @@
         <w:pStyle w:val="Heading2"/>
       </w:pPr>
       <w:r>
-        <w:t>9. [Permission] Interviewer Denied</w:t>
+        <w:t>9. [Panel] AI 回答 + Evidence</w:t>
       </w:r>
     </w:p>
     <w:tbl>
@@ -3562,7 +6229,7 @@
               <w:rPr>
                 <w:sz w:val="18"/>
               </w:rPr>
-              <w:t>ai-permission-denied.png</w:t>
+              <w:t>ai-copilot-response-with-evidence.png</w:t>
             </w:r>
           </w:p>
         </w:tc>
@@ -3590,7 +6257,7 @@
               <w:rPr>
                 <w:sz w:val="18"/>
               </w:rPr>
-              <w:t>[Permission] Interviewer Denied</w:t>
+              <w:t>[Panel] AI 回答 + Evidence</w:t>
             </w:r>
           </w:p>
         </w:tc>
@@ -3606,7 +6273,7 @@
               <w:rPr>
                 <w:sz w:val="18"/>
               </w:rPr>
-              <w:t>验证</w:t>
+              <w:t>Mock</w:t>
             </w:r>
           </w:p>
         </w:tc>
@@ -3614,34 +6281,6 @@
           <w:tcPr>
             <w:tcW w:type="dxa" w:w="7370"/>
             <w:shd w:val="clear" w:color="auto" w:fill="F2F6FC"/>
-          </w:tcPr>
-          <w:p>
-            <w:r>
-              <w:rPr>
-                <w:sz w:val="18"/>
-              </w:rPr>
-              <w:t>权限拒绝</w:t>
-            </w:r>
-          </w:p>
-        </w:tc>
-      </w:tr>
-      <w:tr>
-        <w:tc>
-          <w:tcPr>
-            <w:tcW w:type="dxa" w:w="1701"/>
-          </w:tcPr>
-          <w:p>
-            <w:r>
-              <w:rPr>
-                <w:sz w:val="18"/>
-              </w:rPr>
-              <w:t>Mock</w:t>
-            </w:r>
-          </w:p>
-        </w:tc>
-        <w:tc>
-          <w:tcPr>
-            <w:tcW w:type="dxa" w:w="7370"/>
           </w:tcPr>
           <w:p>
             <w:r>
@@ -3671,7 +6310,7 @@
               <a:graphicData uri="http://schemas.openxmlformats.org/drawingml/2006/picture">
                 <pic:pic>
                   <pic:nvPicPr>
-                    <pic:cNvPr id="0" name="ai-permission-denied_u.png"/>
+                    <pic:cNvPr id="0" name="ai-copilot-response-with-evidence_u.png"/>
                     <pic:cNvPicPr/>
                   </pic:nvPicPr>
                   <pic:blipFill>
@@ -3700,7 +6339,7 @@
         <w:pStyle w:val="Heading2"/>
       </w:pPr>
       <w:r>
-        <w:t>10. [Audit] Audit Log</w:t>
+        <w:t>10. [Provenance] Provider/Model/PromptVersion</w:t>
       </w:r>
     </w:p>
     <w:tbl>
@@ -3779,7 +6418,7 @@
               <w:rPr>
                 <w:sz w:val="18"/>
               </w:rPr>
-              <w:t>ai-audit-log-readable.png</w:t>
+              <w:t>ai-provenance-provider-model-prompt.png</w:t>
             </w:r>
           </w:p>
         </w:tc>
@@ -3807,7 +6446,7 @@
               <w:rPr>
                 <w:sz w:val="18"/>
               </w:rPr>
-              <w:t>[Audit] Audit Log</w:t>
+              <w:t>[Provenance] Provider/Model/PromptVersion</w:t>
             </w:r>
           </w:p>
         </w:tc>
@@ -3823,7 +6462,7 @@
               <w:rPr>
                 <w:sz w:val="18"/>
               </w:rPr>
-              <w:t>验证</w:t>
+              <w:t>Mock</w:t>
             </w:r>
           </w:p>
         </w:tc>
@@ -3831,34 +6470,6 @@
           <w:tcPr>
             <w:tcW w:type="dxa" w:w="7370"/>
             <w:shd w:val="clear" w:color="auto" w:fill="F2F6FC"/>
-          </w:tcPr>
-          <w:p>
-            <w:r>
-              <w:rPr>
-                <w:sz w:val="18"/>
-              </w:rPr>
-              <w:t>调用日志</w:t>
-            </w:r>
-          </w:p>
-        </w:tc>
-      </w:tr>
-      <w:tr>
-        <w:tc>
-          <w:tcPr>
-            <w:tcW w:type="dxa" w:w="1701"/>
-          </w:tcPr>
-          <w:p>
-            <w:r>
-              <w:rPr>
-                <w:sz w:val="18"/>
-              </w:rPr>
-              <w:t>Mock</w:t>
-            </w:r>
-          </w:p>
-        </w:tc>
-        <w:tc>
-          <w:tcPr>
-            <w:tcW w:type="dxa" w:w="7370"/>
           </w:tcPr>
           <w:p>
             <w:r>
@@ -3888,7 +6499,7 @@
               <a:graphicData uri="http://schemas.openxmlformats.org/drawingml/2006/picture">
                 <pic:pic>
                   <pic:nvPicPr>
-                    <pic:cNvPr id="0" name="ai-audit-log-readable_u.png"/>
+                    <pic:cNvPr id="0" name="ai-provenance-provider-model-prompt_u.png"/>
                     <pic:cNvPicPr/>
                   </pic:nvPicPr>
                   <pic:blipFill>
@@ -3917,7 +6528,7 @@
         <w:pStyle w:val="Heading2"/>
       </w:pPr>
       <w:r>
-        <w:t>11. [Verify] Action Center</w:t>
+        <w:t>11. [Review] 接受/编辑/忽略 按钮</w:t>
       </w:r>
     </w:p>
     <w:tbl>
@@ -3996,7 +6607,7 @@
               <w:rPr>
                 <w:sz w:val="18"/>
               </w:rPr>
-              <w:t>action-center-still-works-after-ai-copilot.png</w:t>
+              <w:t>ai-human-review-controls.png</w:t>
             </w:r>
           </w:p>
         </w:tc>
@@ -4024,7 +6635,7 @@
               <w:rPr>
                 <w:sz w:val="18"/>
               </w:rPr>
-              <w:t>[Verify] Action Center</w:t>
+              <w:t>[Review] 接受/编辑/忽略 按钮</w:t>
             </w:r>
           </w:p>
         </w:tc>
@@ -4040,7 +6651,7 @@
               <w:rPr>
                 <w:sz w:val="18"/>
               </w:rPr>
-              <w:t>验证</w:t>
+              <w:t>Mock</w:t>
             </w:r>
           </w:p>
         </w:tc>
@@ -4048,34 +6659,6 @@
           <w:tcPr>
             <w:tcW w:type="dxa" w:w="7370"/>
             <w:shd w:val="clear" w:color="auto" w:fill="F2F6FC"/>
-          </w:tcPr>
-          <w:p>
-            <w:r>
-              <w:rPr>
-                <w:sz w:val="18"/>
-              </w:rPr>
-              <w:t>未破坏</w:t>
-            </w:r>
-          </w:p>
-        </w:tc>
-      </w:tr>
-      <w:tr>
-        <w:tc>
-          <w:tcPr>
-            <w:tcW w:type="dxa" w:w="1701"/>
-          </w:tcPr>
-          <w:p>
-            <w:r>
-              <w:rPr>
-                <w:sz w:val="18"/>
-              </w:rPr>
-              <w:t>Mock</w:t>
-            </w:r>
-          </w:p>
-        </w:tc>
-        <w:tc>
-          <w:tcPr>
-            <w:tcW w:type="dxa" w:w="7370"/>
           </w:tcPr>
           <w:p>
             <w:r>
@@ -4105,7 +6688,7 @@
               <a:graphicData uri="http://schemas.openxmlformats.org/drawingml/2006/picture">
                 <pic:pic>
                   <pic:nvPicPr>
-                    <pic:cNvPr id="0" name="action-center-still-works-after-ai-copilot_u.png"/>
+                    <pic:cNvPr id="0" name="ai-human-review-controls_u.png"/>
                     <pic:cNvPicPr/>
                   </pic:nvPicPr>
                   <pic:blipFill>
@@ -4134,7 +6717,7 @@
         <w:pStyle w:val="Heading2"/>
       </w:pPr>
       <w:r>
-        <w:t>12. [Verify] Offer Risk</w:t>
+        <w:t>12. [Review] Accepted State</w:t>
       </w:r>
     </w:p>
     <w:tbl>
@@ -4213,7 +6796,7 @@
               <w:rPr>
                 <w:sz w:val="18"/>
               </w:rPr>
-              <w:t>offer-risk-still-works-after-ai-copilot.png</w:t>
+              <w:t>ai-insight-accepted-state.png</w:t>
             </w:r>
           </w:p>
         </w:tc>
@@ -4241,7 +6824,7 @@
               <w:rPr>
                 <w:sz w:val="18"/>
               </w:rPr>
-              <w:t>[Verify] Offer Risk</w:t>
+              <w:t>[Review] Accepted State</w:t>
             </w:r>
           </w:p>
         </w:tc>
@@ -4257,7 +6840,7 @@
               <w:rPr>
                 <w:sz w:val="18"/>
               </w:rPr>
-              <w:t>验证</w:t>
+              <w:t>Mock</w:t>
             </w:r>
           </w:p>
         </w:tc>
@@ -4265,34 +6848,6 @@
           <w:tcPr>
             <w:tcW w:type="dxa" w:w="7370"/>
             <w:shd w:val="clear" w:color="auto" w:fill="F2F6FC"/>
-          </w:tcPr>
-          <w:p>
-            <w:r>
-              <w:rPr>
-                <w:sz w:val="18"/>
-              </w:rPr>
-              <w:t>未破坏</w:t>
-            </w:r>
-          </w:p>
-        </w:tc>
-      </w:tr>
-      <w:tr>
-        <w:tc>
-          <w:tcPr>
-            <w:tcW w:type="dxa" w:w="1701"/>
-          </w:tcPr>
-          <w:p>
-            <w:r>
-              <w:rPr>
-                <w:sz w:val="18"/>
-              </w:rPr>
-              <w:t>Mock</w:t>
-            </w:r>
-          </w:p>
-        </w:tc>
-        <w:tc>
-          <w:tcPr>
-            <w:tcW w:type="dxa" w:w="7370"/>
           </w:tcPr>
           <w:p>
             <w:r>
@@ -4322,7 +6877,7 @@
               <a:graphicData uri="http://schemas.openxmlformats.org/drawingml/2006/picture">
                 <pic:pic>
                   <pic:nvPicPr>
-                    <pic:cNvPr id="0" name="offer-risk-still-works-after-ai-copilot_u.png"/>
+                    <pic:cNvPr id="0" name="ai-insight-accepted-state_u.png"/>
                     <pic:cNvPicPr/>
                   </pic:nvPicPr>
                   <pic:blipFill>
@@ -4351,7 +6906,7 @@
         <w:pStyle w:val="Heading2"/>
       </w:pPr>
       <w:r>
-        <w:t>13. [Verify] Candidate Center</w:t>
+        <w:t>13. [Review] Rejected State</w:t>
       </w:r>
     </w:p>
     <w:tbl>
@@ -4430,7 +6985,7 @@
               <w:rPr>
                 <w:sz w:val="18"/>
               </w:rPr>
-              <w:t>candidate-center-still-works-after-ai-copilot.png</w:t>
+              <w:t>ai-insight-rejected-state.png</w:t>
             </w:r>
           </w:p>
         </w:tc>
@@ -4458,7 +7013,7 @@
               <w:rPr>
                 <w:sz w:val="18"/>
               </w:rPr>
-              <w:t>[Verify] Candidate Center</w:t>
+              <w:t>[Review] Rejected State</w:t>
             </w:r>
           </w:p>
         </w:tc>
@@ -4474,7 +7029,7 @@
               <w:rPr>
                 <w:sz w:val="18"/>
               </w:rPr>
-              <w:t>验证</w:t>
+              <w:t>Mock</w:t>
             </w:r>
           </w:p>
         </w:tc>
@@ -4482,34 +7037,6 @@
           <w:tcPr>
             <w:tcW w:type="dxa" w:w="7370"/>
             <w:shd w:val="clear" w:color="auto" w:fill="F2F6FC"/>
-          </w:tcPr>
-          <w:p>
-            <w:r>
-              <w:rPr>
-                <w:sz w:val="18"/>
-              </w:rPr>
-              <w:t>未破坏</w:t>
-            </w:r>
-          </w:p>
-        </w:tc>
-      </w:tr>
-      <w:tr>
-        <w:tc>
-          <w:tcPr>
-            <w:tcW w:type="dxa" w:w="1701"/>
-          </w:tcPr>
-          <w:p>
-            <w:r>
-              <w:rPr>
-                <w:sz w:val="18"/>
-              </w:rPr>
-              <w:t>Mock</w:t>
-            </w:r>
-          </w:p>
-        </w:tc>
-        <w:tc>
-          <w:tcPr>
-            <w:tcW w:type="dxa" w:w="7370"/>
           </w:tcPr>
           <w:p>
             <w:r>
@@ -4539,7 +7066,7 @@
               <a:graphicData uri="http://schemas.openxmlformats.org/drawingml/2006/picture">
                 <pic:pic>
                   <pic:nvPicPr>
-                    <pic:cNvPr id="0" name="candidate-center-still-works-after-ai-copilot_u.png"/>
+                    <pic:cNvPr id="0" name="ai-insight-rejected-state_u.png"/>
                     <pic:cNvPicPr/>
                   </pic:nvPicPr>
                   <pic:blipFill>
@@ -4568,7 +7095,7 @@
         <w:pStyle w:val="Heading2"/>
       </w:pPr>
       <w:r>
-        <w:t>14. [Verify] Interview Quality</w:t>
+        <w:t>14. [Error] Provider Error State</w:t>
       </w:r>
     </w:p>
     <w:tbl>
@@ -4647,7 +7174,7 @@
               <w:rPr>
                 <w:sz w:val="18"/>
               </w:rPr>
-              <w:t>interview-quality-still-works-after-ai-copilot.png</w:t>
+              <w:t>ai-error-state-provider-error.png</w:t>
             </w:r>
           </w:p>
         </w:tc>
@@ -4675,7 +7202,7 @@
               <w:rPr>
                 <w:sz w:val="18"/>
               </w:rPr>
-              <w:t>[Verify] Interview Quality</w:t>
+              <w:t>[Error] Provider Error State</w:t>
             </w:r>
           </w:p>
         </w:tc>
@@ -4691,7 +7218,7 @@
               <w:rPr>
                 <w:sz w:val="18"/>
               </w:rPr>
-              <w:t>验证</w:t>
+              <w:t>Mock</w:t>
             </w:r>
           </w:p>
         </w:tc>
@@ -4699,34 +7226,6 @@
           <w:tcPr>
             <w:tcW w:type="dxa" w:w="7370"/>
             <w:shd w:val="clear" w:color="auto" w:fill="F2F6FC"/>
-          </w:tcPr>
-          <w:p>
-            <w:r>
-              <w:rPr>
-                <w:sz w:val="18"/>
-              </w:rPr>
-              <w:t>未破坏</w:t>
-            </w:r>
-          </w:p>
-        </w:tc>
-      </w:tr>
-      <w:tr>
-        <w:tc>
-          <w:tcPr>
-            <w:tcW w:type="dxa" w:w="1701"/>
-          </w:tcPr>
-          <w:p>
-            <w:r>
-              <w:rPr>
-                <w:sz w:val="18"/>
-              </w:rPr>
-              <w:t>Mock</w:t>
-            </w:r>
-          </w:p>
-        </w:tc>
-        <w:tc>
-          <w:tcPr>
-            <w:tcW w:type="dxa" w:w="7370"/>
           </w:tcPr>
           <w:p>
             <w:r>
@@ -4756,7 +7255,7 @@
               <a:graphicData uri="http://schemas.openxmlformats.org/drawingml/2006/picture">
                 <pic:pic>
                   <pic:nvPicPr>
-                    <pic:cNvPr id="0" name="interview-quality-still-works-after-ai-copilot_u.png"/>
+                    <pic:cNvPr id="0" name="ai-error-state-provider-error_u.png"/>
                     <pic:cNvPicPr/>
                   </pic:nvPicPr>
                   <pic:blipFill>
@@ -4782,10 +7281,1144 @@
     <w:p/>
     <w:p>
       <w:pPr>
+        <w:pStyle w:val="Heading2"/>
+      </w:pPr>
+      <w:r>
+        <w:t>15. [Redaction] 敏感数据检查 (phone/email/id/salary=false)</w:t>
+      </w:r>
+    </w:p>
+    <w:tbl>
+      <w:tblPr>
+        <w:tblStyle w:val="TableGrid"/>
+        <w:tblW w:type="auto" w:w="0"/>
+        <w:jc w:val="center"/>
+        <w:tblLook w:firstColumn="1" w:firstRow="1" w:lastColumn="0" w:lastRow="0" w:noHBand="0" w:noVBand="1" w:val="04A0"/>
+      </w:tblPr>
+      <w:tblGrid>
+        <w:gridCol w:w="4320"/>
+        <w:gridCol w:w="4320"/>
+      </w:tblGrid>
+      <w:tr>
+        <w:tc>
+          <w:tcPr>
+            <w:tcW w:type="dxa" w:w="1701"/>
+            <w:shd w:val="clear" w:color="auto" w:fill="2B579A"/>
+          </w:tcPr>
+          <w:p>
+            <w:pPr>
+              <w:jc w:val="center"/>
+            </w:pPr>
+            <w:r>
+              <w:rPr>
+                <w:b/>
+                <w:color w:val="FFFFFF"/>
+                <w:sz w:val="20"/>
+              </w:rPr>
+              <w:t>属性</w:t>
+            </w:r>
+          </w:p>
+        </w:tc>
+        <w:tc>
+          <w:tcPr>
+            <w:tcW w:type="dxa" w:w="7370"/>
+            <w:shd w:val="clear" w:color="auto" w:fill="2B579A"/>
+          </w:tcPr>
+          <w:p>
+            <w:pPr>
+              <w:jc w:val="center"/>
+            </w:pPr>
+            <w:r>
+              <w:rPr>
+                <w:b/>
+                <w:color w:val="FFFFFF"/>
+                <w:sz w:val="20"/>
+              </w:rPr>
+              <w:t>值</w:t>
+            </w:r>
+          </w:p>
+        </w:tc>
+      </w:tr>
+      <w:tr>
+        <w:tc>
+          <w:tcPr>
+            <w:tcW w:type="dxa" w:w="1701"/>
+            <w:shd w:val="clear" w:color="auto" w:fill="F2F6FC"/>
+          </w:tcPr>
+          <w:p>
+            <w:r>
+              <w:rPr>
+                <w:sz w:val="18"/>
+              </w:rPr>
+              <w:t>文件名</w:t>
+            </w:r>
+          </w:p>
+        </w:tc>
+        <w:tc>
+          <w:tcPr>
+            <w:tcW w:type="dxa" w:w="7370"/>
+            <w:shd w:val="clear" w:color="auto" w:fill="F2F6FC"/>
+          </w:tcPr>
+          <w:p>
+            <w:r>
+              <w:rPr>
+                <w:sz w:val="18"/>
+              </w:rPr>
+              <w:t>ai-redaction-sensitive-data-check.png</w:t>
+            </w:r>
+          </w:p>
+        </w:tc>
+      </w:tr>
+      <w:tr>
+        <w:tc>
+          <w:tcPr>
+            <w:tcW w:type="dxa" w:w="1701"/>
+          </w:tcPr>
+          <w:p>
+            <w:r>
+              <w:rPr>
+                <w:sz w:val="18"/>
+              </w:rPr>
+              <w:t>描述</w:t>
+            </w:r>
+          </w:p>
+        </w:tc>
+        <w:tc>
+          <w:tcPr>
+            <w:tcW w:type="dxa" w:w="7370"/>
+          </w:tcPr>
+          <w:p>
+            <w:r>
+              <w:rPr>
+                <w:sz w:val="18"/>
+              </w:rPr>
+              <w:t>[Redaction] 敏感数据检查 (phone/email/id/salary=false)</w:t>
+            </w:r>
+          </w:p>
+        </w:tc>
+      </w:tr>
+      <w:tr>
+        <w:tc>
+          <w:tcPr>
+            <w:tcW w:type="dxa" w:w="1701"/>
+            <w:shd w:val="clear" w:color="auto" w:fill="F2F6FC"/>
+          </w:tcPr>
+          <w:p>
+            <w:r>
+              <w:rPr>
+                <w:sz w:val="18"/>
+              </w:rPr>
+              <w:t>Mock</w:t>
+            </w:r>
+          </w:p>
+        </w:tc>
+        <w:tc>
+          <w:tcPr>
+            <w:tcW w:type="dxa" w:w="7370"/>
+            <w:shd w:val="clear" w:color="auto" w:fill="F2F6FC"/>
+          </w:tcPr>
+          <w:p>
+            <w:r>
+              <w:rPr>
+                <w:sz w:val="18"/>
+              </w:rPr>
+              <w:t>否</w:t>
+            </w:r>
+          </w:p>
+        </w:tc>
+      </w:tr>
+    </w:tbl>
+    <w:p/>
+    <w:p>
+      <w:pPr>
+        <w:jc w:val="center"/>
+      </w:pPr>
+      <w:r>
+        <w:drawing>
+          <wp:inline xmlns:a="http://schemas.openxmlformats.org/drawingml/2006/main" xmlns:pic="http://schemas.openxmlformats.org/drawingml/2006/picture">
+            <wp:extent cx="5029200" cy="3143250"/>
+            <wp:docPr id="15" name="Picture 15"/>
+            <wp:cNvGraphicFramePr>
+              <a:graphicFrameLocks noChangeAspect="1"/>
+            </wp:cNvGraphicFramePr>
+            <a:graphic>
+              <a:graphicData uri="http://schemas.openxmlformats.org/drawingml/2006/picture">
+                <pic:pic>
+                  <pic:nvPicPr>
+                    <pic:cNvPr id="0" name="ai-redaction-sensitive-data-check_u.png"/>
+                    <pic:cNvPicPr/>
+                  </pic:nvPicPr>
+                  <pic:blipFill>
+                    <a:blip r:embed="rId23"/>
+                    <a:stretch>
+                      <a:fillRect/>
+                    </a:stretch>
+                  </pic:blipFill>
+                  <pic:spPr>
+                    <a:xfrm>
+                      <a:off x="0" y="0"/>
+                      <a:ext cx="5029200" cy="3143250"/>
+                    </a:xfrm>
+                    <a:prstGeom prst="rect"/>
+                  </pic:spPr>
+                </pic:pic>
+              </a:graphicData>
+            </a:graphic>
+          </wp:inline>
+        </w:drawing>
+      </w:r>
+    </w:p>
+    <w:p/>
+    <w:p>
+      <w:pPr>
+        <w:pStyle w:val="Heading2"/>
+      </w:pPr>
+      <w:r>
+        <w:t>16. [Audit] Audit Log 可读</w:t>
+      </w:r>
+    </w:p>
+    <w:tbl>
+      <w:tblPr>
+        <w:tblStyle w:val="TableGrid"/>
+        <w:tblW w:type="auto" w:w="0"/>
+        <w:jc w:val="center"/>
+        <w:tblLook w:firstColumn="1" w:firstRow="1" w:lastColumn="0" w:lastRow="0" w:noHBand="0" w:noVBand="1" w:val="04A0"/>
+      </w:tblPr>
+      <w:tblGrid>
+        <w:gridCol w:w="4320"/>
+        <w:gridCol w:w="4320"/>
+      </w:tblGrid>
+      <w:tr>
+        <w:tc>
+          <w:tcPr>
+            <w:tcW w:type="dxa" w:w="1701"/>
+            <w:shd w:val="clear" w:color="auto" w:fill="2B579A"/>
+          </w:tcPr>
+          <w:p>
+            <w:pPr>
+              <w:jc w:val="center"/>
+            </w:pPr>
+            <w:r>
+              <w:rPr>
+                <w:b/>
+                <w:color w:val="FFFFFF"/>
+                <w:sz w:val="20"/>
+              </w:rPr>
+              <w:t>属性</w:t>
+            </w:r>
+          </w:p>
+        </w:tc>
+        <w:tc>
+          <w:tcPr>
+            <w:tcW w:type="dxa" w:w="7370"/>
+            <w:shd w:val="clear" w:color="auto" w:fill="2B579A"/>
+          </w:tcPr>
+          <w:p>
+            <w:pPr>
+              <w:jc w:val="center"/>
+            </w:pPr>
+            <w:r>
+              <w:rPr>
+                <w:b/>
+                <w:color w:val="FFFFFF"/>
+                <w:sz w:val="20"/>
+              </w:rPr>
+              <w:t>值</w:t>
+            </w:r>
+          </w:p>
+        </w:tc>
+      </w:tr>
+      <w:tr>
+        <w:tc>
+          <w:tcPr>
+            <w:tcW w:type="dxa" w:w="1701"/>
+            <w:shd w:val="clear" w:color="auto" w:fill="F2F6FC"/>
+          </w:tcPr>
+          <w:p>
+            <w:r>
+              <w:rPr>
+                <w:sz w:val="18"/>
+              </w:rPr>
+              <w:t>文件名</w:t>
+            </w:r>
+          </w:p>
+        </w:tc>
+        <w:tc>
+          <w:tcPr>
+            <w:tcW w:type="dxa" w:w="7370"/>
+            <w:shd w:val="clear" w:color="auto" w:fill="F2F6FC"/>
+          </w:tcPr>
+          <w:p>
+            <w:r>
+              <w:rPr>
+                <w:sz w:val="18"/>
+              </w:rPr>
+              <w:t>ai-audit-log-readable.png</w:t>
+            </w:r>
+          </w:p>
+        </w:tc>
+      </w:tr>
+      <w:tr>
+        <w:tc>
+          <w:tcPr>
+            <w:tcW w:type="dxa" w:w="1701"/>
+          </w:tcPr>
+          <w:p>
+            <w:r>
+              <w:rPr>
+                <w:sz w:val="18"/>
+              </w:rPr>
+              <w:t>描述</w:t>
+            </w:r>
+          </w:p>
+        </w:tc>
+        <w:tc>
+          <w:tcPr>
+            <w:tcW w:type="dxa" w:w="7370"/>
+          </w:tcPr>
+          <w:p>
+            <w:r>
+              <w:rPr>
+                <w:sz w:val="18"/>
+              </w:rPr>
+              <w:t>[Audit] Audit Log 可读</w:t>
+            </w:r>
+          </w:p>
+        </w:tc>
+      </w:tr>
+      <w:tr>
+        <w:tc>
+          <w:tcPr>
+            <w:tcW w:type="dxa" w:w="1701"/>
+            <w:shd w:val="clear" w:color="auto" w:fill="F2F6FC"/>
+          </w:tcPr>
+          <w:p>
+            <w:r>
+              <w:rPr>
+                <w:sz w:val="18"/>
+              </w:rPr>
+              <w:t>Mock</w:t>
+            </w:r>
+          </w:p>
+        </w:tc>
+        <w:tc>
+          <w:tcPr>
+            <w:tcW w:type="dxa" w:w="7370"/>
+            <w:shd w:val="clear" w:color="auto" w:fill="F2F6FC"/>
+          </w:tcPr>
+          <w:p>
+            <w:r>
+              <w:rPr>
+                <w:sz w:val="18"/>
+              </w:rPr>
+              <w:t>否</w:t>
+            </w:r>
+          </w:p>
+        </w:tc>
+      </w:tr>
+    </w:tbl>
+    <w:p/>
+    <w:p>
+      <w:pPr>
+        <w:jc w:val="center"/>
+      </w:pPr>
+      <w:r>
+        <w:drawing>
+          <wp:inline xmlns:a="http://schemas.openxmlformats.org/drawingml/2006/main" xmlns:pic="http://schemas.openxmlformats.org/drawingml/2006/picture">
+            <wp:extent cx="5029200" cy="3143250"/>
+            <wp:docPr id="16" name="Picture 16"/>
+            <wp:cNvGraphicFramePr>
+              <a:graphicFrameLocks noChangeAspect="1"/>
+            </wp:cNvGraphicFramePr>
+            <a:graphic>
+              <a:graphicData uri="http://schemas.openxmlformats.org/drawingml/2006/picture">
+                <pic:pic>
+                  <pic:nvPicPr>
+                    <pic:cNvPr id="0" name="ai-audit-log-readable_u.png"/>
+                    <pic:cNvPicPr/>
+                  </pic:nvPicPr>
+                  <pic:blipFill>
+                    <a:blip r:embed="rId24"/>
+                    <a:stretch>
+                      <a:fillRect/>
+                    </a:stretch>
+                  </pic:blipFill>
+                  <pic:spPr>
+                    <a:xfrm>
+                      <a:off x="0" y="0"/>
+                      <a:ext cx="5029200" cy="3143250"/>
+                    </a:xfrm>
+                    <a:prstGeom prst="rect"/>
+                  </pic:spPr>
+                </pic:pic>
+              </a:graphicData>
+            </a:graphic>
+          </wp:inline>
+        </w:drawing>
+      </w:r>
+    </w:p>
+    <w:p/>
+    <w:p>
+      <w:pPr>
+        <w:pStyle w:val="Heading2"/>
+      </w:pPr>
+      <w:r>
+        <w:t>17. [Permission] Interviewer Denied</w:t>
+      </w:r>
+    </w:p>
+    <w:tbl>
+      <w:tblPr>
+        <w:tblStyle w:val="TableGrid"/>
+        <w:tblW w:type="auto" w:w="0"/>
+        <w:jc w:val="center"/>
+        <w:tblLook w:firstColumn="1" w:firstRow="1" w:lastColumn="0" w:lastRow="0" w:noHBand="0" w:noVBand="1" w:val="04A0"/>
+      </w:tblPr>
+      <w:tblGrid>
+        <w:gridCol w:w="4320"/>
+        <w:gridCol w:w="4320"/>
+      </w:tblGrid>
+      <w:tr>
+        <w:tc>
+          <w:tcPr>
+            <w:tcW w:type="dxa" w:w="1701"/>
+            <w:shd w:val="clear" w:color="auto" w:fill="2B579A"/>
+          </w:tcPr>
+          <w:p>
+            <w:pPr>
+              <w:jc w:val="center"/>
+            </w:pPr>
+            <w:r>
+              <w:rPr>
+                <w:b/>
+                <w:color w:val="FFFFFF"/>
+                <w:sz w:val="20"/>
+              </w:rPr>
+              <w:t>属性</w:t>
+            </w:r>
+          </w:p>
+        </w:tc>
+        <w:tc>
+          <w:tcPr>
+            <w:tcW w:type="dxa" w:w="7370"/>
+            <w:shd w:val="clear" w:color="auto" w:fill="2B579A"/>
+          </w:tcPr>
+          <w:p>
+            <w:pPr>
+              <w:jc w:val="center"/>
+            </w:pPr>
+            <w:r>
+              <w:rPr>
+                <w:b/>
+                <w:color w:val="FFFFFF"/>
+                <w:sz w:val="20"/>
+              </w:rPr>
+              <w:t>值</w:t>
+            </w:r>
+          </w:p>
+        </w:tc>
+      </w:tr>
+      <w:tr>
+        <w:tc>
+          <w:tcPr>
+            <w:tcW w:type="dxa" w:w="1701"/>
+            <w:shd w:val="clear" w:color="auto" w:fill="F2F6FC"/>
+          </w:tcPr>
+          <w:p>
+            <w:r>
+              <w:rPr>
+                <w:sz w:val="18"/>
+              </w:rPr>
+              <w:t>文件名</w:t>
+            </w:r>
+          </w:p>
+        </w:tc>
+        <w:tc>
+          <w:tcPr>
+            <w:tcW w:type="dxa" w:w="7370"/>
+            <w:shd w:val="clear" w:color="auto" w:fill="F2F6FC"/>
+          </w:tcPr>
+          <w:p>
+            <w:r>
+              <w:rPr>
+                <w:sz w:val="18"/>
+              </w:rPr>
+              <w:t>ai-permission-denied.png</w:t>
+            </w:r>
+          </w:p>
+        </w:tc>
+      </w:tr>
+      <w:tr>
+        <w:tc>
+          <w:tcPr>
+            <w:tcW w:type="dxa" w:w="1701"/>
+          </w:tcPr>
+          <w:p>
+            <w:r>
+              <w:rPr>
+                <w:sz w:val="18"/>
+              </w:rPr>
+              <w:t>描述</w:t>
+            </w:r>
+          </w:p>
+        </w:tc>
+        <w:tc>
+          <w:tcPr>
+            <w:tcW w:type="dxa" w:w="7370"/>
+          </w:tcPr>
+          <w:p>
+            <w:r>
+              <w:rPr>
+                <w:sz w:val="18"/>
+              </w:rPr>
+              <w:t>[Permission] Interviewer Denied</w:t>
+            </w:r>
+          </w:p>
+        </w:tc>
+      </w:tr>
+      <w:tr>
+        <w:tc>
+          <w:tcPr>
+            <w:tcW w:type="dxa" w:w="1701"/>
+            <w:shd w:val="clear" w:color="auto" w:fill="F2F6FC"/>
+          </w:tcPr>
+          <w:p>
+            <w:r>
+              <w:rPr>
+                <w:sz w:val="18"/>
+              </w:rPr>
+              <w:t>Mock</w:t>
+            </w:r>
+          </w:p>
+        </w:tc>
+        <w:tc>
+          <w:tcPr>
+            <w:tcW w:type="dxa" w:w="7370"/>
+            <w:shd w:val="clear" w:color="auto" w:fill="F2F6FC"/>
+          </w:tcPr>
+          <w:p>
+            <w:r>
+              <w:rPr>
+                <w:sz w:val="18"/>
+              </w:rPr>
+              <w:t>否</w:t>
+            </w:r>
+          </w:p>
+        </w:tc>
+      </w:tr>
+    </w:tbl>
+    <w:p/>
+    <w:p>
+      <w:pPr>
+        <w:jc w:val="center"/>
+      </w:pPr>
+      <w:r>
+        <w:drawing>
+          <wp:inline xmlns:a="http://schemas.openxmlformats.org/drawingml/2006/main" xmlns:pic="http://schemas.openxmlformats.org/drawingml/2006/picture">
+            <wp:extent cx="5029200" cy="3143250"/>
+            <wp:docPr id="17" name="Picture 17"/>
+            <wp:cNvGraphicFramePr>
+              <a:graphicFrameLocks noChangeAspect="1"/>
+            </wp:cNvGraphicFramePr>
+            <a:graphic>
+              <a:graphicData uri="http://schemas.openxmlformats.org/drawingml/2006/picture">
+                <pic:pic>
+                  <pic:nvPicPr>
+                    <pic:cNvPr id="0" name="ai-permission-denied_u.png"/>
+                    <pic:cNvPicPr/>
+                  </pic:nvPicPr>
+                  <pic:blipFill>
+                    <a:blip r:embed="rId25"/>
+                    <a:stretch>
+                      <a:fillRect/>
+                    </a:stretch>
+                  </pic:blipFill>
+                  <pic:spPr>
+                    <a:xfrm>
+                      <a:off x="0" y="0"/>
+                      <a:ext cx="5029200" cy="3143250"/>
+                    </a:xfrm>
+                    <a:prstGeom prst="rect"/>
+                  </pic:spPr>
+                </pic:pic>
+              </a:graphicData>
+            </a:graphic>
+          </wp:inline>
+        </w:drawing>
+      </w:r>
+    </w:p>
+    <w:p/>
+    <w:p>
+      <w:pPr>
+        <w:pStyle w:val="Heading2"/>
+      </w:pPr>
+      <w:r>
+        <w:t>18. [Verify] Action Center 未破坏</w:t>
+      </w:r>
+    </w:p>
+    <w:tbl>
+      <w:tblPr>
+        <w:tblStyle w:val="TableGrid"/>
+        <w:tblW w:type="auto" w:w="0"/>
+        <w:jc w:val="center"/>
+        <w:tblLook w:firstColumn="1" w:firstRow="1" w:lastColumn="0" w:lastRow="0" w:noHBand="0" w:noVBand="1" w:val="04A0"/>
+      </w:tblPr>
+      <w:tblGrid>
+        <w:gridCol w:w="4320"/>
+        <w:gridCol w:w="4320"/>
+      </w:tblGrid>
+      <w:tr>
+        <w:tc>
+          <w:tcPr>
+            <w:tcW w:type="dxa" w:w="1701"/>
+            <w:shd w:val="clear" w:color="auto" w:fill="2B579A"/>
+          </w:tcPr>
+          <w:p>
+            <w:pPr>
+              <w:jc w:val="center"/>
+            </w:pPr>
+            <w:r>
+              <w:rPr>
+                <w:b/>
+                <w:color w:val="FFFFFF"/>
+                <w:sz w:val="20"/>
+              </w:rPr>
+              <w:t>属性</w:t>
+            </w:r>
+          </w:p>
+        </w:tc>
+        <w:tc>
+          <w:tcPr>
+            <w:tcW w:type="dxa" w:w="7370"/>
+            <w:shd w:val="clear" w:color="auto" w:fill="2B579A"/>
+          </w:tcPr>
+          <w:p>
+            <w:pPr>
+              <w:jc w:val="center"/>
+            </w:pPr>
+            <w:r>
+              <w:rPr>
+                <w:b/>
+                <w:color w:val="FFFFFF"/>
+                <w:sz w:val="20"/>
+              </w:rPr>
+              <w:t>值</w:t>
+            </w:r>
+          </w:p>
+        </w:tc>
+      </w:tr>
+      <w:tr>
+        <w:tc>
+          <w:tcPr>
+            <w:tcW w:type="dxa" w:w="1701"/>
+            <w:shd w:val="clear" w:color="auto" w:fill="F2F6FC"/>
+          </w:tcPr>
+          <w:p>
+            <w:r>
+              <w:rPr>
+                <w:sz w:val="18"/>
+              </w:rPr>
+              <w:t>文件名</w:t>
+            </w:r>
+          </w:p>
+        </w:tc>
+        <w:tc>
+          <w:tcPr>
+            <w:tcW w:type="dxa" w:w="7370"/>
+            <w:shd w:val="clear" w:color="auto" w:fill="F2F6FC"/>
+          </w:tcPr>
+          <w:p>
+            <w:r>
+              <w:rPr>
+                <w:sz w:val="18"/>
+              </w:rPr>
+              <w:t>action-center-still-works-after-ai-copilot.png</w:t>
+            </w:r>
+          </w:p>
+        </w:tc>
+      </w:tr>
+      <w:tr>
+        <w:tc>
+          <w:tcPr>
+            <w:tcW w:type="dxa" w:w="1701"/>
+          </w:tcPr>
+          <w:p>
+            <w:r>
+              <w:rPr>
+                <w:sz w:val="18"/>
+              </w:rPr>
+              <w:t>描述</w:t>
+            </w:r>
+          </w:p>
+        </w:tc>
+        <w:tc>
+          <w:tcPr>
+            <w:tcW w:type="dxa" w:w="7370"/>
+          </w:tcPr>
+          <w:p>
+            <w:r>
+              <w:rPr>
+                <w:sz w:val="18"/>
+              </w:rPr>
+              <w:t>[Verify] Action Center 未破坏</w:t>
+            </w:r>
+          </w:p>
+        </w:tc>
+      </w:tr>
+      <w:tr>
+        <w:tc>
+          <w:tcPr>
+            <w:tcW w:type="dxa" w:w="1701"/>
+            <w:shd w:val="clear" w:color="auto" w:fill="F2F6FC"/>
+          </w:tcPr>
+          <w:p>
+            <w:r>
+              <w:rPr>
+                <w:sz w:val="18"/>
+              </w:rPr>
+              <w:t>Mock</w:t>
+            </w:r>
+          </w:p>
+        </w:tc>
+        <w:tc>
+          <w:tcPr>
+            <w:tcW w:type="dxa" w:w="7370"/>
+            <w:shd w:val="clear" w:color="auto" w:fill="F2F6FC"/>
+          </w:tcPr>
+          <w:p>
+            <w:r>
+              <w:rPr>
+                <w:sz w:val="18"/>
+              </w:rPr>
+              <w:t>否</w:t>
+            </w:r>
+          </w:p>
+        </w:tc>
+      </w:tr>
+    </w:tbl>
+    <w:p/>
+    <w:p>
+      <w:pPr>
+        <w:jc w:val="center"/>
+      </w:pPr>
+      <w:r>
+        <w:drawing>
+          <wp:inline xmlns:a="http://schemas.openxmlformats.org/drawingml/2006/main" xmlns:pic="http://schemas.openxmlformats.org/drawingml/2006/picture">
+            <wp:extent cx="5029200" cy="3143250"/>
+            <wp:docPr id="18" name="Picture 18"/>
+            <wp:cNvGraphicFramePr>
+              <a:graphicFrameLocks noChangeAspect="1"/>
+            </wp:cNvGraphicFramePr>
+            <a:graphic>
+              <a:graphicData uri="http://schemas.openxmlformats.org/drawingml/2006/picture">
+                <pic:pic>
+                  <pic:nvPicPr>
+                    <pic:cNvPr id="0" name="action-center-still-works-after-ai-copilot_u.png"/>
+                    <pic:cNvPicPr/>
+                  </pic:nvPicPr>
+                  <pic:blipFill>
+                    <a:blip r:embed="rId26"/>
+                    <a:stretch>
+                      <a:fillRect/>
+                    </a:stretch>
+                  </pic:blipFill>
+                  <pic:spPr>
+                    <a:xfrm>
+                      <a:off x="0" y="0"/>
+                      <a:ext cx="5029200" cy="3143250"/>
+                    </a:xfrm>
+                    <a:prstGeom prst="rect"/>
+                  </pic:spPr>
+                </pic:pic>
+              </a:graphicData>
+            </a:graphic>
+          </wp:inline>
+        </w:drawing>
+      </w:r>
+    </w:p>
+    <w:p/>
+    <w:p>
+      <w:pPr>
+        <w:pStyle w:val="Heading2"/>
+      </w:pPr>
+      <w:r>
+        <w:t>19. [Verify] Offer Risk 未破坏</w:t>
+      </w:r>
+    </w:p>
+    <w:tbl>
+      <w:tblPr>
+        <w:tblStyle w:val="TableGrid"/>
+        <w:tblW w:type="auto" w:w="0"/>
+        <w:jc w:val="center"/>
+        <w:tblLook w:firstColumn="1" w:firstRow="1" w:lastColumn="0" w:lastRow="0" w:noHBand="0" w:noVBand="1" w:val="04A0"/>
+      </w:tblPr>
+      <w:tblGrid>
+        <w:gridCol w:w="4320"/>
+        <w:gridCol w:w="4320"/>
+      </w:tblGrid>
+      <w:tr>
+        <w:tc>
+          <w:tcPr>
+            <w:tcW w:type="dxa" w:w="1701"/>
+            <w:shd w:val="clear" w:color="auto" w:fill="2B579A"/>
+          </w:tcPr>
+          <w:p>
+            <w:pPr>
+              <w:jc w:val="center"/>
+            </w:pPr>
+            <w:r>
+              <w:rPr>
+                <w:b/>
+                <w:color w:val="FFFFFF"/>
+                <w:sz w:val="20"/>
+              </w:rPr>
+              <w:t>属性</w:t>
+            </w:r>
+          </w:p>
+        </w:tc>
+        <w:tc>
+          <w:tcPr>
+            <w:tcW w:type="dxa" w:w="7370"/>
+            <w:shd w:val="clear" w:color="auto" w:fill="2B579A"/>
+          </w:tcPr>
+          <w:p>
+            <w:pPr>
+              <w:jc w:val="center"/>
+            </w:pPr>
+            <w:r>
+              <w:rPr>
+                <w:b/>
+                <w:color w:val="FFFFFF"/>
+                <w:sz w:val="20"/>
+              </w:rPr>
+              <w:t>值</w:t>
+            </w:r>
+          </w:p>
+        </w:tc>
+      </w:tr>
+      <w:tr>
+        <w:tc>
+          <w:tcPr>
+            <w:tcW w:type="dxa" w:w="1701"/>
+            <w:shd w:val="clear" w:color="auto" w:fill="F2F6FC"/>
+          </w:tcPr>
+          <w:p>
+            <w:r>
+              <w:rPr>
+                <w:sz w:val="18"/>
+              </w:rPr>
+              <w:t>文件名</w:t>
+            </w:r>
+          </w:p>
+        </w:tc>
+        <w:tc>
+          <w:tcPr>
+            <w:tcW w:type="dxa" w:w="7370"/>
+            <w:shd w:val="clear" w:color="auto" w:fill="F2F6FC"/>
+          </w:tcPr>
+          <w:p>
+            <w:r>
+              <w:rPr>
+                <w:sz w:val="18"/>
+              </w:rPr>
+              <w:t>offer-risk-still-works-after-ai-copilot.png</w:t>
+            </w:r>
+          </w:p>
+        </w:tc>
+      </w:tr>
+      <w:tr>
+        <w:tc>
+          <w:tcPr>
+            <w:tcW w:type="dxa" w:w="1701"/>
+          </w:tcPr>
+          <w:p>
+            <w:r>
+              <w:rPr>
+                <w:sz w:val="18"/>
+              </w:rPr>
+              <w:t>描述</w:t>
+            </w:r>
+          </w:p>
+        </w:tc>
+        <w:tc>
+          <w:tcPr>
+            <w:tcW w:type="dxa" w:w="7370"/>
+          </w:tcPr>
+          <w:p>
+            <w:r>
+              <w:rPr>
+                <w:sz w:val="18"/>
+              </w:rPr>
+              <w:t>[Verify] Offer Risk 未破坏</w:t>
+            </w:r>
+          </w:p>
+        </w:tc>
+      </w:tr>
+      <w:tr>
+        <w:tc>
+          <w:tcPr>
+            <w:tcW w:type="dxa" w:w="1701"/>
+            <w:shd w:val="clear" w:color="auto" w:fill="F2F6FC"/>
+          </w:tcPr>
+          <w:p>
+            <w:r>
+              <w:rPr>
+                <w:sz w:val="18"/>
+              </w:rPr>
+              <w:t>Mock</w:t>
+            </w:r>
+          </w:p>
+        </w:tc>
+        <w:tc>
+          <w:tcPr>
+            <w:tcW w:type="dxa" w:w="7370"/>
+            <w:shd w:val="clear" w:color="auto" w:fill="F2F6FC"/>
+          </w:tcPr>
+          <w:p>
+            <w:r>
+              <w:rPr>
+                <w:sz w:val="18"/>
+              </w:rPr>
+              <w:t>否</w:t>
+            </w:r>
+          </w:p>
+        </w:tc>
+      </w:tr>
+    </w:tbl>
+    <w:p/>
+    <w:p>
+      <w:pPr>
+        <w:jc w:val="center"/>
+      </w:pPr>
+      <w:r>
+        <w:drawing>
+          <wp:inline xmlns:a="http://schemas.openxmlformats.org/drawingml/2006/main" xmlns:pic="http://schemas.openxmlformats.org/drawingml/2006/picture">
+            <wp:extent cx="5029200" cy="3143250"/>
+            <wp:docPr id="19" name="Picture 19"/>
+            <wp:cNvGraphicFramePr>
+              <a:graphicFrameLocks noChangeAspect="1"/>
+            </wp:cNvGraphicFramePr>
+            <a:graphic>
+              <a:graphicData uri="http://schemas.openxmlformats.org/drawingml/2006/picture">
+                <pic:pic>
+                  <pic:nvPicPr>
+                    <pic:cNvPr id="0" name="offer-risk-still-works-after-ai-copilot_u.png"/>
+                    <pic:cNvPicPr/>
+                  </pic:nvPicPr>
+                  <pic:blipFill>
+                    <a:blip r:embed="rId27"/>
+                    <a:stretch>
+                      <a:fillRect/>
+                    </a:stretch>
+                  </pic:blipFill>
+                  <pic:spPr>
+                    <a:xfrm>
+                      <a:off x="0" y="0"/>
+                      <a:ext cx="5029200" cy="3143250"/>
+                    </a:xfrm>
+                    <a:prstGeom prst="rect"/>
+                  </pic:spPr>
+                </pic:pic>
+              </a:graphicData>
+            </a:graphic>
+          </wp:inline>
+        </w:drawing>
+      </w:r>
+    </w:p>
+    <w:p/>
+    <w:p>
+      <w:pPr>
+        <w:pStyle w:val="Heading2"/>
+      </w:pPr>
+      <w:r>
+        <w:t>20. [Verify] Candidate Center 未破坏</w:t>
+      </w:r>
+    </w:p>
+    <w:tbl>
+      <w:tblPr>
+        <w:tblStyle w:val="TableGrid"/>
+        <w:tblW w:type="auto" w:w="0"/>
+        <w:jc w:val="center"/>
+        <w:tblLook w:firstColumn="1" w:firstRow="1" w:lastColumn="0" w:lastRow="0" w:noHBand="0" w:noVBand="1" w:val="04A0"/>
+      </w:tblPr>
+      <w:tblGrid>
+        <w:gridCol w:w="4320"/>
+        <w:gridCol w:w="4320"/>
+      </w:tblGrid>
+      <w:tr>
+        <w:tc>
+          <w:tcPr>
+            <w:tcW w:type="dxa" w:w="1701"/>
+            <w:shd w:val="clear" w:color="auto" w:fill="2B579A"/>
+          </w:tcPr>
+          <w:p>
+            <w:pPr>
+              <w:jc w:val="center"/>
+            </w:pPr>
+            <w:r>
+              <w:rPr>
+                <w:b/>
+                <w:color w:val="FFFFFF"/>
+                <w:sz w:val="20"/>
+              </w:rPr>
+              <w:t>属性</w:t>
+            </w:r>
+          </w:p>
+        </w:tc>
+        <w:tc>
+          <w:tcPr>
+            <w:tcW w:type="dxa" w:w="7370"/>
+            <w:shd w:val="clear" w:color="auto" w:fill="2B579A"/>
+          </w:tcPr>
+          <w:p>
+            <w:pPr>
+              <w:jc w:val="center"/>
+            </w:pPr>
+            <w:r>
+              <w:rPr>
+                <w:b/>
+                <w:color w:val="FFFFFF"/>
+                <w:sz w:val="20"/>
+              </w:rPr>
+              <w:t>值</w:t>
+            </w:r>
+          </w:p>
+        </w:tc>
+      </w:tr>
+      <w:tr>
+        <w:tc>
+          <w:tcPr>
+            <w:tcW w:type="dxa" w:w="1701"/>
+            <w:shd w:val="clear" w:color="auto" w:fill="F2F6FC"/>
+          </w:tcPr>
+          <w:p>
+            <w:r>
+              <w:rPr>
+                <w:sz w:val="18"/>
+              </w:rPr>
+              <w:t>文件名</w:t>
+            </w:r>
+          </w:p>
+        </w:tc>
+        <w:tc>
+          <w:tcPr>
+            <w:tcW w:type="dxa" w:w="7370"/>
+            <w:shd w:val="clear" w:color="auto" w:fill="F2F6FC"/>
+          </w:tcPr>
+          <w:p>
+            <w:r>
+              <w:rPr>
+                <w:sz w:val="18"/>
+              </w:rPr>
+              <w:t>candidate-center-still-works-after-ai-copilot.png</w:t>
+            </w:r>
+          </w:p>
+        </w:tc>
+      </w:tr>
+      <w:tr>
+        <w:tc>
+          <w:tcPr>
+            <w:tcW w:type="dxa" w:w="1701"/>
+          </w:tcPr>
+          <w:p>
+            <w:r>
+              <w:rPr>
+                <w:sz w:val="18"/>
+              </w:rPr>
+              <w:t>描述</w:t>
+            </w:r>
+          </w:p>
+        </w:tc>
+        <w:tc>
+          <w:tcPr>
+            <w:tcW w:type="dxa" w:w="7370"/>
+          </w:tcPr>
+          <w:p>
+            <w:r>
+              <w:rPr>
+                <w:sz w:val="18"/>
+              </w:rPr>
+              <w:t>[Verify] Candidate Center 未破坏</w:t>
+            </w:r>
+          </w:p>
+        </w:tc>
+      </w:tr>
+      <w:tr>
+        <w:tc>
+          <w:tcPr>
+            <w:tcW w:type="dxa" w:w="1701"/>
+            <w:shd w:val="clear" w:color="auto" w:fill="F2F6FC"/>
+          </w:tcPr>
+          <w:p>
+            <w:r>
+              <w:rPr>
+                <w:sz w:val="18"/>
+              </w:rPr>
+              <w:t>Mock</w:t>
+            </w:r>
+          </w:p>
+        </w:tc>
+        <w:tc>
+          <w:tcPr>
+            <w:tcW w:type="dxa" w:w="7370"/>
+            <w:shd w:val="clear" w:color="auto" w:fill="F2F6FC"/>
+          </w:tcPr>
+          <w:p>
+            <w:r>
+              <w:rPr>
+                <w:sz w:val="18"/>
+              </w:rPr>
+              <w:t>否</w:t>
+            </w:r>
+          </w:p>
+        </w:tc>
+      </w:tr>
+    </w:tbl>
+    <w:p/>
+    <w:p>
+      <w:pPr>
+        <w:jc w:val="center"/>
+      </w:pPr>
+      <w:r>
+        <w:drawing>
+          <wp:inline xmlns:a="http://schemas.openxmlformats.org/drawingml/2006/main" xmlns:pic="http://schemas.openxmlformats.org/drawingml/2006/picture">
+            <wp:extent cx="5029200" cy="3143250"/>
+            <wp:docPr id="20" name="Picture 20"/>
+            <wp:cNvGraphicFramePr>
+              <a:graphicFrameLocks noChangeAspect="1"/>
+            </wp:cNvGraphicFramePr>
+            <a:graphic>
+              <a:graphicData uri="http://schemas.openxmlformats.org/drawingml/2006/picture">
+                <pic:pic>
+                  <pic:nvPicPr>
+                    <pic:cNvPr id="0" name="candidate-center-still-works-after-ai-copilot_u.png"/>
+                    <pic:cNvPicPr/>
+                  </pic:nvPicPr>
+                  <pic:blipFill>
+                    <a:blip r:embed="rId28"/>
+                    <a:stretch>
+                      <a:fillRect/>
+                    </a:stretch>
+                  </pic:blipFill>
+                  <pic:spPr>
+                    <a:xfrm>
+                      <a:off x="0" y="0"/>
+                      <a:ext cx="5029200" cy="3143250"/>
+                    </a:xfrm>
+                    <a:prstGeom prst="rect"/>
+                  </pic:spPr>
+                </pic:pic>
+              </a:graphicData>
+            </a:graphic>
+          </wp:inline>
+        </w:drawing>
+      </w:r>
+    </w:p>
+    <w:p/>
+    <w:p>
+      <w:pPr>
         <w:pStyle w:val="Heading1"/>
       </w:pPr>
       <w:r>
-        <w:t>五、验收红线</w:t>
+        <w:t>七、验收红线</w:t>
       </w:r>
     </w:p>
     <w:tbl>
@@ -4884,7 +8517,7 @@
               <w:rPr>
                 <w:sz w:val="18"/>
               </w:rPr>
-              <w:t>Provider 未配置时无假 AI</w:t>
+              <w:t>Provider未配置时不生成假AI</w:t>
             </w:r>
           </w:p>
         </w:tc>
@@ -4926,7 +8559,7 @@
               <w:rPr>
                 <w:sz w:val="18"/>
               </w:rPr>
-              <w:t>前端不暴露 API Key</w:t>
+              <w:t>前端不暴露API Key</w:t>
             </w:r>
           </w:p>
         </w:tc>
@@ -4969,7 +8602,7 @@
               <w:rPr>
                 <w:sz w:val="18"/>
               </w:rPr>
-              <w:t>AI 输出有 provenance</w:t>
+              <w:t>日志/截图无API Key</w:t>
             </w:r>
           </w:p>
         </w:tc>
@@ -5011,7 +8644,7 @@
               <w:rPr>
                 <w:sz w:val="18"/>
               </w:rPr>
-              <w:t>AI 边界文案可见</w:t>
+              <w:t>AI输出有evidence</w:t>
             </w:r>
           </w:p>
         </w:tc>
@@ -5054,7 +8687,7 @@
               <w:rPr>
                 <w:sz w:val="18"/>
               </w:rPr>
-              <w:t>Human Review 控件</w:t>
+              <w:t>AI输出有provider/model/promptVersion</w:t>
             </w:r>
           </w:p>
         </w:tc>
@@ -5096,7 +8729,7 @@
               <w:rPr>
                 <w:sz w:val="18"/>
               </w:rPr>
-              <w:t>不自动录用/淘汰</w:t>
+              <w:t>AI输出有仅供参考边界</w:t>
             </w:r>
           </w:p>
         </w:tc>
@@ -5139,7 +8772,7 @@
               <w:rPr>
                 <w:sz w:val="18"/>
               </w:rPr>
-              <w:t>Scope guardrail</w:t>
+              <w:t>不自动录用/淘汰</w:t>
             </w:r>
           </w:p>
         </w:tc>
@@ -5181,7 +8814,517 @@
               <w:rPr>
                 <w:sz w:val="18"/>
               </w:rPr>
-              <w:t>typecheck/lint/build 通过</w:t>
+              <w:t>不自动推进流程</w:t>
+            </w:r>
+          </w:p>
+        </w:tc>
+        <w:tc>
+          <w:tcPr>
+            <w:tcW w:type="dxa" w:w="2880"/>
+          </w:tcPr>
+          <w:p>
+            <w:r>
+              <w:rPr>
+                <w:sz w:val="18"/>
+              </w:rPr>
+              <w:t>PASS</w:t>
+            </w:r>
+          </w:p>
+        </w:tc>
+      </w:tr>
+      <w:tr>
+        <w:tc>
+          <w:tcPr>
+            <w:tcW w:type="dxa" w:w="2880"/>
+            <w:shd w:val="clear" w:color="auto" w:fill="F2F6FC"/>
+          </w:tcPr>
+          <w:p>
+            <w:r>
+              <w:rPr>
+                <w:sz w:val="18"/>
+              </w:rPr>
+              <w:t>9</w:t>
+            </w:r>
+          </w:p>
+        </w:tc>
+        <w:tc>
+          <w:tcPr>
+            <w:tcW w:type="dxa" w:w="2880"/>
+            <w:shd w:val="clear" w:color="auto" w:fill="F2F6FC"/>
+          </w:tcPr>
+          <w:p>
+            <w:r>
+              <w:rPr>
+                <w:sz w:val="18"/>
+              </w:rPr>
+              <w:t>不自动发Offer</w:t>
+            </w:r>
+          </w:p>
+        </w:tc>
+        <w:tc>
+          <w:tcPr>
+            <w:tcW w:type="dxa" w:w="2880"/>
+            <w:shd w:val="clear" w:color="auto" w:fill="F2F6FC"/>
+          </w:tcPr>
+          <w:p>
+            <w:r>
+              <w:rPr>
+                <w:sz w:val="18"/>
+              </w:rPr>
+              <w:t>PASS</w:t>
+            </w:r>
+          </w:p>
+        </w:tc>
+      </w:tr>
+      <w:tr>
+        <w:tc>
+          <w:tcPr>
+            <w:tcW w:type="dxa" w:w="2880"/>
+          </w:tcPr>
+          <w:p>
+            <w:r>
+              <w:rPr>
+                <w:sz w:val="18"/>
+              </w:rPr>
+              <w:t>10</w:t>
+            </w:r>
+          </w:p>
+        </w:tc>
+        <w:tc>
+          <w:tcPr>
+            <w:tcW w:type="dxa" w:w="2880"/>
+          </w:tcPr>
+          <w:p>
+            <w:r>
+              <w:rPr>
+                <w:sz w:val="18"/>
+              </w:rPr>
+              <w:t>不自动关闭Action</w:t>
+            </w:r>
+          </w:p>
+        </w:tc>
+        <w:tc>
+          <w:tcPr>
+            <w:tcW w:type="dxa" w:w="2880"/>
+          </w:tcPr>
+          <w:p>
+            <w:r>
+              <w:rPr>
+                <w:sz w:val="18"/>
+              </w:rPr>
+              <w:t>PASS</w:t>
+            </w:r>
+          </w:p>
+        </w:tc>
+      </w:tr>
+      <w:tr>
+        <w:tc>
+          <w:tcPr>
+            <w:tcW w:type="dxa" w:w="2880"/>
+            <w:shd w:val="clear" w:color="auto" w:fill="F2F6FC"/>
+          </w:tcPr>
+          <w:p>
+            <w:r>
+              <w:rPr>
+                <w:sz w:val="18"/>
+              </w:rPr>
+              <w:t>11</w:t>
+            </w:r>
+          </w:p>
+        </w:tc>
+        <w:tc>
+          <w:tcPr>
+            <w:tcW w:type="dxa" w:w="2880"/>
+            <w:shd w:val="clear" w:color="auto" w:fill="F2F6FC"/>
+          </w:tcPr>
+          <w:p>
+            <w:r>
+              <w:rPr>
+                <w:sz w:val="18"/>
+              </w:rPr>
+              <w:t>无权限不可调用AI</w:t>
+            </w:r>
+          </w:p>
+        </w:tc>
+        <w:tc>
+          <w:tcPr>
+            <w:tcW w:type="dxa" w:w="2880"/>
+            <w:shd w:val="clear" w:color="auto" w:fill="F2F6FC"/>
+          </w:tcPr>
+          <w:p>
+            <w:r>
+              <w:rPr>
+                <w:sz w:val="18"/>
+              </w:rPr>
+              <w:t>PASS</w:t>
+            </w:r>
+          </w:p>
+        </w:tc>
+      </w:tr>
+      <w:tr>
+        <w:tc>
+          <w:tcPr>
+            <w:tcW w:type="dxa" w:w="2880"/>
+          </w:tcPr>
+          <w:p>
+            <w:r>
+              <w:rPr>
+                <w:sz w:val="18"/>
+              </w:rPr>
+              <w:t>12</w:t>
+            </w:r>
+          </w:p>
+        </w:tc>
+        <w:tc>
+          <w:tcPr>
+            <w:tcW w:type="dxa" w:w="2880"/>
+          </w:tcPr>
+          <w:p>
+            <w:r>
+              <w:rPr>
+                <w:sz w:val="18"/>
+              </w:rPr>
+              <w:t>Context Builder不越权</w:t>
+            </w:r>
+          </w:p>
+        </w:tc>
+        <w:tc>
+          <w:tcPr>
+            <w:tcW w:type="dxa" w:w="2880"/>
+          </w:tcPr>
+          <w:p>
+            <w:r>
+              <w:rPr>
+                <w:sz w:val="18"/>
+              </w:rPr>
+              <w:t>PASS</w:t>
+            </w:r>
+          </w:p>
+        </w:tc>
+      </w:tr>
+      <w:tr>
+        <w:tc>
+          <w:tcPr>
+            <w:tcW w:type="dxa" w:w="2880"/>
+            <w:shd w:val="clear" w:color="auto" w:fill="F2F6FC"/>
+          </w:tcPr>
+          <w:p>
+            <w:r>
+              <w:rPr>
+                <w:sz w:val="18"/>
+              </w:rPr>
+              <w:t>13</w:t>
+            </w:r>
+          </w:p>
+        </w:tc>
+        <w:tc>
+          <w:tcPr>
+            <w:tcW w:type="dxa" w:w="2880"/>
+            <w:shd w:val="clear" w:color="auto" w:fill="F2F6FC"/>
+          </w:tcPr>
+          <w:p>
+            <w:r>
+              <w:rPr>
+                <w:sz w:val="18"/>
+              </w:rPr>
+              <w:t>敏感信息不进context</w:t>
+            </w:r>
+          </w:p>
+        </w:tc>
+        <w:tc>
+          <w:tcPr>
+            <w:tcW w:type="dxa" w:w="2880"/>
+            <w:shd w:val="clear" w:color="auto" w:fill="F2F6FC"/>
+          </w:tcPr>
+          <w:p>
+            <w:r>
+              <w:rPr>
+                <w:sz w:val="18"/>
+              </w:rPr>
+              <w:t>PASS</w:t>
+            </w:r>
+          </w:p>
+        </w:tc>
+      </w:tr>
+      <w:tr>
+        <w:tc>
+          <w:tcPr>
+            <w:tcW w:type="dxa" w:w="2880"/>
+          </w:tcPr>
+          <w:p>
+            <w:r>
+              <w:rPr>
+                <w:sz w:val="18"/>
+              </w:rPr>
+              <w:t>14</w:t>
+            </w:r>
+          </w:p>
+        </w:tc>
+        <w:tc>
+          <w:tcPr>
+            <w:tcW w:type="dxa" w:w="2880"/>
+          </w:tcPr>
+          <w:p>
+            <w:r>
+              <w:rPr>
+                <w:sz w:val="18"/>
+              </w:rPr>
+              <w:t>DOM验证完成(25项)</w:t>
+            </w:r>
+          </w:p>
+        </w:tc>
+        <w:tc>
+          <w:tcPr>
+            <w:tcW w:type="dxa" w:w="2880"/>
+          </w:tcPr>
+          <w:p>
+            <w:r>
+              <w:rPr>
+                <w:sz w:val="18"/>
+              </w:rPr>
+              <w:t>PASS</w:t>
+            </w:r>
+          </w:p>
+        </w:tc>
+      </w:tr>
+      <w:tr>
+        <w:tc>
+          <w:tcPr>
+            <w:tcW w:type="dxa" w:w="2880"/>
+            <w:shd w:val="clear" w:color="auto" w:fill="F2F6FC"/>
+          </w:tcPr>
+          <w:p>
+            <w:r>
+              <w:rPr>
+                <w:sz w:val="18"/>
+              </w:rPr>
+              <w:t>15</w:t>
+            </w:r>
+          </w:p>
+        </w:tc>
+        <w:tc>
+          <w:tcPr>
+            <w:tcW w:type="dxa" w:w="2880"/>
+            <w:shd w:val="clear" w:color="auto" w:fill="F2F6FC"/>
+          </w:tcPr>
+          <w:p>
+            <w:r>
+              <w:rPr>
+                <w:sz w:val="18"/>
+              </w:rPr>
+              <w:t>API Evidence完整(13条)</w:t>
+            </w:r>
+          </w:p>
+        </w:tc>
+        <w:tc>
+          <w:tcPr>
+            <w:tcW w:type="dxa" w:w="2880"/>
+            <w:shd w:val="clear" w:color="auto" w:fill="F2F6FC"/>
+          </w:tcPr>
+          <w:p>
+            <w:r>
+              <w:rPr>
+                <w:sz w:val="18"/>
+              </w:rPr>
+              <w:t>PASS</w:t>
+            </w:r>
+          </w:p>
+        </w:tc>
+      </w:tr>
+      <w:tr>
+        <w:tc>
+          <w:tcPr>
+            <w:tcW w:type="dxa" w:w="2880"/>
+          </w:tcPr>
+          <w:p>
+            <w:r>
+              <w:rPr>
+                <w:sz w:val="18"/>
+              </w:rPr>
+              <w:t>16</w:t>
+            </w:r>
+          </w:p>
+        </w:tc>
+        <w:tc>
+          <w:tcPr>
+            <w:tcW w:type="dxa" w:w="2880"/>
+          </w:tcPr>
+          <w:p>
+            <w:r>
+              <w:rPr>
+                <w:sz w:val="18"/>
+              </w:rPr>
+              <w:t>Permission Evidence完整(9条)</w:t>
+            </w:r>
+          </w:p>
+        </w:tc>
+        <w:tc>
+          <w:tcPr>
+            <w:tcW w:type="dxa" w:w="2880"/>
+          </w:tcPr>
+          <w:p>
+            <w:r>
+              <w:rPr>
+                <w:sz w:val="18"/>
+              </w:rPr>
+              <w:t>PASS</w:t>
+            </w:r>
+          </w:p>
+        </w:tc>
+      </w:tr>
+      <w:tr>
+        <w:tc>
+          <w:tcPr>
+            <w:tcW w:type="dxa" w:w="2880"/>
+            <w:shd w:val="clear" w:color="auto" w:fill="F2F6FC"/>
+          </w:tcPr>
+          <w:p>
+            <w:r>
+              <w:rPr>
+                <w:sz w:val="18"/>
+              </w:rPr>
+              <w:t>17</w:t>
+            </w:r>
+          </w:p>
+        </w:tc>
+        <w:tc>
+          <w:tcPr>
+            <w:tcW w:type="dxa" w:w="2880"/>
+            <w:shd w:val="clear" w:color="auto" w:fill="F2F6FC"/>
+          </w:tcPr>
+          <w:p>
+            <w:r>
+              <w:rPr>
+                <w:sz w:val="18"/>
+              </w:rPr>
+              <w:t>截图&gt;=20</w:t>
+            </w:r>
+          </w:p>
+        </w:tc>
+        <w:tc>
+          <w:tcPr>
+            <w:tcW w:type="dxa" w:w="2880"/>
+            <w:shd w:val="clear" w:color="auto" w:fill="F2F6FC"/>
+          </w:tcPr>
+          <w:p>
+            <w:r>
+              <w:rPr>
+                <w:sz w:val="18"/>
+              </w:rPr>
+              <w:t>PASS(20)</w:t>
+            </w:r>
+          </w:p>
+        </w:tc>
+      </w:tr>
+      <w:tr>
+        <w:tc>
+          <w:tcPr>
+            <w:tcW w:type="dxa" w:w="2880"/>
+          </w:tcPr>
+          <w:p>
+            <w:r>
+              <w:rPr>
+                <w:sz w:val="18"/>
+              </w:rPr>
+              <w:t>18</w:t>
+            </w:r>
+          </w:p>
+        </w:tc>
+        <w:tc>
+          <w:tcPr>
+            <w:tcW w:type="dxa" w:w="2880"/>
+          </w:tcPr>
+          <w:p>
+            <w:r>
+              <w:rPr>
+                <w:sz w:val="18"/>
+              </w:rPr>
+              <w:t>typecheck/lint/build通过</w:t>
+            </w:r>
+          </w:p>
+        </w:tc>
+        <w:tc>
+          <w:tcPr>
+            <w:tcW w:type="dxa" w:w="2880"/>
+          </w:tcPr>
+          <w:p>
+            <w:r>
+              <w:rPr>
+                <w:sz w:val="18"/>
+              </w:rPr>
+              <w:t>PASS</w:t>
+            </w:r>
+          </w:p>
+        </w:tc>
+      </w:tr>
+      <w:tr>
+        <w:tc>
+          <w:tcPr>
+            <w:tcW w:type="dxa" w:w="2880"/>
+            <w:shd w:val="clear" w:color="auto" w:fill="F2F6FC"/>
+          </w:tcPr>
+          <w:p>
+            <w:r>
+              <w:rPr>
+                <w:sz w:val="18"/>
+              </w:rPr>
+              <w:t>19</w:t>
+            </w:r>
+          </w:p>
+        </w:tc>
+        <w:tc>
+          <w:tcPr>
+            <w:tcW w:type="dxa" w:w="2880"/>
+            <w:shd w:val="clear" w:color="auto" w:fill="F2F6FC"/>
+          </w:tcPr>
+          <w:p>
+            <w:r>
+              <w:rPr>
+                <w:sz w:val="18"/>
+              </w:rPr>
+              <w:t>git clean</w:t>
+            </w:r>
+          </w:p>
+        </w:tc>
+        <w:tc>
+          <w:tcPr>
+            <w:tcW w:type="dxa" w:w="2880"/>
+            <w:shd w:val="clear" w:color="auto" w:fill="F2F6FC"/>
+          </w:tcPr>
+          <w:p>
+            <w:r>
+              <w:rPr>
+                <w:sz w:val="18"/>
+              </w:rPr>
+              <w:t>PASS</w:t>
+            </w:r>
+          </w:p>
+        </w:tc>
+      </w:tr>
+      <w:tr>
+        <w:tc>
+          <w:tcPr>
+            <w:tcW w:type="dxa" w:w="2880"/>
+          </w:tcPr>
+          <w:p>
+            <w:r>
+              <w:rPr>
+                <w:sz w:val="18"/>
+              </w:rPr>
+              <w:t>20</w:t>
+            </w:r>
+          </w:p>
+        </w:tc>
+        <w:tc>
+          <w:tcPr>
+            <w:tcW w:type="dxa" w:w="2880"/>
+          </w:tcPr>
+          <w:p>
+            <w:r>
+              <w:rPr>
+                <w:sz w:val="18"/>
+              </w:rPr>
+              <w:t>未合并main/未进入8.7</w:t>
             </w:r>
           </w:p>
         </w:tc>
@@ -5206,7 +9349,7 @@
         <w:pStyle w:val="Heading1"/>
       </w:pPr>
       <w:r>
-        <w:t>六、最终结论</w:t>
+        <w:t>八、最终结论</w:t>
       </w:r>
     </w:p>
     <w:tbl>
@@ -5329,7 +9472,7 @@
               <w:rPr>
                 <w:sz w:val="18"/>
               </w:rPr>
-              <w:t>Provider 未配置时是否 not_configured</w:t>
+              <w:t>not_configured 降级</w:t>
             </w:r>
           </w:p>
         </w:tc>
@@ -5387,7 +9530,7 @@
               <w:rPr>
                 <w:sz w:val="18"/>
               </w:rPr>
-              <w:t>AI Copilot Panel 是否完成</w:t>
+              <w:t>Prompt Registry (5)</w:t>
             </w:r>
           </w:p>
         </w:tc>
@@ -5401,7 +9544,7 @@
               <w:rPr>
                 <w:sz w:val="18"/>
               </w:rPr>
-              <w:t>是 (6页)</w:t>
+              <w:t>是</w:t>
             </w:r>
           </w:p>
         </w:tc>
@@ -5416,7 +9559,7 @@
               <w:rPr>
                 <w:sz w:val="18"/>
               </w:rPr>
-              <w:t>AI Provenance 是否完成</w:t>
+              <w:t>Human Review (接受/编辑/忽略)</w:t>
             </w:r>
           </w:p>
         </w:tc>
@@ -5445,7 +9588,7 @@
               <w:rPr>
                 <w:sz w:val="18"/>
               </w:rPr>
-              <w:t>Prompt Registry 是否完成</w:t>
+              <w:t>AI AuditLog</w:t>
             </w:r>
           </w:p>
         </w:tc>
@@ -5459,7 +9602,7 @@
               <w:rPr>
                 <w:sz w:val="18"/>
               </w:rPr>
-              <w:t>是 (5 templates)</w:t>
+              <w:t>是</w:t>
             </w:r>
           </w:p>
         </w:tc>
@@ -5474,7 +9617,7 @@
               <w:rPr>
                 <w:sz w:val="18"/>
               </w:rPr>
-              <w:t>Human Review 是否完成</w:t>
+              <w:t>Redaction</w:t>
             </w:r>
           </w:p>
         </w:tc>
@@ -5503,7 +9646,7 @@
               <w:rPr>
                 <w:sz w:val="18"/>
               </w:rPr>
-              <w:t>AI AuditLog 是否完成</w:t>
+              <w:t>是否只做辅助建议</w:t>
             </w:r>
           </w:p>
         </w:tc>
@@ -5532,7 +9675,7 @@
               <w:rPr>
                 <w:sz w:val="18"/>
               </w:rPr>
-              <w:t>Redaction 是否完成</w:t>
+              <w:t>是否自动录用/淘汰</w:t>
             </w:r>
           </w:p>
         </w:tc>
@@ -5545,7 +9688,7 @@
               <w:rPr>
                 <w:sz w:val="18"/>
               </w:rPr>
-              <w:t>是</w:t>
+              <w:t>否</w:t>
             </w:r>
           </w:p>
         </w:tc>
@@ -5561,7 +9704,7 @@
               <w:rPr>
                 <w:sz w:val="18"/>
               </w:rPr>
-              <w:t>是否只做辅助建议不做决策</w:t>
+              <w:t>是否泄露敏感信息</w:t>
             </w:r>
           </w:p>
         </w:tc>
@@ -5575,7 +9718,7 @@
               <w:rPr>
                 <w:sz w:val="18"/>
               </w:rPr>
-              <w:t>是</w:t>
+              <w:t>否</w:t>
             </w:r>
           </w:p>
         </w:tc>
@@ -5590,7 +9733,7 @@
               <w:rPr>
                 <w:sz w:val="18"/>
               </w:rPr>
-              <w:t>是否自动录用/淘汰</w:t>
+              <w:t>DOM验证(25项)</w:t>
             </w:r>
           </w:p>
         </w:tc>
@@ -5603,7 +9746,7 @@
               <w:rPr>
                 <w:sz w:val="18"/>
               </w:rPr>
-              <w:t>否</w:t>
+              <w:t>是</w:t>
             </w:r>
           </w:p>
         </w:tc>
@@ -5619,7 +9762,7 @@
               <w:rPr>
                 <w:sz w:val="18"/>
               </w:rPr>
-              <w:t>是否泄露敏感信息</w:t>
+              <w:t>API Evidence(13条)</w:t>
             </w:r>
           </w:p>
         </w:tc>
@@ -5633,7 +9776,7 @@
               <w:rPr>
                 <w:sz w:val="18"/>
               </w:rPr>
-              <w:t>否</w:t>
+              <w:t>是</w:t>
             </w:r>
           </w:p>
         </w:tc>
@@ -5648,7 +9791,7 @@
               <w:rPr>
                 <w:sz w:val="18"/>
               </w:rPr>
-              <w:t>是否前端暴露 API Key</w:t>
+              <w:t>Permission Evidence(9条)</w:t>
             </w:r>
           </w:p>
         </w:tc>
@@ -5661,7 +9804,7 @@
               <w:rPr>
                 <w:sz w:val="18"/>
               </w:rPr>
-              <w:t>否</w:t>
+              <w:t>是</w:t>
             </w:r>
           </w:p>
         </w:tc>
@@ -5677,7 +9820,7 @@
               <w:rPr>
                 <w:sz w:val="18"/>
               </w:rPr>
-              <w:t>typecheck/lint/build 是否通过</w:t>
+              <w:t>截图&gt;=20</w:t>
             </w:r>
           </w:p>
         </w:tc>
@@ -5691,7 +9834,7 @@
               <w:rPr>
                 <w:sz w:val="18"/>
               </w:rPr>
-              <w:t>是</w:t>
+              <w:t>是(20)</w:t>
             </w:r>
           </w:p>
         </w:tc>
@@ -5706,7 +9849,7 @@
               <w:rPr>
                 <w:sz w:val="18"/>
               </w:rPr>
-              <w:t>git 是否 clean</w:t>
+              <w:t>typecheck/lint/build</w:t>
             </w:r>
           </w:p>
         </w:tc>
@@ -5719,7 +9862,7 @@
               <w:rPr>
                 <w:sz w:val="18"/>
               </w:rPr>
-              <w:t>是</w:t>
+              <w:t>PASS</w:t>
             </w:r>
           </w:p>
         </w:tc>
@@ -5735,7 +9878,7 @@
               <w:rPr>
                 <w:sz w:val="18"/>
               </w:rPr>
-              <w:t>是否合并 main</w:t>
+              <w:t>git</w:t>
             </w:r>
           </w:p>
         </w:tc>
@@ -5749,7 +9892,7 @@
               <w:rPr>
                 <w:sz w:val="18"/>
               </w:rPr>
-              <w:t>否</w:t>
+              <w:t>clean</w:t>
             </w:r>
           </w:p>
         </w:tc>
